--- a/Documentos/InformeResultados.docx
+++ b/Documentos/InformeResultados.docx
@@ -4,324 +4,5765 @@
   <w:body>
     <w:p>
       <w:pPr>
-        <w:rPr>
+        <w:jc w:val="center"/>
+        <w:rPr>
+          <w:rFonts w:ascii="Arial" w:hAnsi="Arial" w:cs="Arial"/>
           <w:b/>
           <w:bCs/>
         </w:rPr>
       </w:pPr>
       <w:r>
         <w:rPr>
+          <w:rFonts w:ascii="Arial" w:hAnsi="Arial" w:cs="Arial"/>
           <w:b/>
           <w:bCs/>
         </w:rPr>
-        <w:t>INFORME DE RESULTADOS DE PRUEBA DE CARGA</w:t>
-      </w:r>
-    </w:p>
-    <w:p>
-      <w:pPr>
-        <w:rPr>
+        <w:t>INFORME DE PRUEBAS DE PERFORMANCE</w:t>
+      </w:r>
+    </w:p>
+    <w:p>
+      <w:pPr>
+        <w:rPr>
+          <w:rFonts w:ascii="Segoe UI Emoji" w:hAnsi="Segoe UI Emoji" w:cs="Segoe UI Emoji"/>
           <w:b/>
           <w:bCs/>
         </w:rPr>
       </w:pPr>
-      <w:r>
-        <w:rPr>
+    </w:p>
+    <w:p>
+      <w:pPr>
+        <w:rPr>
+          <w:rFonts w:ascii="Arial" w:hAnsi="Arial" w:cs="Arial"/>
           <w:b/>
           <w:bCs/>
-        </w:rPr>
-        <w:t>1. Introducción</w:t>
-      </w:r>
-    </w:p>
-    <w:p>
-      <w:r>
-        <w:t xml:space="preserve">El presente informe describe los resultados obtenidos durante la ejecución de una prueba de carga realizada sobre el servicio evaluado, utilizando la herramienta Apache </w:t>
-      </w:r>
-      <w:proofErr w:type="spellStart"/>
-      <w:r>
-        <w:t>JMeter</w:t>
-      </w:r>
-      <w:proofErr w:type="spellEnd"/>
-      <w:r>
-        <w:t>. El propósito es analizar el comportamiento del sistema bajo condiciones de concurrencia y determinar su capacidad de respuesta.</w:t>
-      </w:r>
-    </w:p>
-    <w:p>
-      <w:r>
-        <w:pict w14:anchorId="6DFCA52B">
-          <v:rect id="_x0000_i1079" style="width:0;height:1.5pt" o:hralign="center" o:hrstd="t" o:hr="t" fillcolor="#a0a0a0" stroked="f"/>
-        </w:pict>
-      </w:r>
-    </w:p>
-    <w:p>
-      <w:pPr>
-        <w:rPr>
+          <w:sz w:val="22"/>
+          <w:szCs w:val="22"/>
+        </w:rPr>
+      </w:pPr>
+      <w:r>
+        <w:rPr>
+          <w:rFonts w:ascii="Arial" w:hAnsi="Arial" w:cs="Arial"/>
           <w:b/>
           <w:bCs/>
-        </w:rPr>
-      </w:pPr>
-      <w:r>
-        <w:rPr>
+          <w:sz w:val="22"/>
+          <w:szCs w:val="22"/>
+        </w:rPr>
+        <w:t>1. INTRODUCCIÓN</w:t>
+      </w:r>
+    </w:p>
+    <w:p>
+      <w:pPr>
+        <w:rPr>
+          <w:rFonts w:ascii="Arial" w:hAnsi="Arial" w:cs="Arial"/>
+          <w:sz w:val="20"/>
+          <w:szCs w:val="20"/>
+        </w:rPr>
+      </w:pPr>
+      <w:r>
+        <w:rPr>
+          <w:rFonts w:ascii="Arial" w:hAnsi="Arial" w:cs="Arial"/>
+          <w:sz w:val="20"/>
+          <w:szCs w:val="20"/>
+        </w:rPr>
+        <w:t>Las pruebas de performance constituyen un componente fundamental dentro del ciclo de aseguramiento de calidad, permitiendo evaluar el comportamiento de un sistema bajo diferentes niveles de carga y condiciones operativas.</w:t>
+      </w:r>
+    </w:p>
+    <w:p>
+      <w:pPr>
+        <w:rPr>
+          <w:rFonts w:ascii="Arial" w:hAnsi="Arial" w:cs="Arial"/>
+          <w:sz w:val="20"/>
+          <w:szCs w:val="20"/>
+        </w:rPr>
+      </w:pPr>
+      <w:r>
+        <w:rPr>
+          <w:rFonts w:ascii="Arial" w:hAnsi="Arial" w:cs="Arial"/>
+          <w:sz w:val="20"/>
+          <w:szCs w:val="20"/>
+        </w:rPr>
+        <w:t xml:space="preserve">En el presente ejercicio, se realizaron pruebas sobre el API </w:t>
+      </w:r>
+      <w:proofErr w:type="spellStart"/>
+      <w:r>
+        <w:rPr>
+          <w:rFonts w:ascii="Arial" w:hAnsi="Arial" w:cs="Arial"/>
+          <w:i/>
+          <w:iCs/>
+          <w:sz w:val="20"/>
+          <w:szCs w:val="20"/>
+        </w:rPr>
+        <w:t>fakestoreapi</w:t>
+      </w:r>
+      <w:proofErr w:type="spellEnd"/>
+      <w:r>
+        <w:rPr>
+          <w:rFonts w:ascii="Arial" w:hAnsi="Arial" w:cs="Arial"/>
+          <w:sz w:val="20"/>
+          <w:szCs w:val="20"/>
+        </w:rPr>
+        <w:t xml:space="preserve"> utilizando Apache </w:t>
+      </w:r>
+      <w:proofErr w:type="spellStart"/>
+      <w:r>
+        <w:rPr>
+          <w:rFonts w:ascii="Arial" w:hAnsi="Arial" w:cs="Arial"/>
+          <w:sz w:val="20"/>
+          <w:szCs w:val="20"/>
+        </w:rPr>
+        <w:t>JMeter</w:t>
+      </w:r>
+      <w:proofErr w:type="spellEnd"/>
+      <w:r>
+        <w:rPr>
+          <w:rFonts w:ascii="Arial" w:hAnsi="Arial" w:cs="Arial"/>
+          <w:sz w:val="20"/>
+          <w:szCs w:val="20"/>
+        </w:rPr>
+        <w:t xml:space="preserve"> 5.6.3, con el propósito de analizar su capacidad de respuesta, estabilidad y cumplimiento de acuerdos de nivel de servicio (SLA).</w:t>
+      </w:r>
+    </w:p>
+    <w:p>
+      <w:pPr>
+        <w:rPr>
+          <w:rFonts w:ascii="Arial" w:hAnsi="Arial" w:cs="Arial"/>
+          <w:sz w:val="20"/>
+          <w:szCs w:val="20"/>
+        </w:rPr>
+      </w:pPr>
+      <w:r>
+        <w:rPr>
+          <w:rFonts w:ascii="Arial" w:hAnsi="Arial" w:cs="Arial"/>
+          <w:sz w:val="20"/>
+          <w:szCs w:val="20"/>
+        </w:rPr>
+        <w:t>Se definieron tres escenarios de carga progresiva (línea base, carga media y carga alta), incrementando el número de usuarios virtuales (</w:t>
+      </w:r>
+      <w:proofErr w:type="spellStart"/>
+      <w:r>
+        <w:rPr>
+          <w:rFonts w:ascii="Arial" w:hAnsi="Arial" w:cs="Arial"/>
+          <w:sz w:val="20"/>
+          <w:szCs w:val="20"/>
+        </w:rPr>
+        <w:t>VUs</w:t>
+      </w:r>
+      <w:proofErr w:type="spellEnd"/>
+      <w:r>
+        <w:rPr>
+          <w:rFonts w:ascii="Arial" w:hAnsi="Arial" w:cs="Arial"/>
+          <w:sz w:val="20"/>
+          <w:szCs w:val="20"/>
+        </w:rPr>
+        <w:t>) para simular condiciones reales de uso.</w:t>
+      </w:r>
+    </w:p>
+    <w:p>
+      <w:pPr>
+        <w:rPr>
+          <w:rFonts w:ascii="Arial" w:hAnsi="Arial" w:cs="Arial"/>
+          <w:sz w:val="20"/>
+          <w:szCs w:val="20"/>
+        </w:rPr>
+      </w:pPr>
+      <w:r>
+        <w:rPr>
+          <w:rFonts w:ascii="Arial" w:hAnsi="Arial" w:cs="Arial"/>
+          <w:sz w:val="20"/>
+          <w:szCs w:val="20"/>
+        </w:rPr>
+        <w:t xml:space="preserve">Durante la ejecución, se identificó un comportamiento crítico asociado a errores de disponibilidad (error 523 – </w:t>
+      </w:r>
+      <w:proofErr w:type="spellStart"/>
+      <w:r>
+        <w:rPr>
+          <w:rFonts w:ascii="Arial" w:hAnsi="Arial" w:cs="Arial"/>
+          <w:sz w:val="20"/>
+          <w:szCs w:val="20"/>
+        </w:rPr>
+        <w:t>Origin</w:t>
+      </w:r>
+      <w:proofErr w:type="spellEnd"/>
+      <w:r>
+        <w:rPr>
+          <w:rFonts w:ascii="Arial" w:hAnsi="Arial" w:cs="Arial"/>
+          <w:sz w:val="20"/>
+          <w:szCs w:val="20"/>
+        </w:rPr>
+        <w:t xml:space="preserve"> </w:t>
+      </w:r>
+      <w:proofErr w:type="spellStart"/>
+      <w:r>
+        <w:rPr>
+          <w:rFonts w:ascii="Arial" w:hAnsi="Arial" w:cs="Arial"/>
+          <w:sz w:val="20"/>
+          <w:szCs w:val="20"/>
+        </w:rPr>
+        <w:t>Unreachable</w:t>
+      </w:r>
+      <w:proofErr w:type="spellEnd"/>
+      <w:r>
+        <w:rPr>
+          <w:rFonts w:ascii="Arial" w:hAnsi="Arial" w:cs="Arial"/>
+          <w:sz w:val="20"/>
+          <w:szCs w:val="20"/>
+        </w:rPr>
+        <w:t>), lo cual impactó directamente en los resultados obtenidos. Por ello, el análisis incluye tanto los resultados reales como una comparación con datos de referencia, permitiendo una evaluación más precisa del desempeño esperado del sistema.</w:t>
+      </w:r>
+    </w:p>
+    <w:p>
+      <w:pPr>
+        <w:rPr>
+          <w:rFonts w:ascii="Arial" w:hAnsi="Arial" w:cs="Arial"/>
           <w:b/>
           <w:bCs/>
-        </w:rPr>
-        <w:t>2. Objetivo de la prueba</w:t>
+          <w:sz w:val="22"/>
+          <w:szCs w:val="22"/>
+        </w:rPr>
+      </w:pPr>
+      <w:r>
+        <w:rPr>
+          <w:rFonts w:ascii="Arial" w:hAnsi="Arial" w:cs="Arial"/>
+          <w:b/>
+          <w:bCs/>
+          <w:sz w:val="22"/>
+          <w:szCs w:val="22"/>
+        </w:rPr>
+        <w:t>2. OBJETIVO</w:t>
+      </w:r>
+    </w:p>
+    <w:p>
+      <w:pPr>
+        <w:rPr>
+          <w:rFonts w:ascii="Arial" w:hAnsi="Arial" w:cs="Arial"/>
+          <w:b/>
+          <w:bCs/>
+          <w:sz w:val="22"/>
+          <w:szCs w:val="22"/>
+        </w:rPr>
+      </w:pPr>
+      <w:r>
+        <w:rPr>
+          <w:rFonts w:ascii="Arial" w:hAnsi="Arial" w:cs="Arial"/>
+          <w:b/>
+          <w:bCs/>
+          <w:sz w:val="22"/>
+          <w:szCs w:val="22"/>
+        </w:rPr>
+        <w:t>2.1 Objetivo General</w:t>
+      </w:r>
+    </w:p>
+    <w:p>
+      <w:pPr>
+        <w:rPr>
+          <w:rFonts w:ascii="Arial" w:hAnsi="Arial" w:cs="Arial"/>
+          <w:sz w:val="20"/>
+          <w:szCs w:val="20"/>
+        </w:rPr>
+      </w:pPr>
+      <w:r>
+        <w:rPr>
+          <w:rFonts w:ascii="Arial" w:hAnsi="Arial" w:cs="Arial"/>
+          <w:sz w:val="20"/>
+          <w:szCs w:val="20"/>
+        </w:rPr>
+        <w:t xml:space="preserve">Evaluar el desempeño del API </w:t>
+      </w:r>
+      <w:proofErr w:type="spellStart"/>
+      <w:r>
+        <w:rPr>
+          <w:rFonts w:ascii="Arial" w:hAnsi="Arial" w:cs="Arial"/>
+          <w:i/>
+          <w:iCs/>
+          <w:sz w:val="20"/>
+          <w:szCs w:val="20"/>
+        </w:rPr>
+        <w:t>fakestoreapi</w:t>
+      </w:r>
+      <w:proofErr w:type="spellEnd"/>
+      <w:r>
+        <w:rPr>
+          <w:rFonts w:ascii="Arial" w:hAnsi="Arial" w:cs="Arial"/>
+          <w:sz w:val="20"/>
+          <w:szCs w:val="20"/>
+        </w:rPr>
+        <w:t xml:space="preserve"> bajo distintos niveles de carga, mediante pruebas de performance ejecutadas con Apache </w:t>
+      </w:r>
+      <w:proofErr w:type="spellStart"/>
+      <w:r>
+        <w:rPr>
+          <w:rFonts w:ascii="Arial" w:hAnsi="Arial" w:cs="Arial"/>
+          <w:sz w:val="20"/>
+          <w:szCs w:val="20"/>
+        </w:rPr>
+        <w:t>JMeter</w:t>
+      </w:r>
+      <w:proofErr w:type="spellEnd"/>
+      <w:r>
+        <w:rPr>
+          <w:rFonts w:ascii="Arial" w:hAnsi="Arial" w:cs="Arial"/>
+          <w:sz w:val="20"/>
+          <w:szCs w:val="20"/>
+        </w:rPr>
+        <w:t>, con el fin de validar su capacidad de procesamiento, tiempos de respuesta y estabilidad frente a los umbrales definidos.</w:t>
+      </w:r>
+    </w:p>
+    <w:p>
+      <w:pPr>
+        <w:rPr>
+          <w:rFonts w:ascii="Arial" w:hAnsi="Arial" w:cs="Arial"/>
+          <w:b/>
+          <w:bCs/>
+          <w:sz w:val="22"/>
+          <w:szCs w:val="22"/>
+        </w:rPr>
+      </w:pPr>
+      <w:r>
+        <w:rPr>
+          <w:rFonts w:ascii="Arial" w:hAnsi="Arial" w:cs="Arial"/>
+          <w:b/>
+          <w:bCs/>
+          <w:sz w:val="22"/>
+          <w:szCs w:val="22"/>
+        </w:rPr>
+        <w:t>2.2 Objetivos Específicos</w:t>
       </w:r>
     </w:p>
     <w:p>
       <w:pPr>
         <w:numPr>
           <w:ilvl w:val="0"/>
-          <w:numId w:val="1"/>
+          <w:numId w:val="24"/>
         </w:numPr>
-      </w:pPr>
-      <w:r>
-        <w:t>Evaluar el rendimiento del sistema bajo carga concurrente.</w:t>
+        <w:rPr>
+          <w:rFonts w:ascii="Arial" w:hAnsi="Arial" w:cs="Arial"/>
+          <w:sz w:val="20"/>
+          <w:szCs w:val="20"/>
+        </w:rPr>
+      </w:pPr>
+      <w:r>
+        <w:rPr>
+          <w:rFonts w:ascii="Arial" w:hAnsi="Arial" w:cs="Arial"/>
+          <w:sz w:val="20"/>
+          <w:szCs w:val="20"/>
+        </w:rPr>
+        <w:t xml:space="preserve">Ejecutar pruebas de carga en tres escenarios: </w:t>
+      </w:r>
+    </w:p>
+    <w:p>
+      <w:pPr>
+        <w:numPr>
+          <w:ilvl w:val="1"/>
+          <w:numId w:val="24"/>
+        </w:numPr>
+        <w:rPr>
+          <w:rFonts w:ascii="Arial" w:hAnsi="Arial" w:cs="Arial"/>
+          <w:sz w:val="20"/>
+          <w:szCs w:val="20"/>
+        </w:rPr>
+      </w:pPr>
+      <w:r>
+        <w:rPr>
+          <w:rFonts w:ascii="Arial" w:hAnsi="Arial" w:cs="Arial"/>
+          <w:sz w:val="20"/>
+          <w:szCs w:val="20"/>
+        </w:rPr>
+        <w:t xml:space="preserve">Línea base (20 </w:t>
+      </w:r>
+      <w:proofErr w:type="spellStart"/>
+      <w:r>
+        <w:rPr>
+          <w:rFonts w:ascii="Arial" w:hAnsi="Arial" w:cs="Arial"/>
+          <w:sz w:val="20"/>
+          <w:szCs w:val="20"/>
+        </w:rPr>
+        <w:t>VUs</w:t>
+      </w:r>
+      <w:proofErr w:type="spellEnd"/>
+      <w:r>
+        <w:rPr>
+          <w:rFonts w:ascii="Arial" w:hAnsi="Arial" w:cs="Arial"/>
+          <w:sz w:val="20"/>
+          <w:szCs w:val="20"/>
+        </w:rPr>
+        <w:t xml:space="preserve">) </w:t>
+      </w:r>
+    </w:p>
+    <w:p>
+      <w:pPr>
+        <w:numPr>
+          <w:ilvl w:val="1"/>
+          <w:numId w:val="24"/>
+        </w:numPr>
+        <w:rPr>
+          <w:rFonts w:ascii="Arial" w:hAnsi="Arial" w:cs="Arial"/>
+          <w:sz w:val="20"/>
+          <w:szCs w:val="20"/>
+        </w:rPr>
+      </w:pPr>
+      <w:r>
+        <w:rPr>
+          <w:rFonts w:ascii="Arial" w:hAnsi="Arial" w:cs="Arial"/>
+          <w:sz w:val="20"/>
+          <w:szCs w:val="20"/>
+        </w:rPr>
+        <w:t xml:space="preserve">Carga media (80 </w:t>
+      </w:r>
+      <w:proofErr w:type="spellStart"/>
+      <w:r>
+        <w:rPr>
+          <w:rFonts w:ascii="Arial" w:hAnsi="Arial" w:cs="Arial"/>
+          <w:sz w:val="20"/>
+          <w:szCs w:val="20"/>
+        </w:rPr>
+        <w:t>VUs</w:t>
+      </w:r>
+      <w:proofErr w:type="spellEnd"/>
+      <w:r>
+        <w:rPr>
+          <w:rFonts w:ascii="Arial" w:hAnsi="Arial" w:cs="Arial"/>
+          <w:sz w:val="20"/>
+          <w:szCs w:val="20"/>
+        </w:rPr>
+        <w:t xml:space="preserve">) </w:t>
+      </w:r>
+    </w:p>
+    <w:p>
+      <w:pPr>
+        <w:numPr>
+          <w:ilvl w:val="1"/>
+          <w:numId w:val="24"/>
+        </w:numPr>
+        <w:rPr>
+          <w:rFonts w:ascii="Arial" w:hAnsi="Arial" w:cs="Arial"/>
+          <w:sz w:val="20"/>
+          <w:szCs w:val="20"/>
+        </w:rPr>
+      </w:pPr>
+      <w:r>
+        <w:rPr>
+          <w:rFonts w:ascii="Arial" w:hAnsi="Arial" w:cs="Arial"/>
+          <w:sz w:val="20"/>
+          <w:szCs w:val="20"/>
+        </w:rPr>
+        <w:t xml:space="preserve">Carga alta (140 </w:t>
+      </w:r>
+      <w:proofErr w:type="spellStart"/>
+      <w:r>
+        <w:rPr>
+          <w:rFonts w:ascii="Arial" w:hAnsi="Arial" w:cs="Arial"/>
+          <w:sz w:val="20"/>
+          <w:szCs w:val="20"/>
+        </w:rPr>
+        <w:t>VUs</w:t>
+      </w:r>
+      <w:proofErr w:type="spellEnd"/>
+      <w:r>
+        <w:rPr>
+          <w:rFonts w:ascii="Arial" w:hAnsi="Arial" w:cs="Arial"/>
+          <w:sz w:val="20"/>
+          <w:szCs w:val="20"/>
+        </w:rPr>
+        <w:t xml:space="preserve">) </w:t>
       </w:r>
     </w:p>
     <w:p>
       <w:pPr>
         <w:numPr>
           <w:ilvl w:val="0"/>
-          <w:numId w:val="1"/>
+          <w:numId w:val="24"/>
         </w:numPr>
-      </w:pPr>
-      <w:r>
-        <w:t>Medir los tiempos de respuesta.</w:t>
+        <w:rPr>
+          <w:rFonts w:ascii="Arial" w:hAnsi="Arial" w:cs="Arial"/>
+          <w:sz w:val="20"/>
+          <w:szCs w:val="20"/>
+        </w:rPr>
+      </w:pPr>
+      <w:r>
+        <w:rPr>
+          <w:rFonts w:ascii="Arial" w:hAnsi="Arial" w:cs="Arial"/>
+          <w:sz w:val="20"/>
+          <w:szCs w:val="20"/>
+        </w:rPr>
+        <w:t xml:space="preserve">Medir y analizar: </w:t>
+      </w:r>
+    </w:p>
+    <w:p>
+      <w:pPr>
+        <w:numPr>
+          <w:ilvl w:val="1"/>
+          <w:numId w:val="24"/>
+        </w:numPr>
+        <w:rPr>
+          <w:rFonts w:ascii="Arial" w:hAnsi="Arial" w:cs="Arial"/>
+          <w:sz w:val="20"/>
+          <w:szCs w:val="20"/>
+        </w:rPr>
+      </w:pPr>
+      <w:r>
+        <w:rPr>
+          <w:rFonts w:ascii="Arial" w:hAnsi="Arial" w:cs="Arial"/>
+          <w:sz w:val="20"/>
+          <w:szCs w:val="20"/>
+        </w:rPr>
+        <w:t>TPS (</w:t>
+      </w:r>
+      <w:proofErr w:type="spellStart"/>
+      <w:r>
+        <w:rPr>
+          <w:rFonts w:ascii="Arial" w:hAnsi="Arial" w:cs="Arial"/>
+          <w:sz w:val="20"/>
+          <w:szCs w:val="20"/>
+        </w:rPr>
+        <w:t>Transactions</w:t>
+      </w:r>
+      <w:proofErr w:type="spellEnd"/>
+      <w:r>
+        <w:rPr>
+          <w:rFonts w:ascii="Arial" w:hAnsi="Arial" w:cs="Arial"/>
+          <w:sz w:val="20"/>
+          <w:szCs w:val="20"/>
+        </w:rPr>
+        <w:t xml:space="preserve"> per Second) </w:t>
+      </w:r>
+    </w:p>
+    <w:p>
+      <w:pPr>
+        <w:numPr>
+          <w:ilvl w:val="1"/>
+          <w:numId w:val="24"/>
+        </w:numPr>
+        <w:rPr>
+          <w:rFonts w:ascii="Arial" w:hAnsi="Arial" w:cs="Arial"/>
+          <w:sz w:val="20"/>
+          <w:szCs w:val="20"/>
+        </w:rPr>
+      </w:pPr>
+      <w:r>
+        <w:rPr>
+          <w:rFonts w:ascii="Arial" w:hAnsi="Arial" w:cs="Arial"/>
+          <w:sz w:val="20"/>
+          <w:szCs w:val="20"/>
+        </w:rPr>
+        <w:t xml:space="preserve">Tiempo de respuesta </w:t>
+      </w:r>
+    </w:p>
+    <w:p>
+      <w:pPr>
+        <w:numPr>
+          <w:ilvl w:val="1"/>
+          <w:numId w:val="24"/>
+        </w:numPr>
+        <w:rPr>
+          <w:rFonts w:ascii="Arial" w:hAnsi="Arial" w:cs="Arial"/>
+          <w:sz w:val="20"/>
+          <w:szCs w:val="20"/>
+        </w:rPr>
+      </w:pPr>
+      <w:r>
+        <w:rPr>
+          <w:rFonts w:ascii="Arial" w:hAnsi="Arial" w:cs="Arial"/>
+          <w:sz w:val="20"/>
+          <w:szCs w:val="20"/>
+        </w:rPr>
+        <w:t xml:space="preserve">Percentiles (p95 y p99) </w:t>
+      </w:r>
+    </w:p>
+    <w:p>
+      <w:pPr>
+        <w:numPr>
+          <w:ilvl w:val="1"/>
+          <w:numId w:val="24"/>
+        </w:numPr>
+        <w:rPr>
+          <w:rFonts w:ascii="Arial" w:hAnsi="Arial" w:cs="Arial"/>
+          <w:sz w:val="20"/>
+          <w:szCs w:val="20"/>
+        </w:rPr>
+      </w:pPr>
+      <w:r>
+        <w:rPr>
+          <w:rFonts w:ascii="Arial" w:hAnsi="Arial" w:cs="Arial"/>
+          <w:sz w:val="20"/>
+          <w:szCs w:val="20"/>
+        </w:rPr>
+        <w:t xml:space="preserve">Tasa de error </w:t>
       </w:r>
     </w:p>
     <w:p>
       <w:pPr>
         <w:numPr>
           <w:ilvl w:val="0"/>
-          <w:numId w:val="1"/>
+          <w:numId w:val="24"/>
         </w:numPr>
-      </w:pPr>
-      <w:r>
-        <w:t>Identificar errores y posibles fallos.</w:t>
+        <w:rPr>
+          <w:rFonts w:ascii="Arial" w:hAnsi="Arial" w:cs="Arial"/>
+          <w:sz w:val="20"/>
+          <w:szCs w:val="20"/>
+        </w:rPr>
+      </w:pPr>
+      <w:r>
+        <w:rPr>
+          <w:rFonts w:ascii="Arial" w:hAnsi="Arial" w:cs="Arial"/>
+          <w:sz w:val="20"/>
+          <w:szCs w:val="20"/>
+        </w:rPr>
+        <w:t xml:space="preserve">Comparar resultados contra: </w:t>
+      </w:r>
+    </w:p>
+    <w:p>
+      <w:pPr>
+        <w:numPr>
+          <w:ilvl w:val="1"/>
+          <w:numId w:val="24"/>
+        </w:numPr>
+        <w:rPr>
+          <w:rFonts w:ascii="Arial" w:hAnsi="Arial" w:cs="Arial"/>
+          <w:sz w:val="20"/>
+          <w:szCs w:val="20"/>
+        </w:rPr>
+      </w:pPr>
+      <w:r>
+        <w:rPr>
+          <w:rFonts w:ascii="Arial" w:hAnsi="Arial" w:cs="Arial"/>
+          <w:sz w:val="20"/>
+          <w:szCs w:val="20"/>
+        </w:rPr>
+        <w:t xml:space="preserve">TPS ≥ 20 </w:t>
+      </w:r>
+    </w:p>
+    <w:p>
+      <w:pPr>
+        <w:numPr>
+          <w:ilvl w:val="1"/>
+          <w:numId w:val="24"/>
+        </w:numPr>
+        <w:rPr>
+          <w:rFonts w:ascii="Arial" w:hAnsi="Arial" w:cs="Arial"/>
+          <w:sz w:val="20"/>
+          <w:szCs w:val="20"/>
+        </w:rPr>
+      </w:pPr>
+      <w:r>
+        <w:rPr>
+          <w:rFonts w:ascii="Arial" w:hAnsi="Arial" w:cs="Arial"/>
+          <w:sz w:val="20"/>
+          <w:szCs w:val="20"/>
+        </w:rPr>
+        <w:t xml:space="preserve">p95 ≤ 1.5 s </w:t>
+      </w:r>
+    </w:p>
+    <w:p>
+      <w:pPr>
+        <w:numPr>
+          <w:ilvl w:val="1"/>
+          <w:numId w:val="24"/>
+        </w:numPr>
+        <w:rPr>
+          <w:rFonts w:ascii="Arial" w:hAnsi="Arial" w:cs="Arial"/>
+          <w:sz w:val="20"/>
+          <w:szCs w:val="20"/>
+        </w:rPr>
+      </w:pPr>
+      <w:r>
+        <w:rPr>
+          <w:rFonts w:ascii="Arial" w:hAnsi="Arial" w:cs="Arial"/>
+          <w:sz w:val="20"/>
+          <w:szCs w:val="20"/>
+        </w:rPr>
+        <w:t xml:space="preserve">Error </w:t>
+      </w:r>
+      <w:proofErr w:type="spellStart"/>
+      <w:r>
+        <w:rPr>
+          <w:rFonts w:ascii="Arial" w:hAnsi="Arial" w:cs="Arial"/>
+          <w:sz w:val="20"/>
+          <w:szCs w:val="20"/>
+        </w:rPr>
+        <w:t>rate</w:t>
+      </w:r>
+      <w:proofErr w:type="spellEnd"/>
+      <w:r>
+        <w:rPr>
+          <w:rFonts w:ascii="Arial" w:hAnsi="Arial" w:cs="Arial"/>
+          <w:sz w:val="20"/>
+          <w:szCs w:val="20"/>
+        </w:rPr>
+        <w:t xml:space="preserve"> &lt; 3% </w:t>
       </w:r>
     </w:p>
     <w:p>
       <w:pPr>
         <w:numPr>
           <w:ilvl w:val="0"/>
-          <w:numId w:val="1"/>
+          <w:numId w:val="24"/>
         </w:numPr>
-      </w:pPr>
-      <w:r>
-        <w:t>Analizar la estabilidad del sistema.</w:t>
-      </w:r>
-    </w:p>
-    <w:p>
-      <w:r>
-        <w:pict w14:anchorId="105944C8">
-          <v:rect id="_x0000_i1080" style="width:0;height:1.5pt" o:hralign="center" o:hrstd="t" o:hr="t" fillcolor="#a0a0a0" stroked="f"/>
-        </w:pict>
-      </w:r>
-    </w:p>
-    <w:p>
-      <w:pPr>
-        <w:rPr>
+        <w:rPr>
+          <w:rFonts w:ascii="Arial" w:hAnsi="Arial" w:cs="Arial"/>
+          <w:sz w:val="20"/>
+          <w:szCs w:val="20"/>
+        </w:rPr>
+      </w:pPr>
+      <w:r>
+        <w:rPr>
+          <w:rFonts w:ascii="Arial" w:hAnsi="Arial" w:cs="Arial"/>
+          <w:sz w:val="20"/>
+          <w:szCs w:val="20"/>
+        </w:rPr>
+        <w:t xml:space="preserve">Identificar problemas de disponibilidad y cuellos de botella </w:t>
+      </w:r>
+    </w:p>
+    <w:p>
+      <w:pPr>
+        <w:numPr>
+          <w:ilvl w:val="0"/>
+          <w:numId w:val="24"/>
+        </w:numPr>
+        <w:rPr>
+          <w:rFonts w:ascii="Arial" w:hAnsi="Arial" w:cs="Arial"/>
+          <w:sz w:val="20"/>
+          <w:szCs w:val="20"/>
+        </w:rPr>
+      </w:pPr>
+      <w:r>
+        <w:rPr>
+          <w:rFonts w:ascii="Arial" w:hAnsi="Arial" w:cs="Arial"/>
+          <w:sz w:val="20"/>
+          <w:szCs w:val="20"/>
+        </w:rPr>
+        <w:lastRenderedPageBreak/>
+        <w:t>Proponer acciones correctivas</w:t>
+      </w:r>
+    </w:p>
+    <w:p>
+      <w:pPr>
+        <w:rPr>
+          <w:rFonts w:ascii="Arial" w:hAnsi="Arial" w:cs="Arial"/>
           <w:b/>
           <w:bCs/>
         </w:rPr>
       </w:pPr>
-      <w:r>
-        <w:rPr>
+    </w:p>
+    <w:p>
+      <w:pPr>
+        <w:rPr>
+          <w:rFonts w:ascii="Arial" w:hAnsi="Arial" w:cs="Arial"/>
           <w:b/>
           <w:bCs/>
-        </w:rPr>
-        <w:t>3. Escenario de prueba</w:t>
+          <w:sz w:val="22"/>
+          <w:szCs w:val="22"/>
+        </w:rPr>
+      </w:pPr>
+      <w:r>
+        <w:rPr>
+          <w:rFonts w:ascii="Arial" w:hAnsi="Arial" w:cs="Arial"/>
+          <w:b/>
+          <w:bCs/>
+          <w:sz w:val="22"/>
+          <w:szCs w:val="22"/>
+        </w:rPr>
+        <w:t>3</w:t>
+      </w:r>
+      <w:r>
+        <w:rPr>
+          <w:rFonts w:ascii="Arial" w:hAnsi="Arial" w:cs="Arial"/>
+          <w:b/>
+          <w:bCs/>
+          <w:sz w:val="22"/>
+          <w:szCs w:val="22"/>
+        </w:rPr>
+        <w:t xml:space="preserve">. </w:t>
+      </w:r>
+      <w:r>
+        <w:rPr>
+          <w:rFonts w:ascii="Arial" w:hAnsi="Arial" w:cs="Arial"/>
+          <w:b/>
+          <w:bCs/>
+          <w:sz w:val="22"/>
+          <w:szCs w:val="22"/>
+        </w:rPr>
+        <w:t>C</w:t>
+      </w:r>
+      <w:r>
+        <w:rPr>
+          <w:rFonts w:ascii="Arial" w:hAnsi="Arial" w:cs="Arial"/>
+          <w:b/>
+          <w:bCs/>
+          <w:sz w:val="22"/>
+          <w:szCs w:val="22"/>
+        </w:rPr>
+        <w:t>álculo de TPS (para README)</w:t>
+      </w:r>
+    </w:p>
+    <w:p>
+      <w:pPr>
+        <w:rPr>
+          <w:rFonts w:ascii="Arial" w:hAnsi="Arial" w:cs="Arial"/>
+          <w:sz w:val="20"/>
+          <w:szCs w:val="20"/>
+        </w:rPr>
+      </w:pPr>
+      <w:r>
+        <w:rPr>
+          <w:rFonts w:ascii="Arial" w:hAnsi="Arial" w:cs="Arial"/>
+          <w:sz w:val="20"/>
+          <w:szCs w:val="20"/>
+        </w:rPr>
+        <w:t>El TPS (</w:t>
+      </w:r>
+      <w:proofErr w:type="spellStart"/>
+      <w:r>
+        <w:rPr>
+          <w:rFonts w:ascii="Arial" w:hAnsi="Arial" w:cs="Arial"/>
+          <w:sz w:val="20"/>
+          <w:szCs w:val="20"/>
+        </w:rPr>
+        <w:t>Transactions</w:t>
+      </w:r>
+      <w:proofErr w:type="spellEnd"/>
+      <w:r>
+        <w:rPr>
+          <w:rFonts w:ascii="Arial" w:hAnsi="Arial" w:cs="Arial"/>
+          <w:sz w:val="20"/>
+          <w:szCs w:val="20"/>
+        </w:rPr>
+        <w:t xml:space="preserve"> Per Second) se calcula como:</w:t>
+      </w:r>
+    </w:p>
+    <w:p>
+      <w:pPr>
+        <w:rPr>
+          <w:rFonts w:ascii="Arial" w:hAnsi="Arial" w:cs="Arial"/>
+          <w:sz w:val="20"/>
+          <w:szCs w:val="20"/>
+        </w:rPr>
+      </w:pPr>
+      <m:oMathPara>
+        <m:oMath>
+          <m:r>
+            <w:rPr>
+              <w:rFonts w:ascii="Cambria Math" w:hAnsi="Cambria Math" w:cs="Arial"/>
+              <w:sz w:val="20"/>
+              <w:szCs w:val="20"/>
+            </w:rPr>
+            <m:t>TPS=</m:t>
+          </m:r>
+          <m:f>
+            <m:fPr>
+              <m:ctrlPr>
+                <w:rPr>
+                  <w:rFonts w:ascii="Cambria Math" w:hAnsi="Cambria Math" w:cs="Arial"/>
+                  <w:sz w:val="20"/>
+                  <w:szCs w:val="20"/>
+                </w:rPr>
+              </m:ctrlPr>
+            </m:fPr>
+            <m:num>
+              <m:r>
+                <m:rPr>
+                  <m:nor/>
+                </m:rPr>
+                <w:rPr>
+                  <w:rFonts w:ascii="Arial" w:hAnsi="Arial" w:cs="Arial"/>
+                  <w:sz w:val="20"/>
+                  <w:szCs w:val="20"/>
+                </w:rPr>
+                <m:t>Total de transacciones</m:t>
+              </m:r>
+            </m:num>
+            <m:den>
+              <w:proofErr w:type="spellStart"/>
+              <m:r>
+                <m:rPr>
+                  <m:nor/>
+                </m:rPr>
+                <w:rPr>
+                  <w:rFonts w:ascii="Arial" w:hAnsi="Arial" w:cs="Arial"/>
+                  <w:sz w:val="20"/>
+                  <w:szCs w:val="20"/>
+                </w:rPr>
+                <m:t>Duraci</m:t>
+              </m:r>
+              <w:proofErr w:type="spellEnd"/>
+              <m:acc>
+                <m:accPr>
+                  <m:chr m:val="ˊ"/>
+                  <m:ctrlPr>
+                    <w:rPr>
+                      <w:rFonts w:ascii="Cambria Math" w:hAnsi="Cambria Math" w:cs="Arial"/>
+                      <w:sz w:val="20"/>
+                      <w:szCs w:val="20"/>
+                    </w:rPr>
+                  </m:ctrlPr>
+                </m:accPr>
+                <m:e>
+                  <m:r>
+                    <m:rPr>
+                      <m:nor/>
+                    </m:rPr>
+                    <w:rPr>
+                      <w:rFonts w:ascii="Arial" w:hAnsi="Arial" w:cs="Arial"/>
+                      <w:sz w:val="20"/>
+                      <w:szCs w:val="20"/>
+                    </w:rPr>
+                    <m:t>o</m:t>
+                  </m:r>
+                </m:e>
+              </m:acc>
+              <m:r>
+                <m:rPr>
+                  <m:nor/>
+                </m:rPr>
+                <w:rPr>
+                  <w:rFonts w:ascii="Arial" w:hAnsi="Arial" w:cs="Arial"/>
+                  <w:sz w:val="20"/>
+                  <w:szCs w:val="20"/>
+                </w:rPr>
+                <m:t>n total de la prueba (segundos)</m:t>
+              </m:r>
+            </m:den>
+          </m:f>
+          <m:r>
+            <w:rPr>
+              <w:rFonts w:ascii="Arial" w:hAnsi="Arial" w:cs="Arial"/>
+              <w:sz w:val="20"/>
+              <w:szCs w:val="20"/>
+            </w:rPr>
+            <w:br/>
+          </m:r>
+        </m:oMath>
+      </m:oMathPara>
+    </w:p>
+    <w:p>
+      <w:pPr>
+        <w:rPr>
+          <w:rFonts w:ascii="Arial" w:hAnsi="Arial" w:cs="Arial"/>
+          <w:sz w:val="20"/>
+          <w:szCs w:val="20"/>
+        </w:rPr>
+      </w:pPr>
+      <w:r>
+        <w:rPr>
+          <w:rFonts w:ascii="Arial" w:hAnsi="Arial" w:cs="Arial"/>
+          <w:sz w:val="20"/>
+          <w:szCs w:val="20"/>
+        </w:rPr>
+        <w:t>Aplicado a tus pruebas:</w:t>
+      </w:r>
+    </w:p>
+    <w:tbl>
+      <w:tblPr>
+        <w:tblW w:w="8275" w:type="dxa"/>
+        <w:jc w:val="center"/>
+        <w:tblCellSpacing w:w="15" w:type="dxa"/>
+        <w:tblBorders>
+          <w:top w:val="single" w:sz="4" w:space="0" w:color="auto"/>
+          <w:left w:val="single" w:sz="4" w:space="0" w:color="auto"/>
+          <w:bottom w:val="single" w:sz="4" w:space="0" w:color="auto"/>
+          <w:right w:val="single" w:sz="4" w:space="0" w:color="auto"/>
+          <w:insideH w:val="single" w:sz="4" w:space="0" w:color="auto"/>
+          <w:insideV w:val="single" w:sz="4" w:space="0" w:color="auto"/>
+        </w:tblBorders>
+        <w:tblCellMar>
+          <w:top w:w="15" w:type="dxa"/>
+          <w:left w:w="15" w:type="dxa"/>
+          <w:bottom w:w="15" w:type="dxa"/>
+          <w:right w:w="15" w:type="dxa"/>
+        </w:tblCellMar>
+        <w:tblLook w:val="04A0" w:firstRow="1" w:lastRow="0" w:firstColumn="1" w:lastColumn="0" w:noHBand="0" w:noVBand="1"/>
+      </w:tblPr>
+      <w:tblGrid>
+        <w:gridCol w:w="1845"/>
+        <w:gridCol w:w="2604"/>
+        <w:gridCol w:w="2206"/>
+        <w:gridCol w:w="1620"/>
+      </w:tblGrid>
+      <w:tr>
+        <w:trPr>
+          <w:trHeight w:val="552"/>
+          <w:tblHeader/>
+          <w:tblCellSpacing w:w="15" w:type="dxa"/>
+          <w:jc w:val="center"/>
+        </w:trPr>
+        <w:tc>
+          <w:tcPr>
+            <w:tcW w:w="0" w:type="auto"/>
+            <w:shd w:val="clear" w:color="auto" w:fill="DAE9F7" w:themeFill="text2" w:themeFillTint="1A"/>
+            <w:vAlign w:val="center"/>
+            <w:hideMark/>
+          </w:tcPr>
+          <w:p>
+            <w:pPr>
+              <w:jc w:val="center"/>
+              <w:rPr>
+                <w:rFonts w:ascii="Arial" w:hAnsi="Arial" w:cs="Arial"/>
+                <w:b/>
+                <w:bCs/>
+                <w:sz w:val="20"/>
+                <w:szCs w:val="20"/>
+              </w:rPr>
+            </w:pPr>
+            <w:r>
+              <w:rPr>
+                <w:rFonts w:ascii="Arial" w:hAnsi="Arial" w:cs="Arial"/>
+                <w:b/>
+                <w:bCs/>
+                <w:sz w:val="20"/>
+                <w:szCs w:val="20"/>
+              </w:rPr>
+              <w:t>Escenario</w:t>
+            </w:r>
+          </w:p>
+        </w:tc>
+        <w:tc>
+          <w:tcPr>
+            <w:tcW w:w="0" w:type="auto"/>
+            <w:shd w:val="clear" w:color="auto" w:fill="DAE9F7" w:themeFill="text2" w:themeFillTint="1A"/>
+            <w:vAlign w:val="center"/>
+            <w:hideMark/>
+          </w:tcPr>
+          <w:p>
+            <w:pPr>
+              <w:jc w:val="center"/>
+              <w:rPr>
+                <w:rFonts w:ascii="Arial" w:hAnsi="Arial" w:cs="Arial"/>
+                <w:b/>
+                <w:bCs/>
+                <w:sz w:val="20"/>
+                <w:szCs w:val="20"/>
+              </w:rPr>
+            </w:pPr>
+            <w:r>
+              <w:rPr>
+                <w:rFonts w:ascii="Arial" w:hAnsi="Arial" w:cs="Arial"/>
+                <w:b/>
+                <w:bCs/>
+                <w:sz w:val="20"/>
+                <w:szCs w:val="20"/>
+              </w:rPr>
+              <w:t>Transacciones</w:t>
+            </w:r>
+          </w:p>
+        </w:tc>
+        <w:tc>
+          <w:tcPr>
+            <w:tcW w:w="0" w:type="auto"/>
+            <w:shd w:val="clear" w:color="auto" w:fill="DAE9F7" w:themeFill="text2" w:themeFillTint="1A"/>
+            <w:vAlign w:val="center"/>
+            <w:hideMark/>
+          </w:tcPr>
+          <w:p>
+            <w:pPr>
+              <w:jc w:val="center"/>
+              <w:rPr>
+                <w:rFonts w:ascii="Arial" w:hAnsi="Arial" w:cs="Arial"/>
+                <w:b/>
+                <w:bCs/>
+                <w:sz w:val="20"/>
+                <w:szCs w:val="20"/>
+              </w:rPr>
+            </w:pPr>
+            <w:r>
+              <w:rPr>
+                <w:rFonts w:ascii="Arial" w:hAnsi="Arial" w:cs="Arial"/>
+                <w:b/>
+                <w:bCs/>
+                <w:sz w:val="20"/>
+                <w:szCs w:val="20"/>
+              </w:rPr>
+              <w:t>Duración (s)</w:t>
+            </w:r>
+          </w:p>
+        </w:tc>
+        <w:tc>
+          <w:tcPr>
+            <w:tcW w:w="0" w:type="auto"/>
+            <w:shd w:val="clear" w:color="auto" w:fill="DAE9F7" w:themeFill="text2" w:themeFillTint="1A"/>
+            <w:vAlign w:val="center"/>
+            <w:hideMark/>
+          </w:tcPr>
+          <w:p>
+            <w:pPr>
+              <w:jc w:val="center"/>
+              <w:rPr>
+                <w:rFonts w:ascii="Arial" w:hAnsi="Arial" w:cs="Arial"/>
+                <w:b/>
+                <w:bCs/>
+                <w:sz w:val="20"/>
+                <w:szCs w:val="20"/>
+              </w:rPr>
+            </w:pPr>
+            <w:r>
+              <w:rPr>
+                <w:rFonts w:ascii="Arial" w:hAnsi="Arial" w:cs="Arial"/>
+                <w:b/>
+                <w:bCs/>
+                <w:sz w:val="20"/>
+                <w:szCs w:val="20"/>
+              </w:rPr>
+              <w:t>TPS</w:t>
+            </w:r>
+          </w:p>
+        </w:tc>
+      </w:tr>
+      <w:tr>
+        <w:trPr>
+          <w:trHeight w:val="564"/>
+          <w:tblCellSpacing w:w="15" w:type="dxa"/>
+          <w:jc w:val="center"/>
+        </w:trPr>
+        <w:tc>
+          <w:tcPr>
+            <w:tcW w:w="0" w:type="auto"/>
+            <w:vAlign w:val="center"/>
+            <w:hideMark/>
+          </w:tcPr>
+          <w:p>
+            <w:pPr>
+              <w:jc w:val="center"/>
+              <w:rPr>
+                <w:rFonts w:ascii="Arial" w:hAnsi="Arial" w:cs="Arial"/>
+                <w:sz w:val="20"/>
+                <w:szCs w:val="20"/>
+              </w:rPr>
+            </w:pPr>
+            <w:proofErr w:type="spellStart"/>
+            <w:r>
+              <w:rPr>
+                <w:rFonts w:ascii="Arial" w:hAnsi="Arial" w:cs="Arial"/>
+                <w:sz w:val="20"/>
+                <w:szCs w:val="20"/>
+              </w:rPr>
+              <w:t>Baseline</w:t>
+            </w:r>
+            <w:proofErr w:type="spellEnd"/>
+          </w:p>
+        </w:tc>
+        <w:tc>
+          <w:tcPr>
+            <w:tcW w:w="0" w:type="auto"/>
+            <w:vAlign w:val="center"/>
+            <w:hideMark/>
+          </w:tcPr>
+          <w:p>
+            <w:pPr>
+              <w:jc w:val="center"/>
+              <w:rPr>
+                <w:rFonts w:ascii="Arial" w:hAnsi="Arial" w:cs="Arial"/>
+                <w:sz w:val="20"/>
+                <w:szCs w:val="20"/>
+              </w:rPr>
+            </w:pPr>
+            <w:r>
+              <w:rPr>
+                <w:rFonts w:ascii="Arial" w:hAnsi="Arial" w:cs="Arial"/>
+                <w:sz w:val="20"/>
+                <w:szCs w:val="20"/>
+              </w:rPr>
+              <w:t>1415</w:t>
+            </w:r>
+          </w:p>
+        </w:tc>
+        <w:tc>
+          <w:tcPr>
+            <w:tcW w:w="0" w:type="auto"/>
+            <w:vAlign w:val="center"/>
+            <w:hideMark/>
+          </w:tcPr>
+          <w:p>
+            <w:pPr>
+              <w:jc w:val="center"/>
+              <w:rPr>
+                <w:rFonts w:ascii="Arial" w:hAnsi="Arial" w:cs="Arial"/>
+                <w:sz w:val="20"/>
+                <w:szCs w:val="20"/>
+              </w:rPr>
+            </w:pPr>
+            <w:r>
+              <w:rPr>
+                <w:rFonts w:ascii="Arial" w:hAnsi="Arial" w:cs="Arial"/>
+                <w:sz w:val="20"/>
+                <w:szCs w:val="20"/>
+              </w:rPr>
+              <w:t>~689 s</w:t>
+            </w:r>
+          </w:p>
+        </w:tc>
+        <w:tc>
+          <w:tcPr>
+            <w:tcW w:w="0" w:type="auto"/>
+            <w:vAlign w:val="center"/>
+            <w:hideMark/>
+          </w:tcPr>
+          <w:p>
+            <w:pPr>
+              <w:jc w:val="center"/>
+              <w:rPr>
+                <w:rFonts w:ascii="Arial" w:hAnsi="Arial" w:cs="Arial"/>
+                <w:sz w:val="20"/>
+                <w:szCs w:val="20"/>
+              </w:rPr>
+            </w:pPr>
+            <w:r>
+              <w:rPr>
+                <w:rFonts w:ascii="Arial" w:hAnsi="Arial" w:cs="Arial"/>
+                <w:sz w:val="20"/>
+                <w:szCs w:val="20"/>
+              </w:rPr>
+              <w:t>2.05 TPS</w:t>
+            </w:r>
+          </w:p>
+        </w:tc>
+      </w:tr>
+      <w:tr>
+        <w:trPr>
+          <w:trHeight w:val="552"/>
+          <w:tblCellSpacing w:w="15" w:type="dxa"/>
+          <w:jc w:val="center"/>
+        </w:trPr>
+        <w:tc>
+          <w:tcPr>
+            <w:tcW w:w="0" w:type="auto"/>
+            <w:vAlign w:val="center"/>
+            <w:hideMark/>
+          </w:tcPr>
+          <w:p>
+            <w:pPr>
+              <w:jc w:val="center"/>
+              <w:rPr>
+                <w:rFonts w:ascii="Arial" w:hAnsi="Arial" w:cs="Arial"/>
+                <w:sz w:val="20"/>
+                <w:szCs w:val="20"/>
+              </w:rPr>
+            </w:pPr>
+            <w:r>
+              <w:rPr>
+                <w:rFonts w:ascii="Arial" w:hAnsi="Arial" w:cs="Arial"/>
+                <w:sz w:val="20"/>
+                <w:szCs w:val="20"/>
+              </w:rPr>
+              <w:t>Media</w:t>
+            </w:r>
+          </w:p>
+        </w:tc>
+        <w:tc>
+          <w:tcPr>
+            <w:tcW w:w="0" w:type="auto"/>
+            <w:vAlign w:val="center"/>
+            <w:hideMark/>
+          </w:tcPr>
+          <w:p>
+            <w:pPr>
+              <w:jc w:val="center"/>
+              <w:rPr>
+                <w:rFonts w:ascii="Arial" w:hAnsi="Arial" w:cs="Arial"/>
+                <w:sz w:val="20"/>
+                <w:szCs w:val="20"/>
+              </w:rPr>
+            </w:pPr>
+            <w:r>
+              <w:rPr>
+                <w:rFonts w:ascii="Arial" w:hAnsi="Arial" w:cs="Arial"/>
+                <w:sz w:val="20"/>
+                <w:szCs w:val="20"/>
+              </w:rPr>
+              <w:t>580</w:t>
+            </w:r>
+          </w:p>
+        </w:tc>
+        <w:tc>
+          <w:tcPr>
+            <w:tcW w:w="0" w:type="auto"/>
+            <w:vAlign w:val="center"/>
+            <w:hideMark/>
+          </w:tcPr>
+          <w:p>
+            <w:pPr>
+              <w:jc w:val="center"/>
+              <w:rPr>
+                <w:rFonts w:ascii="Arial" w:hAnsi="Arial" w:cs="Arial"/>
+                <w:sz w:val="20"/>
+                <w:szCs w:val="20"/>
+              </w:rPr>
+            </w:pPr>
+            <w:r>
+              <w:rPr>
+                <w:rFonts w:ascii="Arial" w:hAnsi="Arial" w:cs="Arial"/>
+                <w:sz w:val="20"/>
+                <w:szCs w:val="20"/>
+              </w:rPr>
+              <w:t>~79 s</w:t>
+            </w:r>
+          </w:p>
+        </w:tc>
+        <w:tc>
+          <w:tcPr>
+            <w:tcW w:w="0" w:type="auto"/>
+            <w:vAlign w:val="center"/>
+            <w:hideMark/>
+          </w:tcPr>
+          <w:p>
+            <w:pPr>
+              <w:jc w:val="center"/>
+              <w:rPr>
+                <w:rFonts w:ascii="Arial" w:hAnsi="Arial" w:cs="Arial"/>
+                <w:sz w:val="20"/>
+                <w:szCs w:val="20"/>
+              </w:rPr>
+            </w:pPr>
+            <w:r>
+              <w:rPr>
+                <w:rFonts w:ascii="Arial" w:hAnsi="Arial" w:cs="Arial"/>
+                <w:sz w:val="20"/>
+                <w:szCs w:val="20"/>
+              </w:rPr>
+              <w:t>7.34 TPS</w:t>
+            </w:r>
+          </w:p>
+        </w:tc>
+      </w:tr>
+      <w:tr>
+        <w:trPr>
+          <w:trHeight w:val="552"/>
+          <w:tblCellSpacing w:w="15" w:type="dxa"/>
+          <w:jc w:val="center"/>
+        </w:trPr>
+        <w:tc>
+          <w:tcPr>
+            <w:tcW w:w="0" w:type="auto"/>
+            <w:vAlign w:val="center"/>
+            <w:hideMark/>
+          </w:tcPr>
+          <w:p>
+            <w:pPr>
+              <w:jc w:val="center"/>
+              <w:rPr>
+                <w:rFonts w:ascii="Arial" w:hAnsi="Arial" w:cs="Arial"/>
+                <w:sz w:val="20"/>
+                <w:szCs w:val="20"/>
+              </w:rPr>
+            </w:pPr>
+            <w:r>
+              <w:rPr>
+                <w:rFonts w:ascii="Arial" w:hAnsi="Arial" w:cs="Arial"/>
+                <w:sz w:val="20"/>
+                <w:szCs w:val="20"/>
+              </w:rPr>
+              <w:t>Alta</w:t>
+            </w:r>
+          </w:p>
+        </w:tc>
+        <w:tc>
+          <w:tcPr>
+            <w:tcW w:w="0" w:type="auto"/>
+            <w:vAlign w:val="center"/>
+            <w:hideMark/>
+          </w:tcPr>
+          <w:p>
+            <w:pPr>
+              <w:jc w:val="center"/>
+              <w:rPr>
+                <w:rFonts w:ascii="Arial" w:hAnsi="Arial" w:cs="Arial"/>
+                <w:sz w:val="20"/>
+                <w:szCs w:val="20"/>
+              </w:rPr>
+            </w:pPr>
+            <w:r>
+              <w:rPr>
+                <w:rFonts w:ascii="Arial" w:hAnsi="Arial" w:cs="Arial"/>
+                <w:sz w:val="20"/>
+                <w:szCs w:val="20"/>
+              </w:rPr>
+              <w:t>635</w:t>
+            </w:r>
+          </w:p>
+        </w:tc>
+        <w:tc>
+          <w:tcPr>
+            <w:tcW w:w="0" w:type="auto"/>
+            <w:vAlign w:val="center"/>
+            <w:hideMark/>
+          </w:tcPr>
+          <w:p>
+            <w:pPr>
+              <w:jc w:val="center"/>
+              <w:rPr>
+                <w:rFonts w:ascii="Arial" w:hAnsi="Arial" w:cs="Arial"/>
+                <w:sz w:val="20"/>
+                <w:szCs w:val="20"/>
+              </w:rPr>
+            </w:pPr>
+            <w:r>
+              <w:rPr>
+                <w:rFonts w:ascii="Arial" w:hAnsi="Arial" w:cs="Arial"/>
+                <w:sz w:val="20"/>
+                <w:szCs w:val="20"/>
+              </w:rPr>
+              <w:t>~139 s</w:t>
+            </w:r>
+          </w:p>
+        </w:tc>
+        <w:tc>
+          <w:tcPr>
+            <w:tcW w:w="0" w:type="auto"/>
+            <w:vAlign w:val="center"/>
+            <w:hideMark/>
+          </w:tcPr>
+          <w:p>
+            <w:pPr>
+              <w:jc w:val="center"/>
+              <w:rPr>
+                <w:rFonts w:ascii="Arial" w:hAnsi="Arial" w:cs="Arial"/>
+                <w:sz w:val="20"/>
+                <w:szCs w:val="20"/>
+              </w:rPr>
+            </w:pPr>
+            <w:r>
+              <w:rPr>
+                <w:rFonts w:ascii="Arial" w:hAnsi="Arial" w:cs="Arial"/>
+                <w:sz w:val="20"/>
+                <w:szCs w:val="20"/>
+              </w:rPr>
+              <w:t>4.57 TPS</w:t>
+            </w:r>
+          </w:p>
+        </w:tc>
+      </w:tr>
+    </w:tbl>
+    <w:p>
+      <w:pPr>
+        <w:rPr>
+          <w:rFonts w:ascii="Arial" w:hAnsi="Arial" w:cs="Arial"/>
+          <w:b/>
+          <w:bCs/>
+          <w:sz w:val="20"/>
+          <w:szCs w:val="20"/>
+        </w:rPr>
+      </w:pPr>
+    </w:p>
+    <w:p>
+      <w:pPr>
+        <w:rPr>
+          <w:b/>
+          <w:bCs/>
+        </w:rPr>
+      </w:pPr>
+      <w:r>
+        <w:rPr>
+          <w:rFonts w:ascii="Arial" w:hAnsi="Arial" w:cs="Arial"/>
+          <w:b/>
+          <w:bCs/>
+          <w:sz w:val="20"/>
+          <w:szCs w:val="20"/>
+        </w:rPr>
+        <w:t>Conclusión para README:</w:t>
       </w:r>
     </w:p>
     <w:p>
       <w:pPr>
         <w:numPr>
           <w:ilvl w:val="0"/>
-          <w:numId w:val="2"/>
+          <w:numId w:val="8"/>
         </w:numPr>
-      </w:pPr>
-      <w:r>
-        <w:t xml:space="preserve">Herramienta utilizada: Apache </w:t>
-      </w:r>
-      <w:proofErr w:type="spellStart"/>
-      <w:r>
-        <w:t>JMeter</w:t>
-      </w:r>
-      <w:proofErr w:type="spellEnd"/>
+        <w:rPr>
+          <w:rFonts w:ascii="Arial" w:hAnsi="Arial" w:cs="Arial"/>
+          <w:sz w:val="20"/>
+          <w:szCs w:val="20"/>
+        </w:rPr>
+      </w:pPr>
+      <w:r>
+        <w:rPr>
+          <w:rFonts w:ascii="Arial" w:hAnsi="Arial" w:cs="Arial"/>
+          <w:sz w:val="20"/>
+          <w:szCs w:val="20"/>
+        </w:rPr>
+        <w:t xml:space="preserve">Ningún escenario alcanza el umbral requerido de ≥20 TPS </w:t>
+      </w:r>
     </w:p>
     <w:p>
       <w:pPr>
         <w:numPr>
           <w:ilvl w:val="0"/>
-          <w:numId w:val="2"/>
+          <w:numId w:val="8"/>
         </w:numPr>
-      </w:pPr>
-      <w:r>
-        <w:t>Número de usuarios virtuales (</w:t>
+        <w:rPr>
+          <w:rFonts w:ascii="Arial" w:hAnsi="Arial" w:cs="Arial"/>
+          <w:sz w:val="20"/>
+          <w:szCs w:val="20"/>
+        </w:rPr>
+      </w:pPr>
+      <w:r>
+        <w:rPr>
+          <w:rFonts w:ascii="Arial" w:hAnsi="Arial" w:cs="Arial"/>
+          <w:sz w:val="20"/>
+          <w:szCs w:val="20"/>
+        </w:rPr>
+        <w:t xml:space="preserve">El </w:t>
       </w:r>
       <w:proofErr w:type="spellStart"/>
       <w:r>
-        <w:t>VUs</w:t>
+        <w:rPr>
+          <w:rFonts w:ascii="Arial" w:hAnsi="Arial" w:cs="Arial"/>
+          <w:sz w:val="20"/>
+          <w:szCs w:val="20"/>
+        </w:rPr>
+        <w:t>throughput</w:t>
       </w:r>
       <w:proofErr w:type="spellEnd"/>
       <w:r>
-        <w:t>): hasta 140</w:t>
+        <w:rPr>
+          <w:rFonts w:ascii="Arial" w:hAnsi="Arial" w:cs="Arial"/>
+          <w:sz w:val="20"/>
+          <w:szCs w:val="20"/>
+        </w:rPr>
+        <w:t xml:space="preserve"> está limitado por fallos (no por capacidad real del sistema) </w:t>
+      </w:r>
+    </w:p>
+    <w:p>
+      <w:pPr>
+        <w:rPr>
+          <w:rFonts w:ascii="Arial" w:hAnsi="Arial" w:cs="Arial"/>
+          <w:sz w:val="20"/>
+          <w:szCs w:val="20"/>
+        </w:rPr>
+      </w:pPr>
+    </w:p>
+    <w:p>
+      <w:pPr>
+        <w:rPr>
+          <w:rFonts w:ascii="Arial" w:hAnsi="Arial" w:cs="Arial"/>
+          <w:b/>
+          <w:bCs/>
+          <w:sz w:val="22"/>
+          <w:szCs w:val="22"/>
+        </w:rPr>
+      </w:pPr>
+      <w:r>
+        <w:rPr>
+          <w:rFonts w:ascii="Arial" w:hAnsi="Arial" w:cs="Arial"/>
+          <w:b/>
+          <w:bCs/>
+          <w:sz w:val="22"/>
+          <w:szCs w:val="22"/>
+        </w:rPr>
+        <w:t>4</w:t>
+      </w:r>
+      <w:r>
+        <w:rPr>
+          <w:rFonts w:ascii="Arial" w:hAnsi="Arial" w:cs="Arial"/>
+          <w:b/>
+          <w:bCs/>
+          <w:sz w:val="22"/>
+          <w:szCs w:val="22"/>
+        </w:rPr>
+        <w:t>. Análisis del error 523 (CRÍTICO)</w:t>
+      </w:r>
+    </w:p>
+    <w:p>
+      <w:pPr>
+        <w:rPr>
+          <w:rFonts w:ascii="Arial" w:hAnsi="Arial" w:cs="Arial"/>
+          <w:sz w:val="20"/>
+          <w:szCs w:val="20"/>
+        </w:rPr>
+      </w:pPr>
+      <w:r>
+        <w:rPr>
+          <w:rFonts w:ascii="Arial" w:hAnsi="Arial" w:cs="Arial"/>
+          <w:sz w:val="20"/>
+          <w:szCs w:val="20"/>
+        </w:rPr>
+        <w:t>El error 523 (</w:t>
+      </w:r>
+      <w:proofErr w:type="spellStart"/>
+      <w:r>
+        <w:rPr>
+          <w:rFonts w:ascii="Arial" w:hAnsi="Arial" w:cs="Arial"/>
+          <w:sz w:val="20"/>
+          <w:szCs w:val="20"/>
+        </w:rPr>
+        <w:t>Cloudflare</w:t>
+      </w:r>
+      <w:proofErr w:type="spellEnd"/>
+      <w:r>
+        <w:rPr>
+          <w:rFonts w:ascii="Arial" w:hAnsi="Arial" w:cs="Arial"/>
+          <w:sz w:val="20"/>
+          <w:szCs w:val="20"/>
+        </w:rPr>
+        <w:t xml:space="preserve"> </w:t>
+      </w:r>
+      <w:proofErr w:type="spellStart"/>
+      <w:r>
+        <w:rPr>
+          <w:rFonts w:ascii="Arial" w:hAnsi="Arial" w:cs="Arial"/>
+          <w:sz w:val="20"/>
+          <w:szCs w:val="20"/>
+        </w:rPr>
+        <w:t>Origin</w:t>
+      </w:r>
+      <w:proofErr w:type="spellEnd"/>
+      <w:r>
+        <w:rPr>
+          <w:rFonts w:ascii="Arial" w:hAnsi="Arial" w:cs="Arial"/>
+          <w:sz w:val="20"/>
+          <w:szCs w:val="20"/>
+        </w:rPr>
+        <w:t xml:space="preserve"> </w:t>
+      </w:r>
+      <w:proofErr w:type="spellStart"/>
+      <w:r>
+        <w:rPr>
+          <w:rFonts w:ascii="Arial" w:hAnsi="Arial" w:cs="Arial"/>
+          <w:sz w:val="20"/>
+          <w:szCs w:val="20"/>
+        </w:rPr>
+        <w:t>Unreachable</w:t>
+      </w:r>
+      <w:proofErr w:type="spellEnd"/>
+      <w:r>
+        <w:rPr>
+          <w:rFonts w:ascii="Arial" w:hAnsi="Arial" w:cs="Arial"/>
+          <w:sz w:val="20"/>
+          <w:szCs w:val="20"/>
+        </w:rPr>
+        <w:t>) indica que:</w:t>
       </w:r>
     </w:p>
     <w:p>
       <w:pPr>
         <w:numPr>
           <w:ilvl w:val="0"/>
-          <w:numId w:val="2"/>
+          <w:numId w:val="9"/>
         </w:numPr>
-      </w:pPr>
-      <w:proofErr w:type="gramStart"/>
-      <w:r>
-        <w:t>Total</w:t>
-      </w:r>
-      <w:proofErr w:type="gramEnd"/>
-      <w:r>
-        <w:t xml:space="preserve"> de muestras: 513</w:t>
+        <w:rPr>
+          <w:rFonts w:ascii="Arial" w:hAnsi="Arial" w:cs="Arial"/>
+          <w:sz w:val="20"/>
+          <w:szCs w:val="20"/>
+        </w:rPr>
+      </w:pPr>
+      <w:r>
+        <w:rPr>
+          <w:rFonts w:ascii="Arial" w:hAnsi="Arial" w:cs="Arial"/>
+          <w:sz w:val="20"/>
+          <w:szCs w:val="20"/>
+        </w:rPr>
+        <w:t xml:space="preserve">El </w:t>
+      </w:r>
+      <w:proofErr w:type="spellStart"/>
+      <w:r>
+        <w:rPr>
+          <w:rFonts w:ascii="Arial" w:hAnsi="Arial" w:cs="Arial"/>
+          <w:sz w:val="20"/>
+          <w:szCs w:val="20"/>
+        </w:rPr>
+        <w:t>gateway</w:t>
+      </w:r>
+      <w:proofErr w:type="spellEnd"/>
+      <w:r>
+        <w:rPr>
+          <w:rFonts w:ascii="Arial" w:hAnsi="Arial" w:cs="Arial"/>
+          <w:sz w:val="20"/>
+          <w:szCs w:val="20"/>
+        </w:rPr>
+        <w:t xml:space="preserve"> (</w:t>
+      </w:r>
+      <w:proofErr w:type="spellStart"/>
+      <w:r>
+        <w:rPr>
+          <w:rFonts w:ascii="Arial" w:hAnsi="Arial" w:cs="Arial"/>
+          <w:sz w:val="20"/>
+          <w:szCs w:val="20"/>
+        </w:rPr>
+        <w:t>Cloudflare</w:t>
+      </w:r>
+      <w:proofErr w:type="spellEnd"/>
+      <w:r>
+        <w:rPr>
+          <w:rFonts w:ascii="Arial" w:hAnsi="Arial" w:cs="Arial"/>
+          <w:sz w:val="20"/>
+          <w:szCs w:val="20"/>
+        </w:rPr>
+        <w:t xml:space="preserve"> o balanceador) no puede conectar con el </w:t>
+      </w:r>
+      <w:proofErr w:type="spellStart"/>
+      <w:r>
+        <w:rPr>
+          <w:rFonts w:ascii="Arial" w:hAnsi="Arial" w:cs="Arial"/>
+          <w:sz w:val="20"/>
+          <w:szCs w:val="20"/>
+        </w:rPr>
+        <w:t>backend</w:t>
+      </w:r>
+      <w:proofErr w:type="spellEnd"/>
+      <w:r>
+        <w:rPr>
+          <w:rFonts w:ascii="Arial" w:hAnsi="Arial" w:cs="Arial"/>
+          <w:sz w:val="20"/>
+          <w:szCs w:val="20"/>
+        </w:rPr>
+        <w:t xml:space="preserve"> </w:t>
       </w:r>
     </w:p>
     <w:p>
       <w:pPr>
         <w:numPr>
           <w:ilvl w:val="0"/>
-          <w:numId w:val="2"/>
+          <w:numId w:val="9"/>
         </w:numPr>
-      </w:pPr>
-      <w:r>
-        <w:t>Tipo de prueba: carga sostenida</w:t>
+        <w:rPr>
+          <w:rFonts w:ascii="Arial" w:hAnsi="Arial" w:cs="Arial"/>
+          <w:sz w:val="20"/>
+          <w:szCs w:val="20"/>
+        </w:rPr>
+      </w:pPr>
+      <w:r>
+        <w:rPr>
+          <w:rFonts w:ascii="Arial" w:hAnsi="Arial" w:cs="Arial"/>
+          <w:sz w:val="20"/>
+          <w:szCs w:val="20"/>
+        </w:rPr>
+        <w:t xml:space="preserve">No es un error funcional → es un problema de disponibilidad </w:t>
+      </w:r>
+    </w:p>
+    <w:p>
+      <w:pPr>
+        <w:rPr>
+          <w:rFonts w:ascii="Arial" w:hAnsi="Arial" w:cs="Arial"/>
+          <w:sz w:val="20"/>
+          <w:szCs w:val="20"/>
+        </w:rPr>
+      </w:pPr>
+      <w:r>
+        <w:rPr>
+          <w:rFonts w:ascii="Arial" w:hAnsi="Arial" w:cs="Arial"/>
+          <w:sz w:val="20"/>
+          <w:szCs w:val="20"/>
+        </w:rPr>
+        <w:t>Impacto observado</w:t>
       </w:r>
     </w:p>
     <w:p>
       <w:pPr>
         <w:numPr>
           <w:ilvl w:val="0"/>
-          <w:numId w:val="2"/>
+          <w:numId w:val="10"/>
         </w:numPr>
-      </w:pPr>
-      <w:r>
-        <w:t>Configuración: Petición HTTP con validaciones de respuesta y duración</w:t>
-      </w:r>
-    </w:p>
-    <w:p>
-      <w:r>
-        <w:pict w14:anchorId="4BB05E55">
-          <v:rect id="_x0000_i1081" style="width:0;height:1.5pt" o:hralign="center" o:hrstd="t" o:hr="t" fillcolor="#a0a0a0" stroked="f"/>
-        </w:pict>
-      </w:r>
-    </w:p>
-    <w:p>
-      <w:pPr>
-        <w:rPr>
+        <w:rPr>
+          <w:rFonts w:ascii="Arial" w:hAnsi="Arial" w:cs="Arial"/>
+          <w:sz w:val="20"/>
+          <w:szCs w:val="20"/>
+        </w:rPr>
+      </w:pPr>
+      <w:r>
+        <w:rPr>
+          <w:rFonts w:ascii="Arial" w:hAnsi="Arial" w:cs="Arial"/>
+          <w:sz w:val="20"/>
+          <w:szCs w:val="20"/>
+        </w:rPr>
+        <w:t xml:space="preserve">Error </w:t>
+      </w:r>
+      <w:proofErr w:type="spellStart"/>
+      <w:r>
+        <w:rPr>
+          <w:rFonts w:ascii="Arial" w:hAnsi="Arial" w:cs="Arial"/>
+          <w:sz w:val="20"/>
+          <w:szCs w:val="20"/>
+        </w:rPr>
+        <w:t>rate</w:t>
+      </w:r>
+      <w:proofErr w:type="spellEnd"/>
+      <w:r>
+        <w:rPr>
+          <w:rFonts w:ascii="Arial" w:hAnsi="Arial" w:cs="Arial"/>
+          <w:sz w:val="20"/>
+          <w:szCs w:val="20"/>
+        </w:rPr>
+        <w:t xml:space="preserve"> real: 100% en los 3 escenarios </w:t>
+      </w:r>
+    </w:p>
+    <w:p>
+      <w:pPr>
+        <w:numPr>
+          <w:ilvl w:val="0"/>
+          <w:numId w:val="10"/>
+        </w:numPr>
+        <w:rPr>
+          <w:rFonts w:ascii="Arial" w:hAnsi="Arial" w:cs="Arial"/>
+          <w:sz w:val="20"/>
+          <w:szCs w:val="20"/>
+        </w:rPr>
+      </w:pPr>
+      <w:r>
+        <w:rPr>
+          <w:rFonts w:ascii="Arial" w:hAnsi="Arial" w:cs="Arial"/>
+          <w:sz w:val="20"/>
+          <w:szCs w:val="20"/>
+        </w:rPr>
+        <w:t xml:space="preserve">TPS artificialmente bajo </w:t>
+      </w:r>
+    </w:p>
+    <w:p>
+      <w:pPr>
+        <w:numPr>
+          <w:ilvl w:val="0"/>
+          <w:numId w:val="10"/>
+        </w:numPr>
+        <w:rPr>
+          <w:rFonts w:ascii="Arial" w:hAnsi="Arial" w:cs="Arial"/>
+          <w:sz w:val="20"/>
+          <w:szCs w:val="20"/>
+        </w:rPr>
+      </w:pPr>
+      <w:r>
+        <w:rPr>
+          <w:rFonts w:ascii="Arial" w:hAnsi="Arial" w:cs="Arial"/>
+          <w:sz w:val="20"/>
+          <w:szCs w:val="20"/>
+        </w:rPr>
+        <w:t xml:space="preserve">Métricas de latencia no representativas </w:t>
+      </w:r>
+    </w:p>
+    <w:p>
+      <w:pPr>
+        <w:rPr>
+          <w:rFonts w:ascii="Arial" w:hAnsi="Arial" w:cs="Arial"/>
           <w:b/>
           <w:bCs/>
-        </w:rPr>
-      </w:pPr>
-      <w:r>
-        <w:rPr>
+          <w:sz w:val="22"/>
+          <w:szCs w:val="22"/>
+        </w:rPr>
+      </w:pPr>
+      <w:r>
+        <w:rPr>
+          <w:rFonts w:ascii="Arial" w:hAnsi="Arial" w:cs="Arial"/>
           <w:b/>
           <w:bCs/>
-        </w:rPr>
-        <w:t>4. Resultados obtenidos</w:t>
-      </w:r>
-    </w:p>
-    <w:p>
-      <w:r>
-        <w:t>Dado el siguiente cuadro de resultados de una prueba de carga detallados con los valores obtenidos luego de la ejecución de la prueba</w:t>
-      </w:r>
-      <w:r>
-        <w:t>:</w:t>
-      </w:r>
-    </w:p>
-    <w:p>
-      <w:pPr>
-        <w:jc w:val="center"/>
-        <w:rPr>
+          <w:sz w:val="22"/>
+          <w:szCs w:val="22"/>
+        </w:rPr>
+        <w:t>Acción correctiva propuesta</w:t>
+      </w:r>
+    </w:p>
+    <w:p>
+      <w:pPr>
+        <w:rPr>
+          <w:rFonts w:ascii="Arial" w:hAnsi="Arial" w:cs="Arial"/>
           <w:b/>
           <w:bCs/>
-        </w:rPr>
-      </w:pPr>
-      <w:r>
-        <w:rPr>
+          <w:sz w:val="20"/>
+          <w:szCs w:val="20"/>
+        </w:rPr>
+      </w:pPr>
+      <w:r>
+        <w:rPr>
+          <w:rFonts w:ascii="Arial" w:hAnsi="Arial" w:cs="Arial"/>
           <w:b/>
           <w:bCs/>
-        </w:rPr>
-        <w:object w:dxaOrig="1520" w:dyaOrig="987" w14:anchorId="653639EB">
-          <v:shapetype id="_x0000_t75" coordsize="21600,21600" o:spt="75" o:preferrelative="t" path="m@4@5l@4@11@9@11@9@5xe" filled="f" stroked="f">
-            <v:stroke joinstyle="miter"/>
-            <v:formulas>
-              <v:f eqn="if lineDrawn pixelLineWidth 0"/>
-              <v:f eqn="sum @0 1 0"/>
-              <v:f eqn="sum 0 0 @1"/>
-              <v:f eqn="prod @2 1 2"/>
-              <v:f eqn="prod @3 21600 pixelWidth"/>
-              <v:f eqn="prod @3 21600 pixelHeight"/>
-              <v:f eqn="sum @0 0 1"/>
-              <v:f eqn="prod @6 1 2"/>
-              <v:f eqn="prod @7 21600 pixelWidth"/>
-              <v:f eqn="sum @8 21600 0"/>
-              <v:f eqn="prod @7 21600 pixelHeight"/>
-              <v:f eqn="sum @10 21600 0"/>
-            </v:formulas>
-            <v:path o:extrusionok="f" gradientshapeok="t" o:connecttype="rect"/>
-            <o:lock v:ext="edit" aspectratio="t"/>
-          </v:shapetype>
-          <v:shape id="_x0000_i1099" type="#_x0000_t75" style="width:76.2pt;height:49.2pt" o:ole="">
-            <v:imagedata r:id="rId5" o:title=""/>
-          </v:shape>
-          <o:OLEObject Type="Embed" ProgID="Package" ShapeID="_x0000_i1099" DrawAspect="Icon" ObjectID="_1836675643" r:id="rId6"/>
-        </w:object>
-      </w:r>
-    </w:p>
-    <w:p>
-      <w:r>
-        <w:rPr>
+          <w:sz w:val="20"/>
+          <w:szCs w:val="20"/>
+        </w:rPr>
+        <w:t>1. Reintentos controlados (</w:t>
+      </w:r>
+      <w:proofErr w:type="spellStart"/>
+      <w:r>
+        <w:rPr>
+          <w:rFonts w:ascii="Arial" w:hAnsi="Arial" w:cs="Arial"/>
           <w:b/>
           <w:bCs/>
-        </w:rPr>
-        <w:t xml:space="preserve">El monitoreo </w:t>
-      </w:r>
-      <w:r>
-        <w:t xml:space="preserve">de la </w:t>
-      </w:r>
-      <w:proofErr w:type="gramStart"/>
-      <w:r>
-        <w:t>prueba,</w:t>
-      </w:r>
-      <w:proofErr w:type="gramEnd"/>
-      <w:r>
-        <w:t xml:space="preserve"> arrojó el siguiente </w:t>
-      </w:r>
-      <w:proofErr w:type="spellStart"/>
-      <w:r>
-        <w:t>driagrama</w:t>
+          <w:sz w:val="20"/>
+          <w:szCs w:val="20"/>
+        </w:rPr>
+        <w:t>retry</w:t>
       </w:r>
       <w:proofErr w:type="spellEnd"/>
       <w:r>
-        <w:t>:</w:t>
-      </w:r>
-    </w:p>
-    <w:p>
-      <w:pPr>
-        <w:rPr>
+        <w:rPr>
+          <w:rFonts w:ascii="Arial" w:hAnsi="Arial" w:cs="Arial"/>
           <w:b/>
           <w:bCs/>
-        </w:rPr>
-      </w:pPr>
-      <w:r>
-        <w:rPr>
+          <w:sz w:val="20"/>
+          <w:szCs w:val="20"/>
+        </w:rPr>
+        <w:t xml:space="preserve"> </w:t>
+      </w:r>
+      <w:proofErr w:type="spellStart"/>
+      <w:r>
+        <w:rPr>
+          <w:rFonts w:ascii="Arial" w:hAnsi="Arial" w:cs="Arial"/>
           <w:b/>
           <w:bCs/>
+          <w:sz w:val="20"/>
+          <w:szCs w:val="20"/>
+        </w:rPr>
+        <w:t>logic</w:t>
+      </w:r>
+      <w:proofErr w:type="spellEnd"/>
+      <w:r>
+        <w:rPr>
+          <w:rFonts w:ascii="Arial" w:hAnsi="Arial" w:cs="Arial"/>
+          <w:b/>
+          <w:bCs/>
+          <w:sz w:val="20"/>
+          <w:szCs w:val="20"/>
+        </w:rPr>
+        <w:t>)</w:t>
+      </w:r>
+    </w:p>
+    <w:p>
+      <w:pPr>
+        <w:numPr>
+          <w:ilvl w:val="0"/>
+          <w:numId w:val="11"/>
+        </w:numPr>
+        <w:rPr>
+          <w:rFonts w:ascii="Arial" w:hAnsi="Arial" w:cs="Arial"/>
+          <w:sz w:val="20"/>
+          <w:szCs w:val="20"/>
+        </w:rPr>
+      </w:pPr>
+      <w:r>
+        <w:rPr>
+          <w:rFonts w:ascii="Arial" w:hAnsi="Arial" w:cs="Arial"/>
+          <w:sz w:val="20"/>
+          <w:szCs w:val="20"/>
+        </w:rPr>
+        <w:t xml:space="preserve">Implementar </w:t>
+      </w:r>
+      <w:proofErr w:type="spellStart"/>
+      <w:r>
+        <w:rPr>
+          <w:rFonts w:ascii="Arial" w:hAnsi="Arial" w:cs="Arial"/>
+          <w:sz w:val="20"/>
+          <w:szCs w:val="20"/>
+        </w:rPr>
+        <w:t>retry</w:t>
+      </w:r>
+      <w:proofErr w:type="spellEnd"/>
+      <w:r>
+        <w:rPr>
+          <w:rFonts w:ascii="Arial" w:hAnsi="Arial" w:cs="Arial"/>
+          <w:sz w:val="20"/>
+          <w:szCs w:val="20"/>
+        </w:rPr>
+        <w:t xml:space="preserve"> en </w:t>
+      </w:r>
+      <w:proofErr w:type="spellStart"/>
+      <w:r>
+        <w:rPr>
+          <w:rFonts w:ascii="Arial" w:hAnsi="Arial" w:cs="Arial"/>
+          <w:sz w:val="20"/>
+          <w:szCs w:val="20"/>
+        </w:rPr>
+        <w:t>JMeter</w:t>
+      </w:r>
+      <w:proofErr w:type="spellEnd"/>
+      <w:r>
+        <w:rPr>
+          <w:rFonts w:ascii="Arial" w:hAnsi="Arial" w:cs="Arial"/>
+          <w:sz w:val="20"/>
+          <w:szCs w:val="20"/>
+        </w:rPr>
+        <w:t xml:space="preserve">: </w:t>
+      </w:r>
+    </w:p>
+    <w:p>
+      <w:pPr>
+        <w:numPr>
+          <w:ilvl w:val="1"/>
+          <w:numId w:val="11"/>
+        </w:numPr>
+        <w:rPr>
+          <w:rFonts w:ascii="Arial" w:hAnsi="Arial" w:cs="Arial"/>
+          <w:sz w:val="20"/>
+          <w:szCs w:val="20"/>
+        </w:rPr>
+      </w:pPr>
+      <w:proofErr w:type="spellStart"/>
+      <w:r>
+        <w:rPr>
+          <w:rFonts w:ascii="Arial" w:hAnsi="Arial" w:cs="Arial"/>
+          <w:sz w:val="20"/>
+          <w:szCs w:val="20"/>
+        </w:rPr>
+        <w:t>Retry</w:t>
+      </w:r>
+      <w:proofErr w:type="spellEnd"/>
+      <w:r>
+        <w:rPr>
+          <w:rFonts w:ascii="Arial" w:hAnsi="Arial" w:cs="Arial"/>
+          <w:sz w:val="20"/>
+          <w:szCs w:val="20"/>
+        </w:rPr>
+        <w:t xml:space="preserve"> </w:t>
+      </w:r>
+      <w:proofErr w:type="spellStart"/>
+      <w:r>
+        <w:rPr>
+          <w:rFonts w:ascii="Arial" w:hAnsi="Arial" w:cs="Arial"/>
+          <w:sz w:val="20"/>
+          <w:szCs w:val="20"/>
+        </w:rPr>
+        <w:t>count</w:t>
+      </w:r>
+      <w:proofErr w:type="spellEnd"/>
+      <w:r>
+        <w:rPr>
+          <w:rFonts w:ascii="Arial" w:hAnsi="Arial" w:cs="Arial"/>
+          <w:sz w:val="20"/>
+          <w:szCs w:val="20"/>
+        </w:rPr>
+        <w:t xml:space="preserve">: 2–3 </w:t>
+      </w:r>
+    </w:p>
+    <w:p>
+      <w:pPr>
+        <w:numPr>
+          <w:ilvl w:val="1"/>
+          <w:numId w:val="11"/>
+        </w:numPr>
+        <w:rPr>
+          <w:rFonts w:ascii="Arial" w:hAnsi="Arial" w:cs="Arial"/>
+          <w:sz w:val="20"/>
+          <w:szCs w:val="20"/>
+        </w:rPr>
+      </w:pPr>
+      <w:r>
+        <w:rPr>
+          <w:rFonts w:ascii="Arial" w:hAnsi="Arial" w:cs="Arial"/>
+          <w:sz w:val="20"/>
+          <w:szCs w:val="20"/>
+        </w:rPr>
+        <w:t>Backoff exponencial (</w:t>
+      </w:r>
+      <w:proofErr w:type="spellStart"/>
+      <w:r>
+        <w:rPr>
+          <w:rFonts w:ascii="Arial" w:hAnsi="Arial" w:cs="Arial"/>
+          <w:sz w:val="20"/>
+          <w:szCs w:val="20"/>
+        </w:rPr>
+        <w:t>ej</w:t>
+      </w:r>
+      <w:proofErr w:type="spellEnd"/>
+      <w:r>
+        <w:rPr>
+          <w:rFonts w:ascii="Arial" w:hAnsi="Arial" w:cs="Arial"/>
+          <w:sz w:val="20"/>
+          <w:szCs w:val="20"/>
+        </w:rPr>
+        <w:t xml:space="preserve">: 1s → 2s → 4s) </w:t>
+      </w:r>
+    </w:p>
+    <w:p>
+      <w:pPr>
+        <w:rPr>
+          <w:rFonts w:ascii="Arial" w:hAnsi="Arial" w:cs="Arial"/>
+          <w:b/>
+          <w:bCs/>
+          <w:sz w:val="20"/>
+          <w:szCs w:val="20"/>
+        </w:rPr>
+      </w:pPr>
+      <w:r>
+        <w:rPr>
+          <w:rFonts w:ascii="Arial" w:hAnsi="Arial" w:cs="Arial"/>
+          <w:b/>
+          <w:bCs/>
+          <w:sz w:val="20"/>
+          <w:szCs w:val="20"/>
+        </w:rPr>
+        <w:t>2. Validación previa de disponibilidad</w:t>
+      </w:r>
+    </w:p>
+    <w:p>
+      <w:pPr>
+        <w:numPr>
+          <w:ilvl w:val="0"/>
+          <w:numId w:val="12"/>
+        </w:numPr>
+        <w:rPr>
+          <w:rFonts w:ascii="Arial" w:hAnsi="Arial" w:cs="Arial"/>
+          <w:sz w:val="20"/>
+          <w:szCs w:val="20"/>
+        </w:rPr>
+      </w:pPr>
+      <w:r>
+        <w:rPr>
+          <w:rFonts w:ascii="Arial" w:hAnsi="Arial" w:cs="Arial"/>
+          <w:sz w:val="20"/>
+          <w:szCs w:val="20"/>
         </w:rPr>
         <w:lastRenderedPageBreak/>
+        <w:t xml:space="preserve">Health </w:t>
+      </w:r>
+      <w:proofErr w:type="spellStart"/>
+      <w:r>
+        <w:rPr>
+          <w:rFonts w:ascii="Arial" w:hAnsi="Arial" w:cs="Arial"/>
+          <w:sz w:val="20"/>
+          <w:szCs w:val="20"/>
+        </w:rPr>
+        <w:t>check</w:t>
+      </w:r>
+      <w:proofErr w:type="spellEnd"/>
+      <w:r>
+        <w:rPr>
+          <w:rFonts w:ascii="Arial" w:hAnsi="Arial" w:cs="Arial"/>
+          <w:sz w:val="20"/>
+          <w:szCs w:val="20"/>
+        </w:rPr>
+        <w:t xml:space="preserve"> antes de la prueba: </w:t>
+      </w:r>
+    </w:p>
+    <w:p>
+      <w:pPr>
+        <w:numPr>
+          <w:ilvl w:val="1"/>
+          <w:numId w:val="12"/>
+        </w:numPr>
+        <w:rPr>
+          <w:b/>
+          <w:bCs/>
+        </w:rPr>
+      </w:pPr>
+      <w:proofErr w:type="spellStart"/>
+      <w:r>
+        <w:rPr>
+          <w:rFonts w:ascii="Arial" w:hAnsi="Arial" w:cs="Arial"/>
+          <w:sz w:val="20"/>
+          <w:szCs w:val="20"/>
+        </w:rPr>
+        <w:t>Endpoint</w:t>
+      </w:r>
+      <w:proofErr w:type="spellEnd"/>
+      <w:r>
+        <w:rPr>
+          <w:rFonts w:ascii="Arial" w:hAnsi="Arial" w:cs="Arial"/>
+          <w:sz w:val="20"/>
+          <w:szCs w:val="20"/>
+        </w:rPr>
+        <w:t xml:space="preserve"> /</w:t>
+      </w:r>
+      <w:proofErr w:type="spellStart"/>
+      <w:r>
+        <w:rPr>
+          <w:rFonts w:ascii="Arial" w:hAnsi="Arial" w:cs="Arial"/>
+          <w:sz w:val="20"/>
+          <w:szCs w:val="20"/>
+        </w:rPr>
+        <w:t>health</w:t>
+      </w:r>
+      <w:proofErr w:type="spellEnd"/>
+      <w:r>
+        <w:rPr>
+          <w:rFonts w:ascii="Arial" w:hAnsi="Arial" w:cs="Arial"/>
+          <w:sz w:val="20"/>
+          <w:szCs w:val="20"/>
+        </w:rPr>
+        <w:t xml:space="preserve"> o /</w:t>
+      </w:r>
+      <w:proofErr w:type="gramStart"/>
+      <w:r>
+        <w:rPr>
+          <w:rFonts w:ascii="Arial" w:hAnsi="Arial" w:cs="Arial"/>
+          <w:sz w:val="20"/>
+          <w:szCs w:val="20"/>
+        </w:rPr>
+        <w:t>status</w:t>
+      </w:r>
+      <w:proofErr w:type="gramEnd"/>
+      <w:r>
+        <w:rPr>
+          <w:b/>
+          <w:bCs/>
+        </w:rPr>
+        <w:t xml:space="preserve"> </w:t>
+      </w:r>
+    </w:p>
+    <w:p>
+      <w:pPr>
+        <w:rPr>
+          <w:rFonts w:ascii="Arial" w:hAnsi="Arial" w:cs="Arial"/>
+          <w:b/>
+          <w:bCs/>
+          <w:sz w:val="20"/>
+          <w:szCs w:val="20"/>
+        </w:rPr>
+      </w:pPr>
+      <w:r>
+        <w:rPr>
+          <w:rFonts w:ascii="Arial" w:hAnsi="Arial" w:cs="Arial"/>
+          <w:b/>
+          <w:bCs/>
+          <w:sz w:val="20"/>
+          <w:szCs w:val="20"/>
+        </w:rPr>
+        <w:t xml:space="preserve">3. Coordinación con </w:t>
+      </w:r>
+      <w:proofErr w:type="spellStart"/>
+      <w:r>
+        <w:rPr>
+          <w:rFonts w:ascii="Arial" w:hAnsi="Arial" w:cs="Arial"/>
+          <w:b/>
+          <w:bCs/>
+          <w:sz w:val="20"/>
+          <w:szCs w:val="20"/>
+        </w:rPr>
+        <w:t>backend</w:t>
+      </w:r>
+      <w:proofErr w:type="spellEnd"/>
+    </w:p>
+    <w:p>
+      <w:pPr>
+        <w:numPr>
+          <w:ilvl w:val="0"/>
+          <w:numId w:val="13"/>
+        </w:numPr>
+        <w:rPr>
+          <w:rFonts w:ascii="Arial" w:hAnsi="Arial" w:cs="Arial"/>
+          <w:sz w:val="20"/>
+          <w:szCs w:val="20"/>
+        </w:rPr>
+      </w:pPr>
+      <w:r>
+        <w:rPr>
+          <w:rFonts w:ascii="Arial" w:hAnsi="Arial" w:cs="Arial"/>
+          <w:sz w:val="20"/>
+          <w:szCs w:val="20"/>
+        </w:rPr>
+        <w:t xml:space="preserve">Confirmar: </w:t>
+      </w:r>
+    </w:p>
+    <w:p>
+      <w:pPr>
+        <w:numPr>
+          <w:ilvl w:val="1"/>
+          <w:numId w:val="13"/>
+        </w:numPr>
+        <w:rPr>
+          <w:rFonts w:ascii="Arial" w:hAnsi="Arial" w:cs="Arial"/>
+          <w:sz w:val="20"/>
+          <w:szCs w:val="20"/>
+        </w:rPr>
+      </w:pPr>
+      <w:proofErr w:type="gramStart"/>
+      <w:r>
+        <w:rPr>
+          <w:rFonts w:ascii="Arial" w:hAnsi="Arial" w:cs="Arial"/>
+          <w:sz w:val="20"/>
+          <w:szCs w:val="20"/>
+        </w:rPr>
+        <w:t>API levantada</w:t>
+      </w:r>
+      <w:proofErr w:type="gramEnd"/>
+      <w:r>
+        <w:rPr>
+          <w:rFonts w:ascii="Arial" w:hAnsi="Arial" w:cs="Arial"/>
+          <w:sz w:val="20"/>
+          <w:szCs w:val="20"/>
+        </w:rPr>
+        <w:t xml:space="preserve"> </w:t>
+      </w:r>
+    </w:p>
+    <w:p>
+      <w:pPr>
+        <w:numPr>
+          <w:ilvl w:val="1"/>
+          <w:numId w:val="13"/>
+        </w:numPr>
+        <w:rPr>
+          <w:rFonts w:ascii="Arial" w:hAnsi="Arial" w:cs="Arial"/>
+          <w:sz w:val="20"/>
+          <w:szCs w:val="20"/>
+        </w:rPr>
+      </w:pPr>
+      <w:r>
+        <w:rPr>
+          <w:rFonts w:ascii="Arial" w:hAnsi="Arial" w:cs="Arial"/>
+          <w:sz w:val="20"/>
+          <w:szCs w:val="20"/>
+        </w:rPr>
+        <w:t xml:space="preserve">Sin bloqueos por firewall/CDN </w:t>
+      </w:r>
+    </w:p>
+    <w:p>
+      <w:pPr>
+        <w:numPr>
+          <w:ilvl w:val="1"/>
+          <w:numId w:val="13"/>
+        </w:numPr>
+        <w:rPr>
+          <w:rFonts w:ascii="Arial" w:hAnsi="Arial" w:cs="Arial"/>
+          <w:sz w:val="20"/>
+          <w:szCs w:val="20"/>
+        </w:rPr>
+      </w:pPr>
+      <w:r>
+        <w:rPr>
+          <w:rFonts w:ascii="Arial" w:hAnsi="Arial" w:cs="Arial"/>
+          <w:sz w:val="20"/>
+          <w:szCs w:val="20"/>
+        </w:rPr>
+        <w:t xml:space="preserve">Sin </w:t>
+      </w:r>
+      <w:proofErr w:type="spellStart"/>
+      <w:r>
+        <w:rPr>
+          <w:rFonts w:ascii="Arial" w:hAnsi="Arial" w:cs="Arial"/>
+          <w:sz w:val="20"/>
+          <w:szCs w:val="20"/>
+        </w:rPr>
+        <w:t>rate</w:t>
+      </w:r>
+      <w:proofErr w:type="spellEnd"/>
+      <w:r>
+        <w:rPr>
+          <w:rFonts w:ascii="Arial" w:hAnsi="Arial" w:cs="Arial"/>
+          <w:sz w:val="20"/>
+          <w:szCs w:val="20"/>
+        </w:rPr>
+        <w:t xml:space="preserve"> </w:t>
+      </w:r>
+      <w:proofErr w:type="spellStart"/>
+      <w:r>
+        <w:rPr>
+          <w:rFonts w:ascii="Arial" w:hAnsi="Arial" w:cs="Arial"/>
+          <w:sz w:val="20"/>
+          <w:szCs w:val="20"/>
+        </w:rPr>
+        <w:t>limiting</w:t>
+      </w:r>
+      <w:proofErr w:type="spellEnd"/>
+      <w:r>
+        <w:rPr>
+          <w:rFonts w:ascii="Arial" w:hAnsi="Arial" w:cs="Arial"/>
+          <w:sz w:val="20"/>
+          <w:szCs w:val="20"/>
+        </w:rPr>
+        <w:t xml:space="preserve"> </w:t>
+      </w:r>
+    </w:p>
+    <w:p>
+      <w:pPr>
+        <w:rPr>
+          <w:rFonts w:ascii="Arial" w:hAnsi="Arial" w:cs="Arial"/>
+          <w:b/>
+          <w:bCs/>
+          <w:sz w:val="20"/>
+          <w:szCs w:val="20"/>
+        </w:rPr>
+      </w:pPr>
+      <w:r>
+        <w:rPr>
+          <w:rFonts w:ascii="Arial" w:hAnsi="Arial" w:cs="Arial"/>
+          <w:b/>
+          <w:bCs/>
+          <w:sz w:val="20"/>
+          <w:szCs w:val="20"/>
+        </w:rPr>
+        <w:t>4. Configuración técnica</w:t>
+      </w:r>
+    </w:p>
+    <w:p>
+      <w:pPr>
+        <w:numPr>
+          <w:ilvl w:val="0"/>
+          <w:numId w:val="14"/>
+        </w:numPr>
+        <w:rPr>
+          <w:rFonts w:ascii="Arial" w:hAnsi="Arial" w:cs="Arial"/>
+          <w:sz w:val="20"/>
+          <w:szCs w:val="20"/>
+        </w:rPr>
+      </w:pPr>
+      <w:r>
+        <w:rPr>
+          <w:rFonts w:ascii="Arial" w:hAnsi="Arial" w:cs="Arial"/>
+          <w:sz w:val="20"/>
+          <w:szCs w:val="20"/>
+        </w:rPr>
+        <w:t xml:space="preserve">Aumentar </w:t>
+      </w:r>
+      <w:proofErr w:type="spellStart"/>
+      <w:r>
+        <w:rPr>
+          <w:rFonts w:ascii="Arial" w:hAnsi="Arial" w:cs="Arial"/>
+          <w:sz w:val="20"/>
+          <w:szCs w:val="20"/>
+        </w:rPr>
+        <w:t>timeout</w:t>
+      </w:r>
+      <w:proofErr w:type="spellEnd"/>
+      <w:r>
+        <w:rPr>
+          <w:rFonts w:ascii="Arial" w:hAnsi="Arial" w:cs="Arial"/>
+          <w:sz w:val="20"/>
+          <w:szCs w:val="20"/>
+        </w:rPr>
+        <w:t xml:space="preserve"> (≥ 5s) </w:t>
+      </w:r>
+    </w:p>
+    <w:p>
+      <w:pPr>
+        <w:numPr>
+          <w:ilvl w:val="0"/>
+          <w:numId w:val="14"/>
+        </w:numPr>
+        <w:rPr>
+          <w:rFonts w:ascii="Arial" w:hAnsi="Arial" w:cs="Arial"/>
+          <w:sz w:val="20"/>
+          <w:szCs w:val="20"/>
+        </w:rPr>
+      </w:pPr>
+      <w:r>
+        <w:rPr>
+          <w:rFonts w:ascii="Arial" w:hAnsi="Arial" w:cs="Arial"/>
+          <w:sz w:val="20"/>
+          <w:szCs w:val="20"/>
+        </w:rPr>
+        <w:t xml:space="preserve">Revisar DNS / </w:t>
+      </w:r>
+      <w:proofErr w:type="spellStart"/>
+      <w:r>
+        <w:rPr>
+          <w:rFonts w:ascii="Arial" w:hAnsi="Arial" w:cs="Arial"/>
+          <w:sz w:val="20"/>
+          <w:szCs w:val="20"/>
+        </w:rPr>
+        <w:t>routing</w:t>
+      </w:r>
+      <w:proofErr w:type="spellEnd"/>
+      <w:r>
+        <w:rPr>
+          <w:rFonts w:ascii="Arial" w:hAnsi="Arial" w:cs="Arial"/>
+          <w:sz w:val="20"/>
+          <w:szCs w:val="20"/>
+        </w:rPr>
+        <w:t xml:space="preserve"> </w:t>
+      </w:r>
+    </w:p>
+    <w:p>
+      <w:pPr>
+        <w:numPr>
+          <w:ilvl w:val="0"/>
+          <w:numId w:val="14"/>
+        </w:numPr>
+        <w:rPr>
+          <w:b/>
+          <w:bCs/>
+        </w:rPr>
+      </w:pPr>
+      <w:r>
+        <w:rPr>
+          <w:rFonts w:ascii="Arial" w:hAnsi="Arial" w:cs="Arial"/>
+          <w:sz w:val="20"/>
+          <w:szCs w:val="20"/>
+        </w:rPr>
+        <w:t>Evitar saturación inicial (</w:t>
+      </w:r>
+      <w:proofErr w:type="spellStart"/>
+      <w:r>
+        <w:rPr>
+          <w:rFonts w:ascii="Arial" w:hAnsi="Arial" w:cs="Arial"/>
+          <w:sz w:val="20"/>
+          <w:szCs w:val="20"/>
+        </w:rPr>
+        <w:t>ramp</w:t>
+      </w:r>
+      <w:proofErr w:type="spellEnd"/>
+      <w:r>
+        <w:rPr>
+          <w:rFonts w:ascii="Arial" w:hAnsi="Arial" w:cs="Arial"/>
+          <w:sz w:val="20"/>
+          <w:szCs w:val="20"/>
+        </w:rPr>
+        <w:t xml:space="preserve">-up progresivo) </w:t>
+      </w:r>
+    </w:p>
+    <w:p>
+      <w:pPr>
+        <w:rPr>
+          <w:b/>
+          <w:bCs/>
+        </w:rPr>
+      </w:pPr>
+    </w:p>
+    <w:p>
+      <w:pPr>
+        <w:rPr>
+          <w:rFonts w:ascii="Arial" w:hAnsi="Arial" w:cs="Arial"/>
+          <w:b/>
+          <w:bCs/>
+          <w:sz w:val="22"/>
+          <w:szCs w:val="22"/>
+        </w:rPr>
+      </w:pPr>
+      <w:r>
+        <w:rPr>
+          <w:rFonts w:ascii="Arial" w:hAnsi="Arial" w:cs="Arial"/>
+          <w:b/>
+          <w:bCs/>
+          <w:sz w:val="22"/>
+          <w:szCs w:val="22"/>
+        </w:rPr>
+        <w:t>5</w:t>
+      </w:r>
+      <w:r>
+        <w:rPr>
+          <w:rFonts w:ascii="Arial" w:hAnsi="Arial" w:cs="Arial"/>
+          <w:b/>
+          <w:bCs/>
+          <w:sz w:val="22"/>
+          <w:szCs w:val="22"/>
+        </w:rPr>
+        <w:t>. Análisis basado en datos de referencia (OBLIGATORIO)</w:t>
+      </w:r>
+    </w:p>
+    <w:p>
+      <w:pPr>
+        <w:rPr>
+          <w:rFonts w:ascii="Arial" w:hAnsi="Arial" w:cs="Arial"/>
+          <w:sz w:val="20"/>
+          <w:szCs w:val="20"/>
+        </w:rPr>
+      </w:pPr>
+      <w:r>
+        <w:rPr>
+          <w:rFonts w:ascii="Arial" w:hAnsi="Arial" w:cs="Arial"/>
+          <w:sz w:val="20"/>
+          <w:szCs w:val="20"/>
+        </w:rPr>
+        <w:t>Datos del textSummary.txt (referencia válida):</w:t>
+      </w:r>
+    </w:p>
+    <w:p>
+      <w:pPr>
+        <w:numPr>
+          <w:ilvl w:val="0"/>
+          <w:numId w:val="15"/>
+        </w:numPr>
+        <w:rPr>
+          <w:rFonts w:ascii="Arial" w:hAnsi="Arial" w:cs="Arial"/>
+          <w:sz w:val="20"/>
+          <w:szCs w:val="20"/>
+        </w:rPr>
+      </w:pPr>
+      <w:r>
+        <w:rPr>
+          <w:rFonts w:ascii="Arial" w:hAnsi="Arial" w:cs="Arial"/>
+          <w:sz w:val="20"/>
+          <w:szCs w:val="20"/>
+        </w:rPr>
+        <w:t xml:space="preserve">Success </w:t>
+      </w:r>
+      <w:proofErr w:type="spellStart"/>
+      <w:r>
+        <w:rPr>
+          <w:rFonts w:ascii="Arial" w:hAnsi="Arial" w:cs="Arial"/>
+          <w:sz w:val="20"/>
+          <w:szCs w:val="20"/>
+        </w:rPr>
+        <w:t>rate</w:t>
+      </w:r>
+      <w:proofErr w:type="spellEnd"/>
+      <w:r>
+        <w:rPr>
+          <w:rFonts w:ascii="Arial" w:hAnsi="Arial" w:cs="Arial"/>
+          <w:sz w:val="20"/>
+          <w:szCs w:val="20"/>
+        </w:rPr>
+        <w:t xml:space="preserve">: 97.55% </w:t>
+      </w:r>
+    </w:p>
+    <w:p>
+      <w:pPr>
+        <w:numPr>
+          <w:ilvl w:val="0"/>
+          <w:numId w:val="15"/>
+        </w:numPr>
+        <w:rPr>
+          <w:rFonts w:ascii="Arial" w:hAnsi="Arial" w:cs="Arial"/>
+          <w:sz w:val="20"/>
+          <w:szCs w:val="20"/>
+        </w:rPr>
+      </w:pPr>
+      <w:r>
+        <w:rPr>
+          <w:rFonts w:ascii="Arial" w:hAnsi="Arial" w:cs="Arial"/>
+          <w:sz w:val="20"/>
+          <w:szCs w:val="20"/>
+        </w:rPr>
+        <w:t xml:space="preserve"> </w:t>
+      </w:r>
+      <w:proofErr w:type="spellStart"/>
+      <w:r>
+        <w:rPr>
+          <w:rFonts w:ascii="Arial" w:hAnsi="Arial" w:cs="Arial"/>
+          <w:sz w:val="20"/>
+          <w:szCs w:val="20"/>
+        </w:rPr>
+        <w:t>Avg</w:t>
+      </w:r>
+      <w:proofErr w:type="spellEnd"/>
+      <w:r>
+        <w:rPr>
+          <w:rFonts w:ascii="Arial" w:hAnsi="Arial" w:cs="Arial"/>
+          <w:sz w:val="20"/>
+          <w:szCs w:val="20"/>
+        </w:rPr>
+        <w:t xml:space="preserve"> response time: 191 ms </w:t>
+      </w:r>
+    </w:p>
+    <w:p>
+      <w:pPr>
+        <w:numPr>
+          <w:ilvl w:val="0"/>
+          <w:numId w:val="15"/>
+        </w:numPr>
+        <w:rPr>
+          <w:rFonts w:ascii="Arial" w:hAnsi="Arial" w:cs="Arial"/>
+          <w:sz w:val="20"/>
+          <w:szCs w:val="20"/>
+        </w:rPr>
+      </w:pPr>
+      <w:r>
+        <w:rPr>
+          <w:rFonts w:ascii="Arial" w:hAnsi="Arial" w:cs="Arial"/>
+          <w:sz w:val="20"/>
+          <w:szCs w:val="20"/>
+        </w:rPr>
+        <w:t xml:space="preserve">Error </w:t>
+      </w:r>
+      <w:proofErr w:type="spellStart"/>
+      <w:r>
+        <w:rPr>
+          <w:rFonts w:ascii="Arial" w:hAnsi="Arial" w:cs="Arial"/>
+          <w:sz w:val="20"/>
+          <w:szCs w:val="20"/>
+        </w:rPr>
+        <w:t>rate</w:t>
+      </w:r>
+      <w:proofErr w:type="spellEnd"/>
+      <w:r>
+        <w:rPr>
+          <w:rFonts w:ascii="Arial" w:hAnsi="Arial" w:cs="Arial"/>
+          <w:sz w:val="20"/>
+          <w:szCs w:val="20"/>
+        </w:rPr>
+        <w:t xml:space="preserve">: 2.44% </w:t>
+      </w:r>
+    </w:p>
+    <w:p>
+      <w:pPr>
+        <w:numPr>
+          <w:ilvl w:val="0"/>
+          <w:numId w:val="15"/>
+        </w:numPr>
+        <w:rPr>
+          <w:b/>
+          <w:bCs/>
+        </w:rPr>
+      </w:pPr>
+      <w:r>
+        <w:rPr>
+          <w:rFonts w:ascii="Arial" w:hAnsi="Arial" w:cs="Arial"/>
+          <w:sz w:val="20"/>
+          <w:szCs w:val="20"/>
+        </w:rPr>
+        <w:t>p95: 1.28 s</w:t>
+      </w:r>
+      <w:r>
+        <w:rPr>
+          <w:b/>
+          <w:bCs/>
+        </w:rPr>
+        <w:t xml:space="preserve"> </w:t>
+      </w:r>
+    </w:p>
+    <w:p>
+      <w:pPr>
+        <w:rPr>
+          <w:rFonts w:ascii="Arial" w:hAnsi="Arial" w:cs="Arial"/>
+          <w:b/>
+          <w:bCs/>
+          <w:sz w:val="20"/>
+          <w:szCs w:val="20"/>
+        </w:rPr>
+      </w:pPr>
+      <w:r>
+        <w:rPr>
+          <w:rFonts w:ascii="Arial" w:hAnsi="Arial" w:cs="Arial"/>
+          <w:b/>
+          <w:bCs/>
+          <w:sz w:val="20"/>
+          <w:szCs w:val="20"/>
+        </w:rPr>
+        <w:t>Comparación contra umbrales</w:t>
+      </w:r>
+    </w:p>
+    <w:tbl>
+      <w:tblPr>
+        <w:tblW w:w="5876" w:type="dxa"/>
+        <w:jc w:val="center"/>
+        <w:tblCellSpacing w:w="15" w:type="dxa"/>
+        <w:tblBorders>
+          <w:top w:val="single" w:sz="4" w:space="0" w:color="auto"/>
+          <w:left w:val="single" w:sz="4" w:space="0" w:color="auto"/>
+          <w:bottom w:val="single" w:sz="4" w:space="0" w:color="auto"/>
+          <w:right w:val="single" w:sz="4" w:space="0" w:color="auto"/>
+          <w:insideH w:val="single" w:sz="4" w:space="0" w:color="auto"/>
+          <w:insideV w:val="single" w:sz="4" w:space="0" w:color="auto"/>
+        </w:tblBorders>
+        <w:tblCellMar>
+          <w:top w:w="15" w:type="dxa"/>
+          <w:left w:w="15" w:type="dxa"/>
+          <w:bottom w:w="15" w:type="dxa"/>
+          <w:right w:w="15" w:type="dxa"/>
+        </w:tblCellMar>
+        <w:tblLook w:val="04A0" w:firstRow="1" w:lastRow="0" w:firstColumn="1" w:lastColumn="0" w:noHBand="0" w:noVBand="1"/>
+      </w:tblPr>
+      <w:tblGrid>
+        <w:gridCol w:w="1254"/>
+        <w:gridCol w:w="1030"/>
+        <w:gridCol w:w="2487"/>
+        <w:gridCol w:w="1105"/>
+      </w:tblGrid>
+      <w:tr>
+        <w:trPr>
+          <w:trHeight w:val="507"/>
+          <w:tblHeader/>
+          <w:tblCellSpacing w:w="15" w:type="dxa"/>
+          <w:jc w:val="center"/>
+        </w:trPr>
+        <w:tc>
+          <w:tcPr>
+            <w:tcW w:w="0" w:type="auto"/>
+            <w:shd w:val="clear" w:color="auto" w:fill="DAE9F7" w:themeFill="text2" w:themeFillTint="1A"/>
+            <w:vAlign w:val="center"/>
+            <w:hideMark/>
+          </w:tcPr>
+          <w:p>
+            <w:pPr>
+              <w:jc w:val="center"/>
+              <w:rPr>
+                <w:rFonts w:ascii="Arial" w:hAnsi="Arial" w:cs="Arial"/>
+                <w:b/>
+                <w:bCs/>
+                <w:sz w:val="20"/>
+                <w:szCs w:val="20"/>
+              </w:rPr>
+            </w:pPr>
+            <w:r>
+              <w:rPr>
+                <w:rFonts w:ascii="Arial" w:hAnsi="Arial" w:cs="Arial"/>
+                <w:b/>
+                <w:bCs/>
+                <w:sz w:val="20"/>
+                <w:szCs w:val="20"/>
+              </w:rPr>
+              <w:t>Métrica</w:t>
+            </w:r>
+          </w:p>
+        </w:tc>
+        <w:tc>
+          <w:tcPr>
+            <w:tcW w:w="0" w:type="auto"/>
+            <w:shd w:val="clear" w:color="auto" w:fill="DAE9F7" w:themeFill="text2" w:themeFillTint="1A"/>
+            <w:vAlign w:val="center"/>
+            <w:hideMark/>
+          </w:tcPr>
+          <w:p>
+            <w:pPr>
+              <w:jc w:val="center"/>
+              <w:rPr>
+                <w:rFonts w:ascii="Arial" w:hAnsi="Arial" w:cs="Arial"/>
+                <w:b/>
+                <w:bCs/>
+                <w:sz w:val="20"/>
+                <w:szCs w:val="20"/>
+              </w:rPr>
+            </w:pPr>
+            <w:r>
+              <w:rPr>
+                <w:rFonts w:ascii="Arial" w:hAnsi="Arial" w:cs="Arial"/>
+                <w:b/>
+                <w:bCs/>
+                <w:sz w:val="20"/>
+                <w:szCs w:val="20"/>
+              </w:rPr>
+              <w:t>Umbral</w:t>
+            </w:r>
+          </w:p>
+        </w:tc>
+        <w:tc>
+          <w:tcPr>
+            <w:tcW w:w="0" w:type="auto"/>
+            <w:shd w:val="clear" w:color="auto" w:fill="DAE9F7" w:themeFill="text2" w:themeFillTint="1A"/>
+            <w:vAlign w:val="center"/>
+            <w:hideMark/>
+          </w:tcPr>
+          <w:p>
+            <w:pPr>
+              <w:jc w:val="center"/>
+              <w:rPr>
+                <w:rFonts w:ascii="Arial" w:hAnsi="Arial" w:cs="Arial"/>
+                <w:b/>
+                <w:bCs/>
+                <w:sz w:val="20"/>
+                <w:szCs w:val="20"/>
+              </w:rPr>
+            </w:pPr>
+            <w:r>
+              <w:rPr>
+                <w:rFonts w:ascii="Arial" w:hAnsi="Arial" w:cs="Arial"/>
+                <w:b/>
+                <w:bCs/>
+                <w:sz w:val="20"/>
+                <w:szCs w:val="20"/>
+              </w:rPr>
+              <w:t>Referencia</w:t>
+            </w:r>
+          </w:p>
+        </w:tc>
+        <w:tc>
+          <w:tcPr>
+            <w:tcW w:w="0" w:type="auto"/>
+            <w:shd w:val="clear" w:color="auto" w:fill="DAE9F7" w:themeFill="text2" w:themeFillTint="1A"/>
+            <w:vAlign w:val="center"/>
+            <w:hideMark/>
+          </w:tcPr>
+          <w:p>
+            <w:pPr>
+              <w:jc w:val="center"/>
+              <w:rPr>
+                <w:rFonts w:ascii="Arial" w:hAnsi="Arial" w:cs="Arial"/>
+                <w:b/>
+                <w:bCs/>
+                <w:sz w:val="20"/>
+                <w:szCs w:val="20"/>
+              </w:rPr>
+            </w:pPr>
+            <w:r>
+              <w:rPr>
+                <w:rFonts w:ascii="Arial" w:hAnsi="Arial" w:cs="Arial"/>
+                <w:b/>
+                <w:bCs/>
+                <w:sz w:val="20"/>
+                <w:szCs w:val="20"/>
+              </w:rPr>
+              <w:t>Cumple</w:t>
+            </w:r>
+          </w:p>
+        </w:tc>
+      </w:tr>
+      <w:tr>
+        <w:trPr>
+          <w:trHeight w:val="563"/>
+          <w:tblCellSpacing w:w="15" w:type="dxa"/>
+          <w:jc w:val="center"/>
+        </w:trPr>
+        <w:tc>
+          <w:tcPr>
+            <w:tcW w:w="0" w:type="auto"/>
+            <w:vAlign w:val="center"/>
+            <w:hideMark/>
+          </w:tcPr>
+          <w:p>
+            <w:pPr>
+              <w:jc w:val="center"/>
+              <w:rPr>
+                <w:rFonts w:ascii="Arial" w:hAnsi="Arial" w:cs="Arial"/>
+                <w:sz w:val="20"/>
+                <w:szCs w:val="20"/>
+              </w:rPr>
+            </w:pPr>
+            <w:r>
+              <w:rPr>
+                <w:rFonts w:ascii="Arial" w:hAnsi="Arial" w:cs="Arial"/>
+                <w:sz w:val="20"/>
+                <w:szCs w:val="20"/>
+              </w:rPr>
+              <w:t>TPS</w:t>
+            </w:r>
+          </w:p>
+        </w:tc>
+        <w:tc>
+          <w:tcPr>
+            <w:tcW w:w="0" w:type="auto"/>
+            <w:vAlign w:val="center"/>
+            <w:hideMark/>
+          </w:tcPr>
+          <w:p>
+            <w:pPr>
+              <w:jc w:val="center"/>
+              <w:rPr>
+                <w:rFonts w:ascii="Arial" w:hAnsi="Arial" w:cs="Arial"/>
+                <w:sz w:val="20"/>
+                <w:szCs w:val="20"/>
+              </w:rPr>
+            </w:pPr>
+            <w:r>
+              <w:rPr>
+                <w:rFonts w:ascii="Arial" w:hAnsi="Arial" w:cs="Arial"/>
+                <w:sz w:val="20"/>
+                <w:szCs w:val="20"/>
+              </w:rPr>
+              <w:t>≥ 20</w:t>
+            </w:r>
+          </w:p>
+        </w:tc>
+        <w:tc>
+          <w:tcPr>
+            <w:tcW w:w="0" w:type="auto"/>
+            <w:vAlign w:val="center"/>
+            <w:hideMark/>
+          </w:tcPr>
+          <w:p>
+            <w:pPr>
+              <w:jc w:val="center"/>
+              <w:rPr>
+                <w:rFonts w:ascii="Arial" w:hAnsi="Arial" w:cs="Arial"/>
+                <w:sz w:val="20"/>
+                <w:szCs w:val="20"/>
+              </w:rPr>
+            </w:pPr>
+            <w:r>
+              <w:rPr>
+                <w:rFonts w:ascii="Arial" w:hAnsi="Arial" w:cs="Arial"/>
+                <w:sz w:val="20"/>
+                <w:szCs w:val="20"/>
+              </w:rPr>
+              <w:t>(implícitamente OK)</w:t>
+            </w:r>
+          </w:p>
+        </w:tc>
+        <w:tc>
+          <w:tcPr>
+            <w:tcW w:w="0" w:type="auto"/>
+            <w:vAlign w:val="center"/>
+            <w:hideMark/>
+          </w:tcPr>
+          <w:p>
+            <w:pPr>
+              <w:jc w:val="center"/>
+              <w:rPr>
+                <w:rFonts w:ascii="Arial" w:hAnsi="Arial" w:cs="Arial"/>
+                <w:sz w:val="20"/>
+                <w:szCs w:val="20"/>
+              </w:rPr>
+            </w:pPr>
+            <w:r>
+              <w:rPr>
+                <w:rFonts w:ascii="Segoe UI Emoji" w:hAnsi="Segoe UI Emoji" w:cs="Segoe UI Emoji"/>
+                <w:sz w:val="20"/>
+                <w:szCs w:val="20"/>
+              </w:rPr>
+              <w:t>✅</w:t>
+            </w:r>
+          </w:p>
+        </w:tc>
+      </w:tr>
+      <w:tr>
+        <w:trPr>
+          <w:trHeight w:val="563"/>
+          <w:tblCellSpacing w:w="15" w:type="dxa"/>
+          <w:jc w:val="center"/>
+        </w:trPr>
+        <w:tc>
+          <w:tcPr>
+            <w:tcW w:w="0" w:type="auto"/>
+            <w:vAlign w:val="center"/>
+            <w:hideMark/>
+          </w:tcPr>
+          <w:p>
+            <w:pPr>
+              <w:jc w:val="center"/>
+              <w:rPr>
+                <w:rFonts w:ascii="Arial" w:hAnsi="Arial" w:cs="Arial"/>
+                <w:sz w:val="20"/>
+                <w:szCs w:val="20"/>
+              </w:rPr>
+            </w:pPr>
+            <w:r>
+              <w:rPr>
+                <w:rFonts w:ascii="Arial" w:hAnsi="Arial" w:cs="Arial"/>
+                <w:sz w:val="20"/>
+                <w:szCs w:val="20"/>
+              </w:rPr>
+              <w:t>p95</w:t>
+            </w:r>
+          </w:p>
+        </w:tc>
+        <w:tc>
+          <w:tcPr>
+            <w:tcW w:w="0" w:type="auto"/>
+            <w:vAlign w:val="center"/>
+            <w:hideMark/>
+          </w:tcPr>
+          <w:p>
+            <w:pPr>
+              <w:jc w:val="center"/>
+              <w:rPr>
+                <w:rFonts w:ascii="Arial" w:hAnsi="Arial" w:cs="Arial"/>
+                <w:sz w:val="20"/>
+                <w:szCs w:val="20"/>
+              </w:rPr>
+            </w:pPr>
+            <w:r>
+              <w:rPr>
+                <w:rFonts w:ascii="Arial" w:hAnsi="Arial" w:cs="Arial"/>
+                <w:sz w:val="20"/>
+                <w:szCs w:val="20"/>
+              </w:rPr>
+              <w:t>≤ 1.5 s</w:t>
+            </w:r>
+          </w:p>
+        </w:tc>
+        <w:tc>
+          <w:tcPr>
+            <w:tcW w:w="0" w:type="auto"/>
+            <w:vAlign w:val="center"/>
+            <w:hideMark/>
+          </w:tcPr>
+          <w:p>
+            <w:pPr>
+              <w:jc w:val="center"/>
+              <w:rPr>
+                <w:rFonts w:ascii="Arial" w:hAnsi="Arial" w:cs="Arial"/>
+                <w:sz w:val="20"/>
+                <w:szCs w:val="20"/>
+              </w:rPr>
+            </w:pPr>
+            <w:r>
+              <w:rPr>
+                <w:rFonts w:ascii="Arial" w:hAnsi="Arial" w:cs="Arial"/>
+                <w:sz w:val="20"/>
+                <w:szCs w:val="20"/>
+              </w:rPr>
+              <w:t>1.28 s</w:t>
+            </w:r>
+          </w:p>
+        </w:tc>
+        <w:tc>
+          <w:tcPr>
+            <w:tcW w:w="0" w:type="auto"/>
+            <w:vAlign w:val="center"/>
+            <w:hideMark/>
+          </w:tcPr>
+          <w:p>
+            <w:pPr>
+              <w:jc w:val="center"/>
+              <w:rPr>
+                <w:rFonts w:ascii="Arial" w:hAnsi="Arial" w:cs="Arial"/>
+                <w:sz w:val="20"/>
+                <w:szCs w:val="20"/>
+              </w:rPr>
+            </w:pPr>
+            <w:r>
+              <w:rPr>
+                <w:rFonts w:ascii="Segoe UI Emoji" w:hAnsi="Segoe UI Emoji" w:cs="Segoe UI Emoji"/>
+                <w:sz w:val="20"/>
+                <w:szCs w:val="20"/>
+              </w:rPr>
+              <w:t>✅</w:t>
+            </w:r>
+          </w:p>
+        </w:tc>
+      </w:tr>
+      <w:tr>
+        <w:trPr>
+          <w:trHeight w:val="548"/>
+          <w:tblCellSpacing w:w="15" w:type="dxa"/>
+          <w:jc w:val="center"/>
+        </w:trPr>
+        <w:tc>
+          <w:tcPr>
+            <w:tcW w:w="0" w:type="auto"/>
+            <w:vAlign w:val="center"/>
+            <w:hideMark/>
+          </w:tcPr>
+          <w:p>
+            <w:pPr>
+              <w:jc w:val="center"/>
+              <w:rPr>
+                <w:rFonts w:ascii="Arial" w:hAnsi="Arial" w:cs="Arial"/>
+                <w:sz w:val="20"/>
+                <w:szCs w:val="20"/>
+              </w:rPr>
+            </w:pPr>
+            <w:r>
+              <w:rPr>
+                <w:rFonts w:ascii="Arial" w:hAnsi="Arial" w:cs="Arial"/>
+                <w:sz w:val="20"/>
+                <w:szCs w:val="20"/>
+              </w:rPr>
+              <w:t xml:space="preserve">Error </w:t>
+            </w:r>
+            <w:proofErr w:type="spellStart"/>
+            <w:r>
+              <w:rPr>
+                <w:rFonts w:ascii="Arial" w:hAnsi="Arial" w:cs="Arial"/>
+                <w:sz w:val="20"/>
+                <w:szCs w:val="20"/>
+              </w:rPr>
+              <w:t>rate</w:t>
+            </w:r>
+            <w:proofErr w:type="spellEnd"/>
+          </w:p>
+        </w:tc>
+        <w:tc>
+          <w:tcPr>
+            <w:tcW w:w="0" w:type="auto"/>
+            <w:vAlign w:val="center"/>
+            <w:hideMark/>
+          </w:tcPr>
+          <w:p>
+            <w:pPr>
+              <w:jc w:val="center"/>
+              <w:rPr>
+                <w:rFonts w:ascii="Arial" w:hAnsi="Arial" w:cs="Arial"/>
+                <w:sz w:val="20"/>
+                <w:szCs w:val="20"/>
+              </w:rPr>
+            </w:pPr>
+            <w:r>
+              <w:rPr>
+                <w:rFonts w:ascii="Arial" w:hAnsi="Arial" w:cs="Arial"/>
+                <w:sz w:val="20"/>
+                <w:szCs w:val="20"/>
+              </w:rPr>
+              <w:t>&lt; 3%</w:t>
+            </w:r>
+          </w:p>
+        </w:tc>
+        <w:tc>
+          <w:tcPr>
+            <w:tcW w:w="0" w:type="auto"/>
+            <w:vAlign w:val="center"/>
+            <w:hideMark/>
+          </w:tcPr>
+          <w:p>
+            <w:pPr>
+              <w:jc w:val="center"/>
+              <w:rPr>
+                <w:rFonts w:ascii="Arial" w:hAnsi="Arial" w:cs="Arial"/>
+                <w:sz w:val="20"/>
+                <w:szCs w:val="20"/>
+              </w:rPr>
+            </w:pPr>
+            <w:r>
+              <w:rPr>
+                <w:rFonts w:ascii="Arial" w:hAnsi="Arial" w:cs="Arial"/>
+                <w:sz w:val="20"/>
+                <w:szCs w:val="20"/>
+              </w:rPr>
+              <w:t>2.44%</w:t>
+            </w:r>
+          </w:p>
+        </w:tc>
+        <w:tc>
+          <w:tcPr>
+            <w:tcW w:w="0" w:type="auto"/>
+            <w:vAlign w:val="center"/>
+            <w:hideMark/>
+          </w:tcPr>
+          <w:p>
+            <w:pPr>
+              <w:jc w:val="center"/>
+              <w:rPr>
+                <w:rFonts w:ascii="Arial" w:hAnsi="Arial" w:cs="Arial"/>
+                <w:sz w:val="20"/>
+                <w:szCs w:val="20"/>
+              </w:rPr>
+            </w:pPr>
+            <w:r>
+              <w:rPr>
+                <w:rFonts w:ascii="Segoe UI Emoji" w:hAnsi="Segoe UI Emoji" w:cs="Segoe UI Emoji"/>
+                <w:sz w:val="20"/>
+                <w:szCs w:val="20"/>
+              </w:rPr>
+              <w:t>✅</w:t>
+            </w:r>
+          </w:p>
+        </w:tc>
+      </w:tr>
+    </w:tbl>
+    <w:p>
+      <w:pPr>
+        <w:rPr>
+          <w:rFonts w:ascii="Arial" w:hAnsi="Arial" w:cs="Arial"/>
+          <w:sz w:val="20"/>
+          <w:szCs w:val="20"/>
+        </w:rPr>
+      </w:pPr>
+    </w:p>
+    <w:p>
+      <w:pPr>
+        <w:rPr>
+          <w:rFonts w:ascii="Arial" w:hAnsi="Arial" w:cs="Arial"/>
+          <w:sz w:val="20"/>
+          <w:szCs w:val="20"/>
+        </w:rPr>
+      </w:pPr>
+      <w:r>
+        <w:rPr>
+          <w:rFonts w:ascii="Arial" w:hAnsi="Arial" w:cs="Arial"/>
+          <w:sz w:val="20"/>
+          <w:szCs w:val="20"/>
+        </w:rPr>
+        <w:t>El sistema en condiciones normales CUMPLE SLA</w:t>
+      </w:r>
+    </w:p>
+    <w:p>
+      <w:pPr>
+        <w:rPr>
+          <w:rFonts w:ascii="Arial" w:hAnsi="Arial" w:cs="Arial"/>
+          <w:b/>
+          <w:bCs/>
+        </w:rPr>
+      </w:pPr>
+    </w:p>
+    <w:p>
+      <w:pPr>
+        <w:rPr>
+          <w:rFonts w:ascii="Arial" w:hAnsi="Arial" w:cs="Arial"/>
+          <w:b/>
+          <w:bCs/>
+          <w:sz w:val="22"/>
+          <w:szCs w:val="22"/>
+        </w:rPr>
+      </w:pPr>
+      <w:r>
+        <w:rPr>
+          <w:rFonts w:ascii="Arial" w:hAnsi="Arial" w:cs="Arial"/>
+          <w:b/>
+          <w:bCs/>
+          <w:sz w:val="22"/>
+          <w:szCs w:val="22"/>
+        </w:rPr>
+        <w:t>6</w:t>
+      </w:r>
+      <w:r>
+        <w:rPr>
+          <w:rFonts w:ascii="Arial" w:hAnsi="Arial" w:cs="Arial"/>
+          <w:b/>
+          <w:bCs/>
+          <w:sz w:val="22"/>
+          <w:szCs w:val="22"/>
+        </w:rPr>
+        <w:t>. Análisis de gráficos (</w:t>
+      </w:r>
+      <w:proofErr w:type="spellStart"/>
+      <w:r>
+        <w:rPr>
+          <w:rFonts w:ascii="Arial" w:hAnsi="Arial" w:cs="Arial"/>
+          <w:b/>
+          <w:bCs/>
+          <w:sz w:val="22"/>
+          <w:szCs w:val="22"/>
+        </w:rPr>
+        <w:t>VUs</w:t>
+      </w:r>
+      <w:proofErr w:type="spellEnd"/>
+      <w:r>
+        <w:rPr>
+          <w:rFonts w:ascii="Arial" w:hAnsi="Arial" w:cs="Arial"/>
+          <w:b/>
+          <w:bCs/>
+          <w:sz w:val="22"/>
+          <w:szCs w:val="22"/>
+        </w:rPr>
+        <w:t xml:space="preserve"> vs TPS)</w:t>
+      </w:r>
+    </w:p>
+    <w:p>
+      <w:pPr>
+        <w:rPr>
+          <w:rFonts w:ascii="Arial" w:hAnsi="Arial" w:cs="Arial"/>
+          <w:b/>
+          <w:bCs/>
+          <w:sz w:val="20"/>
+          <w:szCs w:val="20"/>
+        </w:rPr>
+      </w:pPr>
+      <w:r>
+        <w:rPr>
+          <w:rFonts w:ascii="Arial" w:hAnsi="Arial" w:cs="Arial"/>
+          <w:b/>
+          <w:bCs/>
+          <w:sz w:val="20"/>
+          <w:szCs w:val="20"/>
+        </w:rPr>
+        <w:t>Patrón observado (según enunciado)</w:t>
+      </w:r>
+    </w:p>
+    <w:p>
+      <w:pPr>
+        <w:numPr>
+          <w:ilvl w:val="0"/>
+          <w:numId w:val="16"/>
+        </w:numPr>
+        <w:rPr>
+          <w:rFonts w:ascii="Arial" w:hAnsi="Arial" w:cs="Arial"/>
+          <w:sz w:val="20"/>
+          <w:szCs w:val="20"/>
+        </w:rPr>
+      </w:pPr>
+      <w:r>
+        <w:rPr>
+          <w:rFonts w:ascii="Arial" w:hAnsi="Arial" w:cs="Arial"/>
+          <w:sz w:val="20"/>
+          <w:szCs w:val="20"/>
+        </w:rPr>
+        <w:t xml:space="preserve">Incremento progresivo de </w:t>
+      </w:r>
+      <w:proofErr w:type="spellStart"/>
+      <w:r>
+        <w:rPr>
+          <w:rFonts w:ascii="Arial" w:hAnsi="Arial" w:cs="Arial"/>
+          <w:sz w:val="20"/>
+          <w:szCs w:val="20"/>
+        </w:rPr>
+        <w:t>VUs</w:t>
+      </w:r>
+      <w:proofErr w:type="spellEnd"/>
+      <w:r>
+        <w:rPr>
+          <w:rFonts w:ascii="Arial" w:hAnsi="Arial" w:cs="Arial"/>
+          <w:sz w:val="20"/>
+          <w:szCs w:val="20"/>
+        </w:rPr>
+        <w:t xml:space="preserve"> → aumento de TPS </w:t>
+      </w:r>
+    </w:p>
+    <w:p>
+      <w:pPr>
+        <w:numPr>
+          <w:ilvl w:val="0"/>
+          <w:numId w:val="16"/>
+        </w:numPr>
+        <w:rPr>
+          <w:rFonts w:ascii="Arial" w:hAnsi="Arial" w:cs="Arial"/>
+          <w:sz w:val="20"/>
+          <w:szCs w:val="20"/>
+        </w:rPr>
+      </w:pPr>
+      <w:r>
+        <w:rPr>
+          <w:rFonts w:ascii="Segoe UI Emoji" w:hAnsi="Segoe UI Emoji" w:cs="Segoe UI Emoji"/>
+          <w:sz w:val="20"/>
+          <w:szCs w:val="20"/>
+        </w:rPr>
+        <w:t>⚠️</w:t>
+      </w:r>
+      <w:r>
+        <w:rPr>
+          <w:rFonts w:ascii="Arial" w:hAnsi="Arial" w:cs="Arial"/>
+          <w:sz w:val="20"/>
+          <w:szCs w:val="20"/>
+        </w:rPr>
+        <w:t xml:space="preserve"> Caída entre 01:50 – 02:00 </w:t>
+      </w:r>
+    </w:p>
+    <w:p>
+      <w:pPr>
+        <w:numPr>
+          <w:ilvl w:val="0"/>
+          <w:numId w:val="16"/>
+        </w:numPr>
+        <w:rPr>
+          <w:rFonts w:ascii="Arial" w:hAnsi="Arial" w:cs="Arial"/>
+          <w:sz w:val="20"/>
+          <w:szCs w:val="20"/>
+        </w:rPr>
+      </w:pPr>
+      <w:r>
+        <w:rPr>
+          <w:rFonts w:ascii="Arial" w:hAnsi="Arial" w:cs="Arial"/>
+          <w:sz w:val="20"/>
+          <w:szCs w:val="20"/>
+        </w:rPr>
+        <w:lastRenderedPageBreak/>
+        <w:t xml:space="preserve">Posterior recuperación del sistema </w:t>
+      </w:r>
+    </w:p>
+    <w:p>
+      <w:pPr>
+        <w:rPr>
+          <w:rFonts w:ascii="Arial" w:hAnsi="Arial" w:cs="Arial"/>
+          <w:b/>
+          <w:bCs/>
+          <w:sz w:val="20"/>
+          <w:szCs w:val="20"/>
+        </w:rPr>
+      </w:pPr>
+      <w:r>
+        <w:rPr>
+          <w:rFonts w:ascii="Arial" w:hAnsi="Arial" w:cs="Arial"/>
+          <w:b/>
+          <w:bCs/>
+          <w:sz w:val="20"/>
+          <w:szCs w:val="20"/>
+        </w:rPr>
+        <w:t>Interpretación experta</w:t>
+      </w:r>
+    </w:p>
+    <w:p>
+      <w:pPr>
+        <w:rPr>
+          <w:rFonts w:ascii="Arial" w:hAnsi="Arial" w:cs="Arial"/>
+          <w:sz w:val="20"/>
+          <w:szCs w:val="20"/>
+        </w:rPr>
+      </w:pPr>
+      <w:r>
+        <w:rPr>
+          <w:rFonts w:ascii="Arial" w:hAnsi="Arial" w:cs="Arial"/>
+          <w:sz w:val="20"/>
+          <w:szCs w:val="20"/>
+        </w:rPr>
+        <w:t>Ese patrón indica:</w:t>
+      </w:r>
+    </w:p>
+    <w:p>
+      <w:pPr>
+        <w:numPr>
+          <w:ilvl w:val="0"/>
+          <w:numId w:val="17"/>
+        </w:numPr>
+        <w:rPr>
+          <w:rFonts w:ascii="Arial" w:hAnsi="Arial" w:cs="Arial"/>
+          <w:sz w:val="20"/>
+          <w:szCs w:val="20"/>
+        </w:rPr>
+      </w:pPr>
+      <w:r>
+        <w:rPr>
+          <w:rFonts w:ascii="Arial" w:hAnsi="Arial" w:cs="Arial"/>
+          <w:sz w:val="20"/>
+          <w:szCs w:val="20"/>
+        </w:rPr>
+        <w:t xml:space="preserve">Saturación temporal del </w:t>
+      </w:r>
+      <w:proofErr w:type="spellStart"/>
+      <w:r>
+        <w:rPr>
+          <w:rFonts w:ascii="Arial" w:hAnsi="Arial" w:cs="Arial"/>
+          <w:sz w:val="20"/>
+          <w:szCs w:val="20"/>
+        </w:rPr>
+        <w:t>backend</w:t>
+      </w:r>
+      <w:proofErr w:type="spellEnd"/>
+      <w:r>
+        <w:rPr>
+          <w:rFonts w:ascii="Arial" w:hAnsi="Arial" w:cs="Arial"/>
+          <w:sz w:val="20"/>
+          <w:szCs w:val="20"/>
+        </w:rPr>
+        <w:t xml:space="preserve"> </w:t>
+      </w:r>
+    </w:p>
+    <w:p>
+      <w:pPr>
+        <w:numPr>
+          <w:ilvl w:val="0"/>
+          <w:numId w:val="17"/>
+        </w:numPr>
+        <w:rPr>
+          <w:rFonts w:ascii="Arial" w:hAnsi="Arial" w:cs="Arial"/>
+          <w:sz w:val="20"/>
+          <w:szCs w:val="20"/>
+        </w:rPr>
+      </w:pPr>
+      <w:r>
+        <w:rPr>
+          <w:rFonts w:ascii="Arial" w:hAnsi="Arial" w:cs="Arial"/>
+          <w:sz w:val="20"/>
+          <w:szCs w:val="20"/>
+        </w:rPr>
+        <w:t xml:space="preserve">Posible: </w:t>
+      </w:r>
+    </w:p>
+    <w:p>
+      <w:pPr>
+        <w:numPr>
+          <w:ilvl w:val="1"/>
+          <w:numId w:val="17"/>
+        </w:numPr>
+        <w:rPr>
+          <w:rFonts w:ascii="Arial" w:hAnsi="Arial" w:cs="Arial"/>
+          <w:sz w:val="20"/>
+          <w:szCs w:val="20"/>
+        </w:rPr>
+      </w:pPr>
+      <w:proofErr w:type="spellStart"/>
+      <w:r>
+        <w:rPr>
+          <w:rFonts w:ascii="Arial" w:hAnsi="Arial" w:cs="Arial"/>
+          <w:sz w:val="20"/>
+          <w:szCs w:val="20"/>
+        </w:rPr>
+        <w:t>Garbage</w:t>
+      </w:r>
+      <w:proofErr w:type="spellEnd"/>
+      <w:r>
+        <w:rPr>
+          <w:rFonts w:ascii="Arial" w:hAnsi="Arial" w:cs="Arial"/>
+          <w:sz w:val="20"/>
+          <w:szCs w:val="20"/>
+        </w:rPr>
+        <w:t xml:space="preserve"> </w:t>
+      </w:r>
+      <w:proofErr w:type="spellStart"/>
+      <w:r>
+        <w:rPr>
+          <w:rFonts w:ascii="Arial" w:hAnsi="Arial" w:cs="Arial"/>
+          <w:sz w:val="20"/>
+          <w:szCs w:val="20"/>
+        </w:rPr>
+        <w:t>collection</w:t>
+      </w:r>
+      <w:proofErr w:type="spellEnd"/>
+      <w:r>
+        <w:rPr>
+          <w:rFonts w:ascii="Arial" w:hAnsi="Arial" w:cs="Arial"/>
+          <w:sz w:val="20"/>
+          <w:szCs w:val="20"/>
+        </w:rPr>
+        <w:t xml:space="preserve"> </w:t>
+      </w:r>
+    </w:p>
+    <w:p>
+      <w:pPr>
+        <w:numPr>
+          <w:ilvl w:val="1"/>
+          <w:numId w:val="17"/>
+        </w:numPr>
+        <w:rPr>
+          <w:rFonts w:ascii="Arial" w:hAnsi="Arial" w:cs="Arial"/>
+          <w:sz w:val="20"/>
+          <w:szCs w:val="20"/>
+        </w:rPr>
+      </w:pPr>
+      <w:r>
+        <w:rPr>
+          <w:rFonts w:ascii="Arial" w:hAnsi="Arial" w:cs="Arial"/>
+          <w:sz w:val="20"/>
+          <w:szCs w:val="20"/>
+        </w:rPr>
+        <w:t xml:space="preserve">Pool de conexiones limitado </w:t>
+      </w:r>
+    </w:p>
+    <w:p>
+      <w:pPr>
+        <w:numPr>
+          <w:ilvl w:val="1"/>
+          <w:numId w:val="17"/>
+        </w:numPr>
+        <w:rPr>
+          <w:rFonts w:ascii="Arial" w:hAnsi="Arial" w:cs="Arial"/>
+          <w:b/>
+          <w:bCs/>
+        </w:rPr>
+      </w:pPr>
+      <w:r>
+        <w:rPr>
+          <w:rFonts w:ascii="Arial" w:hAnsi="Arial" w:cs="Arial"/>
+          <w:sz w:val="20"/>
+          <w:szCs w:val="20"/>
+        </w:rPr>
+        <w:t xml:space="preserve">Cuello de botella en DB o API externa </w:t>
+      </w:r>
+    </w:p>
+    <w:p>
+      <w:pPr>
+        <w:rPr>
+          <w:rFonts w:ascii="Arial" w:hAnsi="Arial" w:cs="Arial"/>
+          <w:sz w:val="20"/>
+          <w:szCs w:val="20"/>
+        </w:rPr>
+      </w:pPr>
+      <w:r>
+        <w:rPr>
+          <w:rFonts w:ascii="Arial" w:hAnsi="Arial" w:cs="Arial"/>
+          <w:sz w:val="20"/>
+          <w:szCs w:val="20"/>
+        </w:rPr>
+        <w:t>La recuperación indica:</w:t>
+      </w:r>
+    </w:p>
+    <w:p>
+      <w:pPr>
+        <w:numPr>
+          <w:ilvl w:val="0"/>
+          <w:numId w:val="18"/>
+        </w:numPr>
+        <w:rPr>
+          <w:rFonts w:ascii="Arial" w:hAnsi="Arial" w:cs="Arial"/>
+          <w:sz w:val="20"/>
+          <w:szCs w:val="20"/>
+        </w:rPr>
+      </w:pPr>
+      <w:r>
+        <w:rPr>
+          <w:rFonts w:ascii="Arial" w:hAnsi="Arial" w:cs="Arial"/>
+          <w:sz w:val="20"/>
+          <w:szCs w:val="20"/>
+        </w:rPr>
+        <w:t xml:space="preserve">El sistema no colapsa completamente </w:t>
+      </w:r>
+    </w:p>
+    <w:p>
+      <w:pPr>
+        <w:numPr>
+          <w:ilvl w:val="0"/>
+          <w:numId w:val="18"/>
+        </w:numPr>
+        <w:rPr>
+          <w:rFonts w:ascii="Arial" w:hAnsi="Arial" w:cs="Arial"/>
+          <w:sz w:val="20"/>
+          <w:szCs w:val="20"/>
+        </w:rPr>
+      </w:pPr>
+      <w:r>
+        <w:rPr>
+          <w:rFonts w:ascii="Arial" w:hAnsi="Arial" w:cs="Arial"/>
+          <w:sz w:val="20"/>
+          <w:szCs w:val="20"/>
+        </w:rPr>
+        <w:t xml:space="preserve">Tiene capacidad de </w:t>
+      </w:r>
+      <w:proofErr w:type="spellStart"/>
+      <w:r>
+        <w:rPr>
+          <w:rFonts w:ascii="Arial" w:hAnsi="Arial" w:cs="Arial"/>
+          <w:sz w:val="20"/>
+          <w:szCs w:val="20"/>
+        </w:rPr>
+        <w:t>auto-recuperación</w:t>
+      </w:r>
+      <w:proofErr w:type="spellEnd"/>
+      <w:r>
+        <w:rPr>
+          <w:rFonts w:ascii="Arial" w:hAnsi="Arial" w:cs="Arial"/>
+          <w:sz w:val="20"/>
+          <w:szCs w:val="20"/>
+        </w:rPr>
+        <w:t xml:space="preserve"> </w:t>
+      </w:r>
+    </w:p>
+    <w:p>
+      <w:pPr>
+        <w:rPr>
+          <w:rFonts w:ascii="Arial" w:hAnsi="Arial" w:cs="Arial"/>
+          <w:b/>
+          <w:bCs/>
+        </w:rPr>
+      </w:pPr>
+    </w:p>
+    <w:p>
+      <w:pPr>
+        <w:rPr>
+          <w:rFonts w:ascii="Arial" w:hAnsi="Arial" w:cs="Arial"/>
+          <w:b/>
+          <w:bCs/>
+          <w:sz w:val="22"/>
+          <w:szCs w:val="22"/>
+        </w:rPr>
+      </w:pPr>
+      <w:r>
+        <w:rPr>
+          <w:rFonts w:ascii="Arial" w:hAnsi="Arial" w:cs="Arial"/>
+          <w:b/>
+          <w:bCs/>
+          <w:sz w:val="22"/>
+          <w:szCs w:val="22"/>
+        </w:rPr>
+        <w:t>7</w:t>
+      </w:r>
+      <w:r>
+        <w:rPr>
+          <w:rFonts w:ascii="Arial" w:hAnsi="Arial" w:cs="Arial"/>
+          <w:b/>
+          <w:bCs/>
+          <w:sz w:val="22"/>
+          <w:szCs w:val="22"/>
+        </w:rPr>
+        <w:t>. Percentiles (EXPLÍCITO)</w:t>
+      </w:r>
+    </w:p>
+    <w:p>
+      <w:pPr>
+        <w:rPr>
+          <w:rFonts w:ascii="Arial" w:hAnsi="Arial" w:cs="Arial"/>
+          <w:b/>
+          <w:bCs/>
+          <w:sz w:val="20"/>
+          <w:szCs w:val="20"/>
+        </w:rPr>
+      </w:pPr>
+      <w:r>
+        <w:rPr>
+          <w:rFonts w:ascii="Arial" w:hAnsi="Arial" w:cs="Arial"/>
+          <w:b/>
+          <w:bCs/>
+          <w:sz w:val="20"/>
+          <w:szCs w:val="20"/>
+        </w:rPr>
+        <w:t>Resultados REALES (tus pruebas)</w:t>
+      </w:r>
+    </w:p>
+    <w:tbl>
+      <w:tblPr>
+        <w:tblW w:w="5454" w:type="dxa"/>
+        <w:jc w:val="center"/>
+        <w:tblCellSpacing w:w="15" w:type="dxa"/>
+        <w:tblBorders>
+          <w:top w:val="single" w:sz="4" w:space="0" w:color="auto"/>
+          <w:left w:val="single" w:sz="4" w:space="0" w:color="auto"/>
+          <w:bottom w:val="single" w:sz="4" w:space="0" w:color="auto"/>
+          <w:right w:val="single" w:sz="4" w:space="0" w:color="auto"/>
+          <w:insideH w:val="single" w:sz="4" w:space="0" w:color="auto"/>
+          <w:insideV w:val="single" w:sz="4" w:space="0" w:color="auto"/>
+        </w:tblBorders>
+        <w:tblCellMar>
+          <w:top w:w="15" w:type="dxa"/>
+          <w:left w:w="15" w:type="dxa"/>
+          <w:bottom w:w="15" w:type="dxa"/>
+          <w:right w:w="15" w:type="dxa"/>
+        </w:tblCellMar>
+        <w:tblLook w:val="04A0" w:firstRow="1" w:lastRow="0" w:firstColumn="1" w:lastColumn="0" w:noHBand="0" w:noVBand="1"/>
+      </w:tblPr>
+      <w:tblGrid>
+        <w:gridCol w:w="2489"/>
+        <w:gridCol w:w="1475"/>
+        <w:gridCol w:w="1490"/>
+      </w:tblGrid>
+      <w:tr>
+        <w:trPr>
+          <w:trHeight w:val="556"/>
+          <w:tblHeader/>
+          <w:tblCellSpacing w:w="15" w:type="dxa"/>
+          <w:jc w:val="center"/>
+        </w:trPr>
+        <w:tc>
+          <w:tcPr>
+            <w:tcW w:w="0" w:type="auto"/>
+            <w:shd w:val="clear" w:color="auto" w:fill="DAE9F7" w:themeFill="text2" w:themeFillTint="1A"/>
+            <w:vAlign w:val="center"/>
+            <w:hideMark/>
+          </w:tcPr>
+          <w:p>
+            <w:pPr>
+              <w:jc w:val="center"/>
+              <w:rPr>
+                <w:rFonts w:ascii="Arial" w:hAnsi="Arial" w:cs="Arial"/>
+                <w:b/>
+                <w:bCs/>
+                <w:sz w:val="20"/>
+                <w:szCs w:val="20"/>
+              </w:rPr>
+            </w:pPr>
+            <w:r>
+              <w:rPr>
+                <w:rFonts w:ascii="Arial" w:hAnsi="Arial" w:cs="Arial"/>
+                <w:b/>
+                <w:bCs/>
+                <w:sz w:val="20"/>
+                <w:szCs w:val="20"/>
+              </w:rPr>
+              <w:t>Escenario</w:t>
+            </w:r>
+          </w:p>
+        </w:tc>
+        <w:tc>
+          <w:tcPr>
+            <w:tcW w:w="0" w:type="auto"/>
+            <w:shd w:val="clear" w:color="auto" w:fill="DAE9F7" w:themeFill="text2" w:themeFillTint="1A"/>
+            <w:vAlign w:val="center"/>
+            <w:hideMark/>
+          </w:tcPr>
+          <w:p>
+            <w:pPr>
+              <w:jc w:val="center"/>
+              <w:rPr>
+                <w:rFonts w:ascii="Arial" w:hAnsi="Arial" w:cs="Arial"/>
+                <w:b/>
+                <w:bCs/>
+                <w:sz w:val="20"/>
+                <w:szCs w:val="20"/>
+              </w:rPr>
+            </w:pPr>
+            <w:r>
+              <w:rPr>
+                <w:rFonts w:ascii="Arial" w:hAnsi="Arial" w:cs="Arial"/>
+                <w:b/>
+                <w:bCs/>
+                <w:sz w:val="20"/>
+                <w:szCs w:val="20"/>
+              </w:rPr>
+              <w:t>p95</w:t>
+            </w:r>
+          </w:p>
+        </w:tc>
+        <w:tc>
+          <w:tcPr>
+            <w:tcW w:w="0" w:type="auto"/>
+            <w:shd w:val="clear" w:color="auto" w:fill="DAE9F7" w:themeFill="text2" w:themeFillTint="1A"/>
+            <w:vAlign w:val="center"/>
+            <w:hideMark/>
+          </w:tcPr>
+          <w:p>
+            <w:pPr>
+              <w:jc w:val="center"/>
+              <w:rPr>
+                <w:rFonts w:ascii="Arial" w:hAnsi="Arial" w:cs="Arial"/>
+                <w:b/>
+                <w:bCs/>
+                <w:sz w:val="20"/>
+                <w:szCs w:val="20"/>
+              </w:rPr>
+            </w:pPr>
+            <w:r>
+              <w:rPr>
+                <w:rFonts w:ascii="Arial" w:hAnsi="Arial" w:cs="Arial"/>
+                <w:b/>
+                <w:bCs/>
+                <w:sz w:val="20"/>
+                <w:szCs w:val="20"/>
+              </w:rPr>
+              <w:t>p99</w:t>
+            </w:r>
+          </w:p>
+        </w:tc>
+      </w:tr>
+      <w:tr>
+        <w:trPr>
+          <w:trHeight w:val="541"/>
+          <w:tblCellSpacing w:w="15" w:type="dxa"/>
+          <w:jc w:val="center"/>
+        </w:trPr>
+        <w:tc>
+          <w:tcPr>
+            <w:tcW w:w="0" w:type="auto"/>
+            <w:vAlign w:val="center"/>
+            <w:hideMark/>
+          </w:tcPr>
+          <w:p>
+            <w:pPr>
+              <w:jc w:val="center"/>
+              <w:rPr>
+                <w:rFonts w:ascii="Arial" w:hAnsi="Arial" w:cs="Arial"/>
+                <w:sz w:val="20"/>
+                <w:szCs w:val="20"/>
+              </w:rPr>
+            </w:pPr>
+            <w:proofErr w:type="spellStart"/>
+            <w:r>
+              <w:rPr>
+                <w:rFonts w:ascii="Arial" w:hAnsi="Arial" w:cs="Arial"/>
+                <w:sz w:val="20"/>
+                <w:szCs w:val="20"/>
+              </w:rPr>
+              <w:t>Baseline</w:t>
+            </w:r>
+            <w:proofErr w:type="spellEnd"/>
+          </w:p>
+        </w:tc>
+        <w:tc>
+          <w:tcPr>
+            <w:tcW w:w="0" w:type="auto"/>
+            <w:vAlign w:val="center"/>
+            <w:hideMark/>
+          </w:tcPr>
+          <w:p>
+            <w:pPr>
+              <w:jc w:val="center"/>
+              <w:rPr>
+                <w:rFonts w:ascii="Arial" w:hAnsi="Arial" w:cs="Arial"/>
+                <w:sz w:val="20"/>
+                <w:szCs w:val="20"/>
+              </w:rPr>
+            </w:pPr>
+            <w:r>
+              <w:rPr>
+                <w:rFonts w:ascii="Arial" w:hAnsi="Arial" w:cs="Arial"/>
+                <w:sz w:val="20"/>
+                <w:szCs w:val="20"/>
+              </w:rPr>
+              <w:t>1.60 s</w:t>
+            </w:r>
+          </w:p>
+        </w:tc>
+        <w:tc>
+          <w:tcPr>
+            <w:tcW w:w="0" w:type="auto"/>
+            <w:vAlign w:val="center"/>
+            <w:hideMark/>
+          </w:tcPr>
+          <w:p>
+            <w:pPr>
+              <w:jc w:val="center"/>
+              <w:rPr>
+                <w:rFonts w:ascii="Arial" w:hAnsi="Arial" w:cs="Arial"/>
+                <w:sz w:val="20"/>
+                <w:szCs w:val="20"/>
+              </w:rPr>
+            </w:pPr>
+            <w:r>
+              <w:rPr>
+                <w:rFonts w:ascii="Arial" w:hAnsi="Arial" w:cs="Arial"/>
+                <w:sz w:val="20"/>
+                <w:szCs w:val="20"/>
+              </w:rPr>
+              <w:t>1.75 s</w:t>
+            </w:r>
+          </w:p>
+        </w:tc>
+      </w:tr>
+      <w:tr>
+        <w:trPr>
+          <w:trHeight w:val="556"/>
+          <w:tblCellSpacing w:w="15" w:type="dxa"/>
+          <w:jc w:val="center"/>
+        </w:trPr>
+        <w:tc>
+          <w:tcPr>
+            <w:tcW w:w="0" w:type="auto"/>
+            <w:vAlign w:val="center"/>
+            <w:hideMark/>
+          </w:tcPr>
+          <w:p>
+            <w:pPr>
+              <w:jc w:val="center"/>
+              <w:rPr>
+                <w:rFonts w:ascii="Arial" w:hAnsi="Arial" w:cs="Arial"/>
+                <w:sz w:val="20"/>
+                <w:szCs w:val="20"/>
+              </w:rPr>
+            </w:pPr>
+            <w:r>
+              <w:rPr>
+                <w:rFonts w:ascii="Arial" w:hAnsi="Arial" w:cs="Arial"/>
+                <w:sz w:val="20"/>
+                <w:szCs w:val="20"/>
+              </w:rPr>
+              <w:t>Media</w:t>
+            </w:r>
+          </w:p>
+        </w:tc>
+        <w:tc>
+          <w:tcPr>
+            <w:tcW w:w="0" w:type="auto"/>
+            <w:vAlign w:val="center"/>
+            <w:hideMark/>
+          </w:tcPr>
+          <w:p>
+            <w:pPr>
+              <w:jc w:val="center"/>
+              <w:rPr>
+                <w:rFonts w:ascii="Arial" w:hAnsi="Arial" w:cs="Arial"/>
+                <w:sz w:val="20"/>
+                <w:szCs w:val="20"/>
+              </w:rPr>
+            </w:pPr>
+            <w:r>
+              <w:rPr>
+                <w:rFonts w:ascii="Arial" w:hAnsi="Arial" w:cs="Arial"/>
+                <w:sz w:val="20"/>
+                <w:szCs w:val="20"/>
+              </w:rPr>
+              <w:t>1.61 s</w:t>
+            </w:r>
+          </w:p>
+        </w:tc>
+        <w:tc>
+          <w:tcPr>
+            <w:tcW w:w="0" w:type="auto"/>
+            <w:vAlign w:val="center"/>
+            <w:hideMark/>
+          </w:tcPr>
+          <w:p>
+            <w:pPr>
+              <w:jc w:val="center"/>
+              <w:rPr>
+                <w:rFonts w:ascii="Arial" w:hAnsi="Arial" w:cs="Arial"/>
+                <w:sz w:val="20"/>
+                <w:szCs w:val="20"/>
+              </w:rPr>
+            </w:pPr>
+            <w:r>
+              <w:rPr>
+                <w:rFonts w:ascii="Arial" w:hAnsi="Arial" w:cs="Arial"/>
+                <w:sz w:val="20"/>
+                <w:szCs w:val="20"/>
+              </w:rPr>
+              <w:t>1.78 s</w:t>
+            </w:r>
+          </w:p>
+        </w:tc>
+      </w:tr>
+      <w:tr>
+        <w:trPr>
+          <w:trHeight w:val="556"/>
+          <w:tblCellSpacing w:w="15" w:type="dxa"/>
+          <w:jc w:val="center"/>
+        </w:trPr>
+        <w:tc>
+          <w:tcPr>
+            <w:tcW w:w="0" w:type="auto"/>
+            <w:vAlign w:val="center"/>
+            <w:hideMark/>
+          </w:tcPr>
+          <w:p>
+            <w:pPr>
+              <w:jc w:val="center"/>
+              <w:rPr>
+                <w:rFonts w:ascii="Arial" w:hAnsi="Arial" w:cs="Arial"/>
+                <w:sz w:val="20"/>
+                <w:szCs w:val="20"/>
+              </w:rPr>
+            </w:pPr>
+            <w:r>
+              <w:rPr>
+                <w:rFonts w:ascii="Arial" w:hAnsi="Arial" w:cs="Arial"/>
+                <w:sz w:val="20"/>
+                <w:szCs w:val="20"/>
+              </w:rPr>
+              <w:t>Alta</w:t>
+            </w:r>
+          </w:p>
+        </w:tc>
+        <w:tc>
+          <w:tcPr>
+            <w:tcW w:w="0" w:type="auto"/>
+            <w:vAlign w:val="center"/>
+            <w:hideMark/>
+          </w:tcPr>
+          <w:p>
+            <w:pPr>
+              <w:jc w:val="center"/>
+              <w:rPr>
+                <w:rFonts w:ascii="Arial" w:hAnsi="Arial" w:cs="Arial"/>
+                <w:sz w:val="20"/>
+                <w:szCs w:val="20"/>
+              </w:rPr>
+            </w:pPr>
+            <w:r>
+              <w:rPr>
+                <w:rFonts w:ascii="Arial" w:hAnsi="Arial" w:cs="Arial"/>
+                <w:sz w:val="20"/>
+                <w:szCs w:val="20"/>
+              </w:rPr>
+              <w:t>1.60 s</w:t>
+            </w:r>
+          </w:p>
+        </w:tc>
+        <w:tc>
+          <w:tcPr>
+            <w:tcW w:w="0" w:type="auto"/>
+            <w:vAlign w:val="center"/>
+            <w:hideMark/>
+          </w:tcPr>
+          <w:p>
+            <w:pPr>
+              <w:jc w:val="center"/>
+              <w:rPr>
+                <w:rFonts w:ascii="Arial" w:hAnsi="Arial" w:cs="Arial"/>
+                <w:sz w:val="20"/>
+                <w:szCs w:val="20"/>
+              </w:rPr>
+            </w:pPr>
+            <w:r>
+              <w:rPr>
+                <w:rFonts w:ascii="Arial" w:hAnsi="Arial" w:cs="Arial"/>
+                <w:sz w:val="20"/>
+                <w:szCs w:val="20"/>
+              </w:rPr>
+              <w:t>1.73 s</w:t>
+            </w:r>
+          </w:p>
+        </w:tc>
+      </w:tr>
+    </w:tbl>
+    <w:p>
+      <w:pPr>
+        <w:rPr>
+          <w:rFonts w:ascii="Segoe UI Emoji" w:hAnsi="Segoe UI Emoji" w:cs="Segoe UI Emoji"/>
+          <w:b/>
+          <w:bCs/>
+        </w:rPr>
+      </w:pPr>
+    </w:p>
+    <w:p>
+      <w:pPr>
+        <w:rPr>
+          <w:rFonts w:ascii="Arial" w:hAnsi="Arial" w:cs="Arial"/>
+          <w:sz w:val="20"/>
+          <w:szCs w:val="20"/>
+        </w:rPr>
+      </w:pPr>
+      <w:r>
+        <w:rPr>
+          <w:rFonts w:ascii="Arial" w:hAnsi="Arial" w:cs="Arial"/>
+          <w:sz w:val="20"/>
+          <w:szCs w:val="20"/>
+        </w:rPr>
+        <w:t>No cumplen completamente el SLA (p95 ≤ 1.5s)</w:t>
+      </w:r>
+    </w:p>
+    <w:p>
+      <w:pPr>
+        <w:rPr>
+          <w:rFonts w:ascii="Arial" w:hAnsi="Arial" w:cs="Arial"/>
+          <w:sz w:val="20"/>
+          <w:szCs w:val="20"/>
+        </w:rPr>
+      </w:pPr>
+    </w:p>
+    <w:p>
+      <w:pPr>
+        <w:rPr>
+          <w:rFonts w:ascii="Arial" w:hAnsi="Arial" w:cs="Arial"/>
+          <w:b/>
+          <w:bCs/>
+          <w:sz w:val="20"/>
+          <w:szCs w:val="20"/>
+        </w:rPr>
+      </w:pPr>
+      <w:r>
+        <w:rPr>
+          <w:rFonts w:ascii="Arial" w:hAnsi="Arial" w:cs="Arial"/>
+          <w:b/>
+          <w:bCs/>
+          <w:sz w:val="20"/>
+          <w:szCs w:val="20"/>
+        </w:rPr>
+        <w:t>Referencia correcta</w:t>
+      </w:r>
+    </w:p>
+    <w:p>
+      <w:pPr>
+        <w:numPr>
+          <w:ilvl w:val="0"/>
+          <w:numId w:val="19"/>
+        </w:numPr>
+        <w:rPr>
+          <w:rFonts w:ascii="Arial" w:hAnsi="Arial" w:cs="Arial"/>
+          <w:b/>
+          <w:bCs/>
+          <w:sz w:val="20"/>
+          <w:szCs w:val="20"/>
+        </w:rPr>
+      </w:pPr>
+      <w:r>
+        <w:rPr>
+          <w:rFonts w:ascii="Arial" w:hAnsi="Arial" w:cs="Arial"/>
+          <w:b/>
+          <w:bCs/>
+          <w:sz w:val="20"/>
+          <w:szCs w:val="20"/>
+        </w:rPr>
+        <w:t xml:space="preserve">p95: 1.28 s </w:t>
+      </w:r>
+    </w:p>
+    <w:p>
+      <w:pPr>
+        <w:numPr>
+          <w:ilvl w:val="0"/>
+          <w:numId w:val="19"/>
+        </w:numPr>
+        <w:rPr>
+          <w:rFonts w:ascii="Arial" w:hAnsi="Arial" w:cs="Arial"/>
+          <w:b/>
+          <w:bCs/>
+          <w:sz w:val="20"/>
+          <w:szCs w:val="20"/>
+        </w:rPr>
+      </w:pPr>
+      <w:r>
+        <w:rPr>
+          <w:rFonts w:ascii="Arial" w:hAnsi="Arial" w:cs="Arial"/>
+          <w:b/>
+          <w:bCs/>
+          <w:sz w:val="20"/>
+          <w:szCs w:val="20"/>
+        </w:rPr>
+        <w:t xml:space="preserve">p99: (implícitamente menor a ~1.5–1.7s) </w:t>
+      </w:r>
+    </w:p>
+    <w:p>
+      <w:pPr>
+        <w:rPr>
+          <w:rFonts w:ascii="Arial" w:hAnsi="Arial" w:cs="Arial"/>
+          <w:b/>
+          <w:bCs/>
+        </w:rPr>
+      </w:pPr>
+      <w:r>
+        <w:rPr>
+          <w:rFonts w:ascii="Arial" w:hAnsi="Arial" w:cs="Arial"/>
+          <w:b/>
+          <w:bCs/>
+          <w:sz w:val="20"/>
+          <w:szCs w:val="20"/>
+        </w:rPr>
+        <w:t>Cumple performance aceptable</w:t>
+      </w:r>
+    </w:p>
+    <w:p>
+      <w:pPr>
+        <w:rPr>
+          <w:rFonts w:ascii="Arial" w:hAnsi="Arial" w:cs="Arial"/>
+          <w:b/>
+          <w:bCs/>
+        </w:rPr>
+      </w:pPr>
+    </w:p>
+    <w:p>
+      <w:pPr>
+        <w:rPr>
+          <w:rFonts w:ascii="Arial" w:hAnsi="Arial" w:cs="Arial"/>
+          <w:b/>
+          <w:bCs/>
+          <w:sz w:val="22"/>
+          <w:szCs w:val="22"/>
+        </w:rPr>
+      </w:pPr>
+      <w:r>
+        <w:rPr>
+          <w:rFonts w:ascii="Segoe UI Emoji" w:hAnsi="Segoe UI Emoji" w:cs="Segoe UI Emoji"/>
+          <w:b/>
+          <w:bCs/>
+          <w:sz w:val="22"/>
+          <w:szCs w:val="22"/>
+        </w:rPr>
+        <w:t>8</w:t>
+      </w:r>
+      <w:r>
+        <w:rPr>
+          <w:rFonts w:ascii="Arial" w:hAnsi="Arial" w:cs="Arial"/>
+          <w:b/>
+          <w:bCs/>
+          <w:sz w:val="22"/>
+          <w:szCs w:val="22"/>
+        </w:rPr>
+        <w:t>. Conclusión REAL (sin maquillar)</w:t>
+      </w:r>
+    </w:p>
+    <w:p>
+      <w:pPr>
+        <w:rPr>
+          <w:rFonts w:ascii="Arial" w:hAnsi="Arial" w:cs="Arial"/>
+          <w:sz w:val="20"/>
+          <w:szCs w:val="20"/>
+        </w:rPr>
+      </w:pPr>
+      <w:r>
+        <w:rPr>
+          <w:rFonts w:ascii="Arial" w:hAnsi="Arial" w:cs="Arial"/>
+          <w:sz w:val="20"/>
+          <w:szCs w:val="20"/>
+        </w:rPr>
+        <w:t>Estado actual (tus ejecuciones)</w:t>
+      </w:r>
+    </w:p>
+    <w:p>
+      <w:pPr>
+        <w:numPr>
+          <w:ilvl w:val="0"/>
+          <w:numId w:val="20"/>
+        </w:numPr>
+        <w:rPr>
+          <w:rFonts w:ascii="Arial" w:hAnsi="Arial" w:cs="Arial"/>
+          <w:sz w:val="20"/>
+          <w:szCs w:val="20"/>
+        </w:rPr>
+      </w:pPr>
+      <w:r>
+        <w:rPr>
+          <w:rFonts w:ascii="Arial" w:hAnsi="Arial" w:cs="Arial"/>
+          <w:sz w:val="20"/>
+          <w:szCs w:val="20"/>
+        </w:rPr>
+        <w:t xml:space="preserve">Error </w:t>
+      </w:r>
+      <w:proofErr w:type="spellStart"/>
+      <w:r>
+        <w:rPr>
+          <w:rFonts w:ascii="Arial" w:hAnsi="Arial" w:cs="Arial"/>
+          <w:sz w:val="20"/>
+          <w:szCs w:val="20"/>
+        </w:rPr>
+        <w:t>rate</w:t>
+      </w:r>
+      <w:proofErr w:type="spellEnd"/>
+      <w:r>
+        <w:rPr>
+          <w:rFonts w:ascii="Arial" w:hAnsi="Arial" w:cs="Arial"/>
+          <w:sz w:val="20"/>
+          <w:szCs w:val="20"/>
+        </w:rPr>
+        <w:t xml:space="preserve">: 100% (CRÍTICO) </w:t>
+      </w:r>
+    </w:p>
+    <w:p>
+      <w:pPr>
+        <w:numPr>
+          <w:ilvl w:val="0"/>
+          <w:numId w:val="20"/>
+        </w:numPr>
+        <w:rPr>
+          <w:rFonts w:ascii="Arial" w:hAnsi="Arial" w:cs="Arial"/>
+          <w:sz w:val="20"/>
+          <w:szCs w:val="20"/>
+        </w:rPr>
+      </w:pPr>
+      <w:r>
+        <w:rPr>
+          <w:rFonts w:ascii="Arial" w:hAnsi="Arial" w:cs="Arial"/>
+          <w:sz w:val="20"/>
+          <w:szCs w:val="20"/>
+        </w:rPr>
+        <w:t xml:space="preserve">TPS: muy por debajo del objetivo </w:t>
+      </w:r>
+    </w:p>
+    <w:p>
+      <w:pPr>
+        <w:numPr>
+          <w:ilvl w:val="0"/>
+          <w:numId w:val="20"/>
+        </w:numPr>
+        <w:rPr>
+          <w:rFonts w:ascii="Arial" w:hAnsi="Arial" w:cs="Arial"/>
+          <w:sz w:val="20"/>
+          <w:szCs w:val="20"/>
+        </w:rPr>
+      </w:pPr>
+      <w:r>
+        <w:rPr>
+          <w:rFonts w:ascii="Arial" w:hAnsi="Arial" w:cs="Arial"/>
+          <w:sz w:val="20"/>
+          <w:szCs w:val="20"/>
+        </w:rPr>
+        <w:lastRenderedPageBreak/>
+        <w:t xml:space="preserve">p95: ligeramente fuera de SLA </w:t>
+      </w:r>
+    </w:p>
+    <w:p>
+      <w:pPr>
+        <w:numPr>
+          <w:ilvl w:val="0"/>
+          <w:numId w:val="20"/>
+        </w:numPr>
+        <w:rPr>
+          <w:rFonts w:ascii="Arial" w:hAnsi="Arial" w:cs="Arial"/>
+          <w:sz w:val="20"/>
+          <w:szCs w:val="20"/>
+        </w:rPr>
+      </w:pPr>
+      <w:r>
+        <w:rPr>
+          <w:rFonts w:ascii="Arial" w:hAnsi="Arial" w:cs="Arial"/>
+          <w:sz w:val="20"/>
+          <w:szCs w:val="20"/>
+        </w:rPr>
+        <w:t xml:space="preserve">Sistema NO evaluable correctamente </w:t>
+      </w:r>
+    </w:p>
+    <w:p>
+      <w:pPr>
+        <w:rPr>
+          <w:rFonts w:ascii="Arial" w:hAnsi="Arial" w:cs="Arial"/>
+          <w:b/>
+          <w:bCs/>
+        </w:rPr>
+      </w:pPr>
+      <w:r>
+        <w:rPr>
+          <w:rFonts w:ascii="Arial" w:hAnsi="Arial" w:cs="Arial"/>
+          <w:sz w:val="20"/>
+          <w:szCs w:val="20"/>
+        </w:rPr>
+        <w:t>No se puede validar performance con API caída</w:t>
+      </w:r>
+    </w:p>
+    <w:p>
+      <w:pPr>
+        <w:rPr>
+          <w:rFonts w:ascii="Arial" w:hAnsi="Arial" w:cs="Arial"/>
+          <w:b/>
+          <w:bCs/>
+        </w:rPr>
+      </w:pPr>
+    </w:p>
+    <w:p>
+      <w:pPr>
+        <w:rPr>
+          <w:rFonts w:ascii="Arial" w:hAnsi="Arial" w:cs="Arial"/>
+          <w:b/>
+          <w:bCs/>
+          <w:sz w:val="20"/>
+          <w:szCs w:val="20"/>
+        </w:rPr>
+      </w:pPr>
+      <w:r>
+        <w:rPr>
+          <w:rFonts w:ascii="Arial" w:hAnsi="Arial" w:cs="Arial"/>
+          <w:b/>
+          <w:bCs/>
+          <w:sz w:val="20"/>
+          <w:szCs w:val="20"/>
+        </w:rPr>
+        <w:t>Estado esperado (referencia válida)</w:t>
+      </w:r>
+    </w:p>
+    <w:p>
+      <w:pPr>
+        <w:numPr>
+          <w:ilvl w:val="0"/>
+          <w:numId w:val="21"/>
+        </w:numPr>
+        <w:rPr>
+          <w:rFonts w:ascii="Arial" w:hAnsi="Arial" w:cs="Arial"/>
+          <w:sz w:val="20"/>
+          <w:szCs w:val="20"/>
+        </w:rPr>
+      </w:pPr>
+      <w:r>
+        <w:rPr>
+          <w:rFonts w:ascii="Arial" w:hAnsi="Arial" w:cs="Arial"/>
+          <w:sz w:val="20"/>
+          <w:szCs w:val="20"/>
+        </w:rPr>
+        <w:t xml:space="preserve">Sistema: </w:t>
+      </w:r>
+    </w:p>
+    <w:p>
+      <w:pPr>
+        <w:numPr>
+          <w:ilvl w:val="1"/>
+          <w:numId w:val="21"/>
+        </w:numPr>
+        <w:rPr>
+          <w:rFonts w:ascii="Arial" w:hAnsi="Arial" w:cs="Arial"/>
+          <w:sz w:val="20"/>
+          <w:szCs w:val="20"/>
+        </w:rPr>
+      </w:pPr>
+      <w:r>
+        <w:rPr>
+          <w:rFonts w:ascii="Arial" w:hAnsi="Arial" w:cs="Arial"/>
+          <w:sz w:val="20"/>
+          <w:szCs w:val="20"/>
+        </w:rPr>
+        <w:t xml:space="preserve">Cumple TPS ≥ 20 </w:t>
+      </w:r>
+    </w:p>
+    <w:p>
+      <w:pPr>
+        <w:numPr>
+          <w:ilvl w:val="1"/>
+          <w:numId w:val="21"/>
+        </w:numPr>
+        <w:rPr>
+          <w:rFonts w:ascii="Arial" w:hAnsi="Arial" w:cs="Arial"/>
+          <w:sz w:val="20"/>
+          <w:szCs w:val="20"/>
+        </w:rPr>
+      </w:pPr>
+      <w:r>
+        <w:rPr>
+          <w:rFonts w:ascii="Arial" w:hAnsi="Arial" w:cs="Arial"/>
+          <w:sz w:val="20"/>
+          <w:szCs w:val="20"/>
+        </w:rPr>
+        <w:t xml:space="preserve">Cumple p95 ≤ 1.5s </w:t>
+      </w:r>
+    </w:p>
+    <w:p>
+      <w:pPr>
+        <w:numPr>
+          <w:ilvl w:val="1"/>
+          <w:numId w:val="21"/>
+        </w:numPr>
+        <w:rPr>
+          <w:rFonts w:ascii="Arial" w:hAnsi="Arial" w:cs="Arial"/>
+          <w:sz w:val="20"/>
+          <w:szCs w:val="20"/>
+        </w:rPr>
+      </w:pPr>
+      <w:r>
+        <w:rPr>
+          <w:rFonts w:ascii="Arial" w:hAnsi="Arial" w:cs="Arial"/>
+          <w:sz w:val="20"/>
+          <w:szCs w:val="20"/>
+        </w:rPr>
+        <w:t xml:space="preserve">Error </w:t>
+      </w:r>
+      <w:proofErr w:type="spellStart"/>
+      <w:r>
+        <w:rPr>
+          <w:rFonts w:ascii="Arial" w:hAnsi="Arial" w:cs="Arial"/>
+          <w:sz w:val="20"/>
+          <w:szCs w:val="20"/>
+        </w:rPr>
+        <w:t>rate</w:t>
+      </w:r>
+      <w:proofErr w:type="spellEnd"/>
+      <w:r>
+        <w:rPr>
+          <w:rFonts w:ascii="Arial" w:hAnsi="Arial" w:cs="Arial"/>
+          <w:sz w:val="20"/>
+          <w:szCs w:val="20"/>
+        </w:rPr>
+        <w:t xml:space="preserve"> aceptable (&lt;3%) </w:t>
+      </w:r>
+    </w:p>
+    <w:p>
+      <w:pPr>
+        <w:rPr>
+          <w:rFonts w:ascii="Arial" w:hAnsi="Arial" w:cs="Arial"/>
+          <w:b/>
+          <w:bCs/>
+        </w:rPr>
+      </w:pPr>
+    </w:p>
+    <w:p>
+      <w:pPr>
+        <w:rPr>
+          <w:rFonts w:ascii="Arial" w:hAnsi="Arial" w:cs="Arial"/>
+          <w:b/>
+          <w:bCs/>
+          <w:sz w:val="22"/>
+          <w:szCs w:val="22"/>
+        </w:rPr>
+      </w:pPr>
+      <w:r>
+        <w:rPr>
+          <w:rFonts w:ascii="Segoe UI Emoji" w:hAnsi="Segoe UI Emoji" w:cs="Segoe UI Emoji"/>
+          <w:b/>
+          <w:bCs/>
+          <w:sz w:val="22"/>
+          <w:szCs w:val="22"/>
+        </w:rPr>
+        <w:t>8</w:t>
+      </w:r>
+      <w:r>
+        <w:rPr>
+          <w:rFonts w:ascii="Arial" w:hAnsi="Arial" w:cs="Arial"/>
+          <w:b/>
+          <w:bCs/>
+          <w:sz w:val="22"/>
+          <w:szCs w:val="22"/>
+        </w:rPr>
+        <w:t>. Recomendación clave (alineada al enunciado)</w:t>
+      </w:r>
+    </w:p>
+    <w:p>
+      <w:pPr>
+        <w:rPr>
+          <w:rFonts w:ascii="Arial" w:hAnsi="Arial" w:cs="Arial"/>
+          <w:sz w:val="20"/>
+          <w:szCs w:val="20"/>
+        </w:rPr>
+      </w:pPr>
+      <w:r>
+        <w:rPr>
+          <w:rFonts w:ascii="Arial" w:hAnsi="Arial" w:cs="Arial"/>
+          <w:b/>
+          <w:bCs/>
+        </w:rPr>
+        <w:t xml:space="preserve"> </w:t>
+      </w:r>
+      <w:r>
+        <w:rPr>
+          <w:rFonts w:ascii="Arial" w:hAnsi="Arial" w:cs="Arial"/>
+          <w:sz w:val="20"/>
+          <w:szCs w:val="20"/>
+        </w:rPr>
+        <w:t>Ajustes de carga</w:t>
+      </w:r>
+    </w:p>
+    <w:p>
+      <w:pPr>
+        <w:numPr>
+          <w:ilvl w:val="0"/>
+          <w:numId w:val="22"/>
+        </w:numPr>
+        <w:rPr>
+          <w:rFonts w:ascii="Arial" w:hAnsi="Arial" w:cs="Arial"/>
+          <w:sz w:val="20"/>
+          <w:szCs w:val="20"/>
+        </w:rPr>
+      </w:pPr>
+      <w:r>
+        <w:rPr>
+          <w:rFonts w:ascii="Arial" w:hAnsi="Arial" w:cs="Arial"/>
+          <w:sz w:val="20"/>
+          <w:szCs w:val="20"/>
+        </w:rPr>
+        <w:t xml:space="preserve">Incrementar </w:t>
+      </w:r>
+      <w:proofErr w:type="spellStart"/>
+      <w:r>
+        <w:rPr>
+          <w:rFonts w:ascii="Arial" w:hAnsi="Arial" w:cs="Arial"/>
+          <w:sz w:val="20"/>
+          <w:szCs w:val="20"/>
+        </w:rPr>
+        <w:t>VUs</w:t>
+      </w:r>
+      <w:proofErr w:type="spellEnd"/>
+      <w:r>
+        <w:rPr>
+          <w:rFonts w:ascii="Arial" w:hAnsi="Arial" w:cs="Arial"/>
+          <w:sz w:val="20"/>
+          <w:szCs w:val="20"/>
+        </w:rPr>
+        <w:t xml:space="preserve"> hasta ~140 usuarios </w:t>
+      </w:r>
+    </w:p>
+    <w:p>
+      <w:pPr>
+        <w:numPr>
+          <w:ilvl w:val="0"/>
+          <w:numId w:val="22"/>
+        </w:numPr>
+        <w:rPr>
+          <w:rFonts w:ascii="Arial" w:hAnsi="Arial" w:cs="Arial"/>
+          <w:sz w:val="20"/>
+          <w:szCs w:val="20"/>
+        </w:rPr>
+      </w:pPr>
+      <w:r>
+        <w:rPr>
+          <w:rFonts w:ascii="Arial" w:hAnsi="Arial" w:cs="Arial"/>
+          <w:sz w:val="20"/>
+          <w:szCs w:val="20"/>
+        </w:rPr>
+        <w:t xml:space="preserve">Configurar: </w:t>
+      </w:r>
+    </w:p>
+    <w:p>
+      <w:pPr>
+        <w:numPr>
+          <w:ilvl w:val="1"/>
+          <w:numId w:val="22"/>
+        </w:numPr>
+        <w:rPr>
+          <w:rFonts w:ascii="Arial" w:hAnsi="Arial" w:cs="Arial"/>
+          <w:sz w:val="20"/>
+          <w:szCs w:val="20"/>
+        </w:rPr>
+      </w:pPr>
+      <w:r>
+        <w:rPr>
+          <w:rFonts w:ascii="Arial" w:hAnsi="Arial" w:cs="Arial"/>
+          <w:sz w:val="20"/>
+          <w:szCs w:val="20"/>
+        </w:rPr>
+        <w:t xml:space="preserve">Ramp-up progresivo </w:t>
+      </w:r>
+    </w:p>
+    <w:p>
+      <w:pPr>
+        <w:numPr>
+          <w:ilvl w:val="1"/>
+          <w:numId w:val="22"/>
+        </w:numPr>
+        <w:rPr>
+          <w:rFonts w:ascii="Arial" w:hAnsi="Arial" w:cs="Arial"/>
+          <w:sz w:val="20"/>
+          <w:szCs w:val="20"/>
+        </w:rPr>
+      </w:pPr>
+      <w:r>
+        <w:rPr>
+          <w:rFonts w:ascii="Arial" w:hAnsi="Arial" w:cs="Arial"/>
+          <w:sz w:val="20"/>
+          <w:szCs w:val="20"/>
+        </w:rPr>
+        <w:t xml:space="preserve">Duración suficiente (&gt;5 min) </w:t>
+      </w:r>
+    </w:p>
+    <w:p>
+      <w:pPr>
+        <w:numPr>
+          <w:ilvl w:val="0"/>
+          <w:numId w:val="22"/>
+        </w:numPr>
+        <w:rPr>
+          <w:rFonts w:ascii="Arial" w:hAnsi="Arial" w:cs="Arial"/>
+          <w:sz w:val="20"/>
+          <w:szCs w:val="20"/>
+        </w:rPr>
+      </w:pPr>
+      <w:r>
+        <w:rPr>
+          <w:rFonts w:ascii="Arial" w:hAnsi="Arial" w:cs="Arial"/>
+          <w:sz w:val="20"/>
+          <w:szCs w:val="20"/>
+        </w:rPr>
+        <w:t xml:space="preserve">Objetivo: </w:t>
+      </w:r>
+    </w:p>
+    <w:p>
+      <w:pPr>
+        <w:numPr>
+          <w:ilvl w:val="1"/>
+          <w:numId w:val="22"/>
+        </w:numPr>
+        <w:rPr>
+          <w:rFonts w:ascii="Arial" w:hAnsi="Arial" w:cs="Arial"/>
+          <w:sz w:val="20"/>
+          <w:szCs w:val="20"/>
+        </w:rPr>
+      </w:pPr>
+      <w:r>
+        <w:rPr>
+          <w:rFonts w:ascii="Arial" w:hAnsi="Arial" w:cs="Arial"/>
+          <w:sz w:val="20"/>
+          <w:szCs w:val="20"/>
+        </w:rPr>
+        <w:t xml:space="preserve">Alcanzar ≥20 TPS </w:t>
+      </w:r>
+    </w:p>
+    <w:p>
+      <w:pPr>
+        <w:rPr>
+          <w:rFonts w:ascii="Arial" w:hAnsi="Arial" w:cs="Arial"/>
+          <w:b/>
+          <w:bCs/>
+        </w:rPr>
+      </w:pPr>
+    </w:p>
+    <w:p>
+      <w:pPr>
+        <w:rPr>
+          <w:rFonts w:ascii="Arial" w:hAnsi="Arial" w:cs="Arial"/>
+          <w:b/>
+          <w:bCs/>
+          <w:sz w:val="22"/>
+          <w:szCs w:val="22"/>
+        </w:rPr>
+      </w:pPr>
+      <w:r>
+        <w:rPr>
+          <w:rFonts w:ascii="Arial" w:hAnsi="Arial" w:cs="Arial"/>
+          <w:b/>
+          <w:bCs/>
+          <w:sz w:val="22"/>
+          <w:szCs w:val="22"/>
+        </w:rPr>
+        <w:t>9</w:t>
+      </w:r>
+      <w:r>
+        <w:rPr>
+          <w:rFonts w:ascii="Arial" w:hAnsi="Arial" w:cs="Arial"/>
+          <w:b/>
+          <w:bCs/>
+          <w:sz w:val="22"/>
+          <w:szCs w:val="22"/>
+        </w:rPr>
+        <w:t xml:space="preserve">. </w:t>
+      </w:r>
+      <w:proofErr w:type="gramStart"/>
+      <w:r>
+        <w:rPr>
+          <w:rFonts w:ascii="Arial" w:hAnsi="Arial" w:cs="Arial"/>
+          <w:b/>
+          <w:bCs/>
+          <w:sz w:val="22"/>
+          <w:szCs w:val="22"/>
+        </w:rPr>
+        <w:t>Conclusión final</w:t>
+      </w:r>
+      <w:proofErr w:type="gramEnd"/>
+      <w:r>
+        <w:rPr>
+          <w:rFonts w:ascii="Arial" w:hAnsi="Arial" w:cs="Arial"/>
+          <w:b/>
+          <w:bCs/>
+          <w:sz w:val="22"/>
+          <w:szCs w:val="22"/>
+        </w:rPr>
+        <w:t xml:space="preserve"> (para informe)</w:t>
+      </w:r>
+    </w:p>
+    <w:p>
+      <w:pPr>
+        <w:numPr>
+          <w:ilvl w:val="0"/>
+          <w:numId w:val="23"/>
+        </w:numPr>
+        <w:rPr>
+          <w:rFonts w:ascii="Arial" w:hAnsi="Arial" w:cs="Arial"/>
+          <w:sz w:val="20"/>
+          <w:szCs w:val="20"/>
+        </w:rPr>
+      </w:pPr>
+      <w:r>
+        <w:rPr>
+          <w:rFonts w:ascii="Arial" w:hAnsi="Arial" w:cs="Arial"/>
+          <w:sz w:val="20"/>
+          <w:szCs w:val="20"/>
+        </w:rPr>
+        <w:t xml:space="preserve">Las pruebas ejecutadas presentan un 100% de error </w:t>
+      </w:r>
+      <w:proofErr w:type="spellStart"/>
+      <w:r>
+        <w:rPr>
+          <w:rFonts w:ascii="Arial" w:hAnsi="Arial" w:cs="Arial"/>
+          <w:sz w:val="20"/>
+          <w:szCs w:val="20"/>
+        </w:rPr>
+        <w:t>rate</w:t>
+      </w:r>
+      <w:proofErr w:type="spellEnd"/>
+      <w:r>
+        <w:rPr>
+          <w:rFonts w:ascii="Arial" w:hAnsi="Arial" w:cs="Arial"/>
+          <w:sz w:val="20"/>
+          <w:szCs w:val="20"/>
+        </w:rPr>
+        <w:t xml:space="preserve"> debido a error 523, lo que invalida los resultados de performance. </w:t>
+      </w:r>
+    </w:p>
+    <w:p>
+      <w:pPr>
+        <w:numPr>
+          <w:ilvl w:val="0"/>
+          <w:numId w:val="23"/>
+        </w:numPr>
+        <w:rPr>
+          <w:rFonts w:ascii="Arial" w:hAnsi="Arial" w:cs="Arial"/>
+          <w:sz w:val="20"/>
+          <w:szCs w:val="20"/>
+        </w:rPr>
+      </w:pPr>
+      <w:r>
+        <w:rPr>
+          <w:rFonts w:ascii="Arial" w:hAnsi="Arial" w:cs="Arial"/>
+          <w:sz w:val="20"/>
+          <w:szCs w:val="20"/>
+        </w:rPr>
+        <w:t xml:space="preserve">El sistema no fue correctamente evaluado bajo condiciones reales. </w:t>
+      </w:r>
+    </w:p>
+    <w:p>
+      <w:pPr>
+        <w:numPr>
+          <w:ilvl w:val="0"/>
+          <w:numId w:val="23"/>
+        </w:numPr>
+        <w:rPr>
+          <w:rFonts w:ascii="Arial" w:hAnsi="Arial" w:cs="Arial"/>
+          <w:sz w:val="20"/>
+          <w:szCs w:val="20"/>
+        </w:rPr>
+      </w:pPr>
+      <w:r>
+        <w:rPr>
+          <w:rFonts w:ascii="Arial" w:hAnsi="Arial" w:cs="Arial"/>
+          <w:sz w:val="20"/>
+          <w:szCs w:val="20"/>
+        </w:rPr>
+        <w:t xml:space="preserve">Según los datos de referencia, el sistema sí cumple los SLA definidos. </w:t>
+      </w:r>
+    </w:p>
+    <w:p>
+      <w:pPr>
+        <w:numPr>
+          <w:ilvl w:val="0"/>
+          <w:numId w:val="23"/>
+        </w:numPr>
+        <w:rPr>
+          <w:rFonts w:ascii="Arial" w:hAnsi="Arial" w:cs="Arial"/>
+          <w:sz w:val="20"/>
+          <w:szCs w:val="20"/>
+        </w:rPr>
+      </w:pPr>
+      <w:r>
+        <w:rPr>
+          <w:rFonts w:ascii="Arial" w:hAnsi="Arial" w:cs="Arial"/>
+          <w:sz w:val="20"/>
+          <w:szCs w:val="20"/>
+        </w:rPr>
+        <w:t xml:space="preserve">Se requiere: </w:t>
+      </w:r>
+    </w:p>
+    <w:p>
+      <w:pPr>
+        <w:numPr>
+          <w:ilvl w:val="1"/>
+          <w:numId w:val="23"/>
+        </w:numPr>
+        <w:rPr>
+          <w:rFonts w:ascii="Arial" w:hAnsi="Arial" w:cs="Arial"/>
+          <w:sz w:val="20"/>
+          <w:szCs w:val="20"/>
+        </w:rPr>
+      </w:pPr>
+      <w:r>
+        <w:rPr>
+          <w:rFonts w:ascii="Arial" w:hAnsi="Arial" w:cs="Arial"/>
+          <w:sz w:val="20"/>
+          <w:szCs w:val="20"/>
+        </w:rPr>
+        <w:t xml:space="preserve">Corrección de disponibilidad de la API </w:t>
+      </w:r>
+    </w:p>
+    <w:p>
+      <w:pPr>
+        <w:numPr>
+          <w:ilvl w:val="1"/>
+          <w:numId w:val="23"/>
+        </w:numPr>
+        <w:rPr>
+          <w:rFonts w:ascii="Arial" w:hAnsi="Arial" w:cs="Arial"/>
+          <w:sz w:val="20"/>
+          <w:szCs w:val="20"/>
+        </w:rPr>
+      </w:pPr>
+      <w:proofErr w:type="spellStart"/>
+      <w:r>
+        <w:rPr>
+          <w:rFonts w:ascii="Arial" w:hAnsi="Arial" w:cs="Arial"/>
+          <w:sz w:val="20"/>
+          <w:szCs w:val="20"/>
+        </w:rPr>
+        <w:t>Reejecución</w:t>
+      </w:r>
+      <w:proofErr w:type="spellEnd"/>
+      <w:r>
+        <w:rPr>
+          <w:rFonts w:ascii="Arial" w:hAnsi="Arial" w:cs="Arial"/>
+          <w:sz w:val="20"/>
+          <w:szCs w:val="20"/>
+        </w:rPr>
+        <w:t xml:space="preserve"> con mayor carga (hasta 140 </w:t>
+      </w:r>
+      <w:proofErr w:type="spellStart"/>
+      <w:r>
+        <w:rPr>
+          <w:rFonts w:ascii="Arial" w:hAnsi="Arial" w:cs="Arial"/>
+          <w:sz w:val="20"/>
+          <w:szCs w:val="20"/>
+        </w:rPr>
+        <w:t>VUs</w:t>
+      </w:r>
+      <w:proofErr w:type="spellEnd"/>
+      <w:r>
+        <w:rPr>
+          <w:rFonts w:ascii="Arial" w:hAnsi="Arial" w:cs="Arial"/>
+          <w:sz w:val="20"/>
+          <w:szCs w:val="20"/>
+        </w:rPr>
+        <w:t xml:space="preserve">) </w:t>
+      </w:r>
+    </w:p>
+    <w:p>
+      <w:pPr>
+        <w:numPr>
+          <w:ilvl w:val="1"/>
+          <w:numId w:val="23"/>
+        </w:numPr>
+        <w:rPr>
+          <w:rFonts w:ascii="Arial" w:hAnsi="Arial" w:cs="Arial"/>
+          <w:b/>
+          <w:bCs/>
+        </w:rPr>
+      </w:pPr>
+      <w:r>
+        <w:rPr>
+          <w:rFonts w:ascii="Arial" w:hAnsi="Arial" w:cs="Arial"/>
+          <w:sz w:val="20"/>
+          <w:szCs w:val="20"/>
+        </w:rPr>
+        <w:t xml:space="preserve">Validación de TPS ≥ 20 </w:t>
+      </w:r>
+    </w:p>
+    <w:p>
+      <w:pPr>
+        <w:rPr>
+          <w:rFonts w:ascii="Arial" w:hAnsi="Arial" w:cs="Arial"/>
+          <w:b/>
+          <w:bCs/>
+          <w:sz w:val="20"/>
+          <w:szCs w:val="20"/>
+        </w:rPr>
+      </w:pPr>
+      <w:r>
+        <w:rPr>
+          <w:rFonts w:ascii="Arial" w:eastAsia="Times New Roman" w:hAnsi="Arial" w:cs="Arial"/>
+          <w:b/>
+          <w:bCs/>
+          <w:kern w:val="0"/>
+          <w:sz w:val="20"/>
+          <w:szCs w:val="20"/>
+          <w:lang w:eastAsia="es-ES"/>
+          <w14:ligatures w14:val="none"/>
+        </w:rPr>
+        <w:t>Tabla KPI</w:t>
+      </w:r>
+    </w:p>
+    <w:tbl>
+      <w:tblPr>
+        <w:tblW w:w="7309" w:type="dxa"/>
+        <w:jc w:val="center"/>
+        <w:tblCellSpacing w:w="15" w:type="dxa"/>
+        <w:tblBorders>
+          <w:top w:val="single" w:sz="4" w:space="0" w:color="auto"/>
+          <w:left w:val="single" w:sz="4" w:space="0" w:color="auto"/>
+          <w:bottom w:val="single" w:sz="4" w:space="0" w:color="auto"/>
+          <w:right w:val="single" w:sz="4" w:space="0" w:color="auto"/>
+          <w:insideH w:val="single" w:sz="4" w:space="0" w:color="auto"/>
+          <w:insideV w:val="single" w:sz="4" w:space="0" w:color="auto"/>
+        </w:tblBorders>
+        <w:tblCellMar>
+          <w:top w:w="15" w:type="dxa"/>
+          <w:left w:w="15" w:type="dxa"/>
+          <w:bottom w:w="15" w:type="dxa"/>
+          <w:right w:w="15" w:type="dxa"/>
+        </w:tblCellMar>
+        <w:tblLook w:val="04A0" w:firstRow="1" w:lastRow="0" w:firstColumn="1" w:lastColumn="0" w:noHBand="0" w:noVBand="1"/>
+      </w:tblPr>
+      <w:tblGrid>
+        <w:gridCol w:w="2313"/>
+        <w:gridCol w:w="1021"/>
+        <w:gridCol w:w="1295"/>
+        <w:gridCol w:w="1021"/>
+        <w:gridCol w:w="1659"/>
+      </w:tblGrid>
+      <w:tr>
+        <w:trPr>
+          <w:trHeight w:val="623"/>
+          <w:tblHeader/>
+          <w:tblCellSpacing w:w="15" w:type="dxa"/>
+          <w:jc w:val="center"/>
+        </w:trPr>
+        <w:tc>
+          <w:tcPr>
+            <w:tcW w:w="0" w:type="auto"/>
+            <w:shd w:val="clear" w:color="auto" w:fill="DAE9F7" w:themeFill="text2" w:themeFillTint="1A"/>
+            <w:vAlign w:val="center"/>
+            <w:hideMark/>
+          </w:tcPr>
+          <w:p>
+            <w:pPr>
+              <w:spacing w:after="0" w:line="240" w:lineRule="auto"/>
+              <w:jc w:val="center"/>
+              <w:rPr>
+                <w:rFonts w:ascii="Arial" w:eastAsia="Times New Roman" w:hAnsi="Arial" w:cs="Arial"/>
+                <w:b/>
+                <w:bCs/>
+                <w:kern w:val="0"/>
+                <w:sz w:val="20"/>
+                <w:szCs w:val="20"/>
+                <w:lang w:eastAsia="es-ES"/>
+                <w14:ligatures w14:val="none"/>
+              </w:rPr>
+            </w:pPr>
+            <w:r>
+              <w:rPr>
+                <w:rFonts w:ascii="Arial" w:eastAsia="Times New Roman" w:hAnsi="Arial" w:cs="Arial"/>
+                <w:b/>
+                <w:bCs/>
+                <w:kern w:val="0"/>
+                <w:sz w:val="20"/>
+                <w:szCs w:val="20"/>
+                <w:lang w:eastAsia="es-ES"/>
+                <w14:ligatures w14:val="none"/>
+              </w:rPr>
+              <w:lastRenderedPageBreak/>
+              <w:t>Escenario</w:t>
+            </w:r>
+          </w:p>
+        </w:tc>
+        <w:tc>
+          <w:tcPr>
+            <w:tcW w:w="0" w:type="auto"/>
+            <w:shd w:val="clear" w:color="auto" w:fill="DAE9F7" w:themeFill="text2" w:themeFillTint="1A"/>
+            <w:vAlign w:val="center"/>
+            <w:hideMark/>
+          </w:tcPr>
+          <w:p>
+            <w:pPr>
+              <w:spacing w:after="0" w:line="240" w:lineRule="auto"/>
+              <w:jc w:val="center"/>
+              <w:rPr>
+                <w:rFonts w:ascii="Arial" w:eastAsia="Times New Roman" w:hAnsi="Arial" w:cs="Arial"/>
+                <w:b/>
+                <w:bCs/>
+                <w:kern w:val="0"/>
+                <w:sz w:val="20"/>
+                <w:szCs w:val="20"/>
+                <w:lang w:eastAsia="es-ES"/>
+                <w14:ligatures w14:val="none"/>
+              </w:rPr>
+            </w:pPr>
+            <w:r>
+              <w:rPr>
+                <w:rFonts w:ascii="Arial" w:eastAsia="Times New Roman" w:hAnsi="Arial" w:cs="Arial"/>
+                <w:b/>
+                <w:bCs/>
+                <w:kern w:val="0"/>
+                <w:sz w:val="20"/>
+                <w:szCs w:val="20"/>
+                <w:lang w:eastAsia="es-ES"/>
+                <w14:ligatures w14:val="none"/>
+              </w:rPr>
+              <w:t>TPS</w:t>
+            </w:r>
+          </w:p>
+        </w:tc>
+        <w:tc>
+          <w:tcPr>
+            <w:tcW w:w="0" w:type="auto"/>
+            <w:shd w:val="clear" w:color="auto" w:fill="DAE9F7" w:themeFill="text2" w:themeFillTint="1A"/>
+            <w:vAlign w:val="center"/>
+            <w:hideMark/>
+          </w:tcPr>
+          <w:p>
+            <w:pPr>
+              <w:spacing w:after="0" w:line="240" w:lineRule="auto"/>
+              <w:jc w:val="center"/>
+              <w:rPr>
+                <w:rFonts w:ascii="Arial" w:eastAsia="Times New Roman" w:hAnsi="Arial" w:cs="Arial"/>
+                <w:b/>
+                <w:bCs/>
+                <w:kern w:val="0"/>
+                <w:sz w:val="20"/>
+                <w:szCs w:val="20"/>
+                <w:lang w:eastAsia="es-ES"/>
+                <w14:ligatures w14:val="none"/>
+              </w:rPr>
+            </w:pPr>
+            <w:r>
+              <w:rPr>
+                <w:rFonts w:ascii="Arial" w:eastAsia="Times New Roman" w:hAnsi="Arial" w:cs="Arial"/>
+                <w:b/>
+                <w:bCs/>
+                <w:kern w:val="0"/>
+                <w:sz w:val="20"/>
+                <w:szCs w:val="20"/>
+                <w:lang w:eastAsia="es-ES"/>
+                <w14:ligatures w14:val="none"/>
+              </w:rPr>
+              <w:t>Error</w:t>
+            </w:r>
+          </w:p>
+        </w:tc>
+        <w:tc>
+          <w:tcPr>
+            <w:tcW w:w="0" w:type="auto"/>
+            <w:shd w:val="clear" w:color="auto" w:fill="DAE9F7" w:themeFill="text2" w:themeFillTint="1A"/>
+            <w:vAlign w:val="center"/>
+            <w:hideMark/>
+          </w:tcPr>
+          <w:p>
+            <w:pPr>
+              <w:spacing w:after="0" w:line="240" w:lineRule="auto"/>
+              <w:jc w:val="center"/>
+              <w:rPr>
+                <w:rFonts w:ascii="Arial" w:eastAsia="Times New Roman" w:hAnsi="Arial" w:cs="Arial"/>
+                <w:b/>
+                <w:bCs/>
+                <w:kern w:val="0"/>
+                <w:sz w:val="20"/>
+                <w:szCs w:val="20"/>
+                <w:lang w:eastAsia="es-ES"/>
+                <w14:ligatures w14:val="none"/>
+              </w:rPr>
+            </w:pPr>
+            <w:r>
+              <w:rPr>
+                <w:rFonts w:ascii="Arial" w:eastAsia="Times New Roman" w:hAnsi="Arial" w:cs="Arial"/>
+                <w:b/>
+                <w:bCs/>
+                <w:kern w:val="0"/>
+                <w:sz w:val="20"/>
+                <w:szCs w:val="20"/>
+                <w:lang w:eastAsia="es-ES"/>
+                <w14:ligatures w14:val="none"/>
+              </w:rPr>
+              <w:t>p95</w:t>
+            </w:r>
+          </w:p>
+        </w:tc>
+        <w:tc>
+          <w:tcPr>
+            <w:tcW w:w="0" w:type="auto"/>
+            <w:shd w:val="clear" w:color="auto" w:fill="DAE9F7" w:themeFill="text2" w:themeFillTint="1A"/>
+            <w:vAlign w:val="center"/>
+            <w:hideMark/>
+          </w:tcPr>
+          <w:p>
+            <w:pPr>
+              <w:spacing w:after="0" w:line="240" w:lineRule="auto"/>
+              <w:jc w:val="center"/>
+              <w:rPr>
+                <w:rFonts w:ascii="Arial" w:eastAsia="Times New Roman" w:hAnsi="Arial" w:cs="Arial"/>
+                <w:b/>
+                <w:bCs/>
+                <w:kern w:val="0"/>
+                <w:sz w:val="20"/>
+                <w:szCs w:val="20"/>
+                <w:lang w:eastAsia="es-ES"/>
+                <w14:ligatures w14:val="none"/>
+              </w:rPr>
+            </w:pPr>
+            <w:r>
+              <w:rPr>
+                <w:rFonts w:ascii="Arial" w:eastAsia="Times New Roman" w:hAnsi="Arial" w:cs="Arial"/>
+                <w:b/>
+                <w:bCs/>
+                <w:kern w:val="0"/>
+                <w:sz w:val="20"/>
+                <w:szCs w:val="20"/>
+                <w:lang w:eastAsia="es-ES"/>
+                <w14:ligatures w14:val="none"/>
+              </w:rPr>
+              <w:t>Estado</w:t>
+            </w:r>
+          </w:p>
+        </w:tc>
+      </w:tr>
+      <w:tr>
+        <w:trPr>
+          <w:trHeight w:val="702"/>
+          <w:tblCellSpacing w:w="15" w:type="dxa"/>
+          <w:jc w:val="center"/>
+        </w:trPr>
+        <w:tc>
+          <w:tcPr>
+            <w:tcW w:w="0" w:type="auto"/>
+            <w:vAlign w:val="center"/>
+            <w:hideMark/>
+          </w:tcPr>
+          <w:p>
+            <w:pPr>
+              <w:spacing w:after="0" w:line="240" w:lineRule="auto"/>
+              <w:jc w:val="center"/>
+              <w:rPr>
+                <w:rFonts w:ascii="Arial" w:eastAsia="Times New Roman" w:hAnsi="Arial" w:cs="Arial"/>
+                <w:kern w:val="0"/>
+                <w:sz w:val="20"/>
+                <w:szCs w:val="20"/>
+                <w:lang w:eastAsia="es-ES"/>
+                <w14:ligatures w14:val="none"/>
+              </w:rPr>
+            </w:pPr>
+            <w:proofErr w:type="spellStart"/>
+            <w:r>
+              <w:rPr>
+                <w:rFonts w:ascii="Arial" w:eastAsia="Times New Roman" w:hAnsi="Arial" w:cs="Arial"/>
+                <w:kern w:val="0"/>
+                <w:sz w:val="20"/>
+                <w:szCs w:val="20"/>
+                <w:lang w:eastAsia="es-ES"/>
+                <w14:ligatures w14:val="none"/>
+              </w:rPr>
+              <w:t>Baseline</w:t>
+            </w:r>
+            <w:proofErr w:type="spellEnd"/>
+          </w:p>
+        </w:tc>
+        <w:tc>
+          <w:tcPr>
+            <w:tcW w:w="0" w:type="auto"/>
+            <w:vAlign w:val="center"/>
+            <w:hideMark/>
+          </w:tcPr>
+          <w:p>
+            <w:pPr>
+              <w:spacing w:after="0" w:line="240" w:lineRule="auto"/>
+              <w:jc w:val="center"/>
+              <w:rPr>
+                <w:rFonts w:ascii="Arial" w:eastAsia="Times New Roman" w:hAnsi="Arial" w:cs="Arial"/>
+                <w:kern w:val="0"/>
+                <w:sz w:val="20"/>
+                <w:szCs w:val="20"/>
+                <w:lang w:eastAsia="es-ES"/>
+                <w14:ligatures w14:val="none"/>
+              </w:rPr>
+            </w:pPr>
+            <w:r>
+              <w:rPr>
+                <w:rFonts w:ascii="Arial" w:eastAsia="Times New Roman" w:hAnsi="Arial" w:cs="Arial"/>
+                <w:kern w:val="0"/>
+                <w:sz w:val="20"/>
+                <w:szCs w:val="20"/>
+                <w:lang w:eastAsia="es-ES"/>
+                <w14:ligatures w14:val="none"/>
+              </w:rPr>
+              <w:t>2.05</w:t>
+            </w:r>
+          </w:p>
+        </w:tc>
+        <w:tc>
+          <w:tcPr>
+            <w:tcW w:w="0" w:type="auto"/>
+            <w:vAlign w:val="center"/>
+            <w:hideMark/>
+          </w:tcPr>
+          <w:p>
+            <w:pPr>
+              <w:spacing w:after="0" w:line="240" w:lineRule="auto"/>
+              <w:jc w:val="center"/>
+              <w:rPr>
+                <w:rFonts w:ascii="Arial" w:eastAsia="Times New Roman" w:hAnsi="Arial" w:cs="Arial"/>
+                <w:kern w:val="0"/>
+                <w:sz w:val="20"/>
+                <w:szCs w:val="20"/>
+                <w:lang w:eastAsia="es-ES"/>
+                <w14:ligatures w14:val="none"/>
+              </w:rPr>
+            </w:pPr>
+            <w:r>
+              <w:rPr>
+                <w:rFonts w:ascii="Arial" w:eastAsia="Times New Roman" w:hAnsi="Arial" w:cs="Arial"/>
+                <w:kern w:val="0"/>
+                <w:sz w:val="20"/>
+                <w:szCs w:val="20"/>
+                <w:lang w:eastAsia="es-ES"/>
+                <w14:ligatures w14:val="none"/>
+              </w:rPr>
+              <w:t>100%</w:t>
+            </w:r>
+          </w:p>
+        </w:tc>
+        <w:tc>
+          <w:tcPr>
+            <w:tcW w:w="0" w:type="auto"/>
+            <w:vAlign w:val="center"/>
+            <w:hideMark/>
+          </w:tcPr>
+          <w:p>
+            <w:pPr>
+              <w:spacing w:after="0" w:line="240" w:lineRule="auto"/>
+              <w:jc w:val="center"/>
+              <w:rPr>
+                <w:rFonts w:ascii="Arial" w:eastAsia="Times New Roman" w:hAnsi="Arial" w:cs="Arial"/>
+                <w:kern w:val="0"/>
+                <w:sz w:val="20"/>
+                <w:szCs w:val="20"/>
+                <w:lang w:eastAsia="es-ES"/>
+                <w14:ligatures w14:val="none"/>
+              </w:rPr>
+            </w:pPr>
+            <w:r>
+              <w:rPr>
+                <w:rFonts w:ascii="Arial" w:eastAsia="Times New Roman" w:hAnsi="Arial" w:cs="Arial"/>
+                <w:kern w:val="0"/>
+                <w:sz w:val="20"/>
+                <w:szCs w:val="20"/>
+                <w:lang w:eastAsia="es-ES"/>
+                <w14:ligatures w14:val="none"/>
+              </w:rPr>
+              <w:t>1.60</w:t>
+            </w:r>
+          </w:p>
+        </w:tc>
+        <w:tc>
+          <w:tcPr>
+            <w:tcW w:w="0" w:type="auto"/>
+            <w:vAlign w:val="center"/>
+            <w:hideMark/>
+          </w:tcPr>
+          <w:p>
+            <w:pPr>
+              <w:spacing w:after="0" w:line="240" w:lineRule="auto"/>
+              <w:jc w:val="center"/>
+              <w:rPr>
+                <w:rFonts w:ascii="Arial" w:eastAsia="Times New Roman" w:hAnsi="Arial" w:cs="Arial"/>
+                <w:kern w:val="0"/>
+                <w:sz w:val="20"/>
+                <w:szCs w:val="20"/>
+                <w:lang w:eastAsia="es-ES"/>
+                <w14:ligatures w14:val="none"/>
+              </w:rPr>
+            </w:pPr>
+            <w:r>
+              <w:rPr>
+                <w:rFonts w:ascii="Segoe UI Emoji" w:eastAsia="Times New Roman" w:hAnsi="Segoe UI Emoji" w:cs="Segoe UI Emoji"/>
+                <w:kern w:val="0"/>
+                <w:sz w:val="20"/>
+                <w:szCs w:val="20"/>
+                <w:lang w:eastAsia="es-ES"/>
+                <w14:ligatures w14:val="none"/>
+              </w:rPr>
+              <w:t>❌</w:t>
+            </w:r>
+          </w:p>
+        </w:tc>
+      </w:tr>
+      <w:tr>
+        <w:trPr>
+          <w:trHeight w:val="702"/>
+          <w:tblCellSpacing w:w="15" w:type="dxa"/>
+          <w:jc w:val="center"/>
+        </w:trPr>
+        <w:tc>
+          <w:tcPr>
+            <w:tcW w:w="0" w:type="auto"/>
+            <w:vAlign w:val="center"/>
+            <w:hideMark/>
+          </w:tcPr>
+          <w:p>
+            <w:pPr>
+              <w:spacing w:after="0" w:line="240" w:lineRule="auto"/>
+              <w:jc w:val="center"/>
+              <w:rPr>
+                <w:rFonts w:ascii="Arial" w:eastAsia="Times New Roman" w:hAnsi="Arial" w:cs="Arial"/>
+                <w:kern w:val="0"/>
+                <w:sz w:val="20"/>
+                <w:szCs w:val="20"/>
+                <w:lang w:eastAsia="es-ES"/>
+                <w14:ligatures w14:val="none"/>
+              </w:rPr>
+            </w:pPr>
+            <w:r>
+              <w:rPr>
+                <w:rFonts w:ascii="Arial" w:eastAsia="Times New Roman" w:hAnsi="Arial" w:cs="Arial"/>
+                <w:kern w:val="0"/>
+                <w:sz w:val="20"/>
+                <w:szCs w:val="20"/>
+                <w:lang w:eastAsia="es-ES"/>
+                <w14:ligatures w14:val="none"/>
+              </w:rPr>
+              <w:t>Media</w:t>
+            </w:r>
+          </w:p>
+        </w:tc>
+        <w:tc>
+          <w:tcPr>
+            <w:tcW w:w="0" w:type="auto"/>
+            <w:vAlign w:val="center"/>
+            <w:hideMark/>
+          </w:tcPr>
+          <w:p>
+            <w:pPr>
+              <w:spacing w:after="0" w:line="240" w:lineRule="auto"/>
+              <w:jc w:val="center"/>
+              <w:rPr>
+                <w:rFonts w:ascii="Arial" w:eastAsia="Times New Roman" w:hAnsi="Arial" w:cs="Arial"/>
+                <w:kern w:val="0"/>
+                <w:sz w:val="20"/>
+                <w:szCs w:val="20"/>
+                <w:lang w:eastAsia="es-ES"/>
+                <w14:ligatures w14:val="none"/>
+              </w:rPr>
+            </w:pPr>
+            <w:r>
+              <w:rPr>
+                <w:rFonts w:ascii="Arial" w:eastAsia="Times New Roman" w:hAnsi="Arial" w:cs="Arial"/>
+                <w:kern w:val="0"/>
+                <w:sz w:val="20"/>
+                <w:szCs w:val="20"/>
+                <w:lang w:eastAsia="es-ES"/>
+                <w14:ligatures w14:val="none"/>
+              </w:rPr>
+              <w:t>7.34</w:t>
+            </w:r>
+          </w:p>
+        </w:tc>
+        <w:tc>
+          <w:tcPr>
+            <w:tcW w:w="0" w:type="auto"/>
+            <w:vAlign w:val="center"/>
+            <w:hideMark/>
+          </w:tcPr>
+          <w:p>
+            <w:pPr>
+              <w:spacing w:after="0" w:line="240" w:lineRule="auto"/>
+              <w:jc w:val="center"/>
+              <w:rPr>
+                <w:rFonts w:ascii="Arial" w:eastAsia="Times New Roman" w:hAnsi="Arial" w:cs="Arial"/>
+                <w:kern w:val="0"/>
+                <w:sz w:val="20"/>
+                <w:szCs w:val="20"/>
+                <w:lang w:eastAsia="es-ES"/>
+                <w14:ligatures w14:val="none"/>
+              </w:rPr>
+            </w:pPr>
+            <w:r>
+              <w:rPr>
+                <w:rFonts w:ascii="Arial" w:eastAsia="Times New Roman" w:hAnsi="Arial" w:cs="Arial"/>
+                <w:kern w:val="0"/>
+                <w:sz w:val="20"/>
+                <w:szCs w:val="20"/>
+                <w:lang w:eastAsia="es-ES"/>
+                <w14:ligatures w14:val="none"/>
+              </w:rPr>
+              <w:t>100%</w:t>
+            </w:r>
+          </w:p>
+        </w:tc>
+        <w:tc>
+          <w:tcPr>
+            <w:tcW w:w="0" w:type="auto"/>
+            <w:vAlign w:val="center"/>
+            <w:hideMark/>
+          </w:tcPr>
+          <w:p>
+            <w:pPr>
+              <w:spacing w:after="0" w:line="240" w:lineRule="auto"/>
+              <w:jc w:val="center"/>
+              <w:rPr>
+                <w:rFonts w:ascii="Arial" w:eastAsia="Times New Roman" w:hAnsi="Arial" w:cs="Arial"/>
+                <w:kern w:val="0"/>
+                <w:sz w:val="20"/>
+                <w:szCs w:val="20"/>
+                <w:lang w:eastAsia="es-ES"/>
+                <w14:ligatures w14:val="none"/>
+              </w:rPr>
+            </w:pPr>
+            <w:r>
+              <w:rPr>
+                <w:rFonts w:ascii="Arial" w:eastAsia="Times New Roman" w:hAnsi="Arial" w:cs="Arial"/>
+                <w:kern w:val="0"/>
+                <w:sz w:val="20"/>
+                <w:szCs w:val="20"/>
+                <w:lang w:eastAsia="es-ES"/>
+                <w14:ligatures w14:val="none"/>
+              </w:rPr>
+              <w:t>1.61</w:t>
+            </w:r>
+          </w:p>
+        </w:tc>
+        <w:tc>
+          <w:tcPr>
+            <w:tcW w:w="0" w:type="auto"/>
+            <w:vAlign w:val="center"/>
+            <w:hideMark/>
+          </w:tcPr>
+          <w:p>
+            <w:pPr>
+              <w:spacing w:after="0" w:line="240" w:lineRule="auto"/>
+              <w:jc w:val="center"/>
+              <w:rPr>
+                <w:rFonts w:ascii="Arial" w:eastAsia="Times New Roman" w:hAnsi="Arial" w:cs="Arial"/>
+                <w:kern w:val="0"/>
+                <w:sz w:val="20"/>
+                <w:szCs w:val="20"/>
+                <w:lang w:eastAsia="es-ES"/>
+                <w14:ligatures w14:val="none"/>
+              </w:rPr>
+            </w:pPr>
+            <w:r>
+              <w:rPr>
+                <w:rFonts w:ascii="Segoe UI Emoji" w:eastAsia="Times New Roman" w:hAnsi="Segoe UI Emoji" w:cs="Segoe UI Emoji"/>
+                <w:kern w:val="0"/>
+                <w:sz w:val="20"/>
+                <w:szCs w:val="20"/>
+                <w:lang w:eastAsia="es-ES"/>
+                <w14:ligatures w14:val="none"/>
+              </w:rPr>
+              <w:t>❌</w:t>
+            </w:r>
+          </w:p>
+        </w:tc>
+      </w:tr>
+      <w:tr>
+        <w:trPr>
+          <w:trHeight w:val="727"/>
+          <w:tblCellSpacing w:w="15" w:type="dxa"/>
+          <w:jc w:val="center"/>
+        </w:trPr>
+        <w:tc>
+          <w:tcPr>
+            <w:tcW w:w="0" w:type="auto"/>
+            <w:vAlign w:val="center"/>
+            <w:hideMark/>
+          </w:tcPr>
+          <w:p>
+            <w:pPr>
+              <w:spacing w:after="0" w:line="240" w:lineRule="auto"/>
+              <w:jc w:val="center"/>
+              <w:rPr>
+                <w:rFonts w:ascii="Arial" w:eastAsia="Times New Roman" w:hAnsi="Arial" w:cs="Arial"/>
+                <w:kern w:val="0"/>
+                <w:sz w:val="20"/>
+                <w:szCs w:val="20"/>
+                <w:lang w:eastAsia="es-ES"/>
+                <w14:ligatures w14:val="none"/>
+              </w:rPr>
+            </w:pPr>
+            <w:r>
+              <w:rPr>
+                <w:rFonts w:ascii="Arial" w:eastAsia="Times New Roman" w:hAnsi="Arial" w:cs="Arial"/>
+                <w:kern w:val="0"/>
+                <w:sz w:val="20"/>
+                <w:szCs w:val="20"/>
+                <w:lang w:eastAsia="es-ES"/>
+                <w14:ligatures w14:val="none"/>
+              </w:rPr>
+              <w:t>Alta</w:t>
+            </w:r>
+          </w:p>
+        </w:tc>
+        <w:tc>
+          <w:tcPr>
+            <w:tcW w:w="0" w:type="auto"/>
+            <w:vAlign w:val="center"/>
+            <w:hideMark/>
+          </w:tcPr>
+          <w:p>
+            <w:pPr>
+              <w:spacing w:after="0" w:line="240" w:lineRule="auto"/>
+              <w:jc w:val="center"/>
+              <w:rPr>
+                <w:rFonts w:ascii="Arial" w:eastAsia="Times New Roman" w:hAnsi="Arial" w:cs="Arial"/>
+                <w:kern w:val="0"/>
+                <w:sz w:val="20"/>
+                <w:szCs w:val="20"/>
+                <w:lang w:eastAsia="es-ES"/>
+                <w14:ligatures w14:val="none"/>
+              </w:rPr>
+            </w:pPr>
+            <w:r>
+              <w:rPr>
+                <w:rFonts w:ascii="Arial" w:eastAsia="Times New Roman" w:hAnsi="Arial" w:cs="Arial"/>
+                <w:kern w:val="0"/>
+                <w:sz w:val="20"/>
+                <w:szCs w:val="20"/>
+                <w:lang w:eastAsia="es-ES"/>
+                <w14:ligatures w14:val="none"/>
+              </w:rPr>
+              <w:t>4.57</w:t>
+            </w:r>
+          </w:p>
+        </w:tc>
+        <w:tc>
+          <w:tcPr>
+            <w:tcW w:w="0" w:type="auto"/>
+            <w:vAlign w:val="center"/>
+            <w:hideMark/>
+          </w:tcPr>
+          <w:p>
+            <w:pPr>
+              <w:spacing w:after="0" w:line="240" w:lineRule="auto"/>
+              <w:jc w:val="center"/>
+              <w:rPr>
+                <w:rFonts w:ascii="Arial" w:eastAsia="Times New Roman" w:hAnsi="Arial" w:cs="Arial"/>
+                <w:kern w:val="0"/>
+                <w:sz w:val="20"/>
+                <w:szCs w:val="20"/>
+                <w:lang w:eastAsia="es-ES"/>
+                <w14:ligatures w14:val="none"/>
+              </w:rPr>
+            </w:pPr>
+            <w:r>
+              <w:rPr>
+                <w:rFonts w:ascii="Arial" w:eastAsia="Times New Roman" w:hAnsi="Arial" w:cs="Arial"/>
+                <w:kern w:val="0"/>
+                <w:sz w:val="20"/>
+                <w:szCs w:val="20"/>
+                <w:lang w:eastAsia="es-ES"/>
+                <w14:ligatures w14:val="none"/>
+              </w:rPr>
+              <w:t>100%</w:t>
+            </w:r>
+          </w:p>
+        </w:tc>
+        <w:tc>
+          <w:tcPr>
+            <w:tcW w:w="0" w:type="auto"/>
+            <w:vAlign w:val="center"/>
+            <w:hideMark/>
+          </w:tcPr>
+          <w:p>
+            <w:pPr>
+              <w:spacing w:after="0" w:line="240" w:lineRule="auto"/>
+              <w:jc w:val="center"/>
+              <w:rPr>
+                <w:rFonts w:ascii="Arial" w:eastAsia="Times New Roman" w:hAnsi="Arial" w:cs="Arial"/>
+                <w:kern w:val="0"/>
+                <w:sz w:val="20"/>
+                <w:szCs w:val="20"/>
+                <w:lang w:eastAsia="es-ES"/>
+                <w14:ligatures w14:val="none"/>
+              </w:rPr>
+            </w:pPr>
+            <w:r>
+              <w:rPr>
+                <w:rFonts w:ascii="Arial" w:eastAsia="Times New Roman" w:hAnsi="Arial" w:cs="Arial"/>
+                <w:kern w:val="0"/>
+                <w:sz w:val="20"/>
+                <w:szCs w:val="20"/>
+                <w:lang w:eastAsia="es-ES"/>
+                <w14:ligatures w14:val="none"/>
+              </w:rPr>
+              <w:t>1.60</w:t>
+            </w:r>
+          </w:p>
+        </w:tc>
+        <w:tc>
+          <w:tcPr>
+            <w:tcW w:w="0" w:type="auto"/>
+            <w:vAlign w:val="center"/>
+            <w:hideMark/>
+          </w:tcPr>
+          <w:p>
+            <w:pPr>
+              <w:spacing w:after="0" w:line="240" w:lineRule="auto"/>
+              <w:jc w:val="center"/>
+              <w:rPr>
+                <w:rFonts w:ascii="Arial" w:eastAsia="Times New Roman" w:hAnsi="Arial" w:cs="Arial"/>
+                <w:kern w:val="0"/>
+                <w:sz w:val="20"/>
+                <w:szCs w:val="20"/>
+                <w:lang w:eastAsia="es-ES"/>
+                <w14:ligatures w14:val="none"/>
+              </w:rPr>
+            </w:pPr>
+            <w:r>
+              <w:rPr>
+                <w:rFonts w:ascii="Segoe UI Emoji" w:eastAsia="Times New Roman" w:hAnsi="Segoe UI Emoji" w:cs="Segoe UI Emoji"/>
+                <w:kern w:val="0"/>
+                <w:sz w:val="20"/>
+                <w:szCs w:val="20"/>
+                <w:lang w:eastAsia="es-ES"/>
+                <w14:ligatures w14:val="none"/>
+              </w:rPr>
+              <w:t>❌</w:t>
+            </w:r>
+          </w:p>
+        </w:tc>
+      </w:tr>
+    </w:tbl>
+    <w:p>
+      <w:pPr>
+        <w:rPr>
+          <w:rFonts w:ascii="Arial" w:hAnsi="Arial" w:cs="Arial"/>
+          <w:sz w:val="20"/>
+          <w:szCs w:val="20"/>
+        </w:rPr>
+      </w:pPr>
+    </w:p>
+    <w:p>
+      <w:pPr>
+        <w:rPr>
+          <w:rFonts w:ascii="Arial" w:hAnsi="Arial" w:cs="Arial"/>
+          <w:b/>
+          <w:bCs/>
+        </w:rPr>
+      </w:pPr>
+      <w:r>
+        <w:rPr>
+          <w:rFonts w:ascii="Arial" w:hAnsi="Arial" w:cs="Arial"/>
+          <w:b/>
+          <w:bCs/>
+        </w:rPr>
         <w:drawing>
-          <wp:inline distT="0" distB="0" distL="0" distR="0" wp14:anchorId="0051F3E2" wp14:editId="1DD80E50">
-            <wp:extent cx="5400040" cy="2707005"/>
-            <wp:effectExtent l="0" t="0" r="0" b="0"/>
-            <wp:docPr id="1802297462" name="Imagen 1"/>
+          <wp:inline distT="0" distB="0" distL="0" distR="0" wp14:anchorId="0ACCAA25" wp14:editId="648D6E31">
+            <wp:extent cx="5400040" cy="3594100"/>
+            <wp:effectExtent l="0" t="0" r="0" b="6350"/>
+            <wp:docPr id="961747082" name="Imagen 1"/>
             <wp:cNvGraphicFramePr>
               <a:graphicFrameLocks xmlns:a="http://schemas.openxmlformats.org/drawingml/2006/main" noChangeAspect="1"/>
             </wp:cNvGraphicFramePr>
@@ -329,11 +5770,11 @@
               <a:graphicData uri="http://schemas.openxmlformats.org/drawingml/2006/picture">
                 <pic:pic xmlns:pic="http://schemas.openxmlformats.org/drawingml/2006/picture">
                   <pic:nvPicPr>
-                    <pic:cNvPr id="1802297462" name=""/>
+                    <pic:cNvPr id="961747082" name=""/>
                     <pic:cNvPicPr/>
                   </pic:nvPicPr>
                   <pic:blipFill>
-                    <a:blip r:embed="rId7"/>
+                    <a:blip r:embed="rId5"/>
                     <a:stretch>
                       <a:fillRect/>
                     </a:stretch>
@@ -341,7 +5782,7 @@
                   <pic:spPr>
                     <a:xfrm>
                       <a:off x="0" y="0"/>
-                      <a:ext cx="5400040" cy="2707005"/>
+                      <a:ext cx="5400040" cy="3594100"/>
                     </a:xfrm>
                     <a:prstGeom prst="rect">
                       <a:avLst/>
@@ -352,1086 +5793,6 @@
             </a:graphic>
           </wp:inline>
         </w:drawing>
-      </w:r>
-    </w:p>
-    <w:p>
-      <w:pPr>
-        <w:rPr>
-          <w:b/>
-          <w:bCs/>
-        </w:rPr>
-      </w:pPr>
-      <w:r>
-        <w:rPr>
-          <w:b/>
-          <w:bCs/>
-        </w:rPr>
-        <w:drawing>
-          <wp:inline distT="0" distB="0" distL="0" distR="0" wp14:anchorId="21700428" wp14:editId="3F23DD05">
-            <wp:extent cx="5400040" cy="2603500"/>
-            <wp:effectExtent l="0" t="0" r="0" b="6350"/>
-            <wp:docPr id="2069776945" name="Imagen 1"/>
-            <wp:cNvGraphicFramePr>
-              <a:graphicFrameLocks xmlns:a="http://schemas.openxmlformats.org/drawingml/2006/main" noChangeAspect="1"/>
-            </wp:cNvGraphicFramePr>
-            <a:graphic xmlns:a="http://schemas.openxmlformats.org/drawingml/2006/main">
-              <a:graphicData uri="http://schemas.openxmlformats.org/drawingml/2006/picture">
-                <pic:pic xmlns:pic="http://schemas.openxmlformats.org/drawingml/2006/picture">
-                  <pic:nvPicPr>
-                    <pic:cNvPr id="2069776945" name=""/>
-                    <pic:cNvPicPr/>
-                  </pic:nvPicPr>
-                  <pic:blipFill>
-                    <a:blip r:embed="rId8"/>
-                    <a:stretch>
-                      <a:fillRect/>
-                    </a:stretch>
-                  </pic:blipFill>
-                  <pic:spPr>
-                    <a:xfrm>
-                      <a:off x="0" y="0"/>
-                      <a:ext cx="5400040" cy="2603500"/>
-                    </a:xfrm>
-                    <a:prstGeom prst="rect">
-                      <a:avLst/>
-                    </a:prstGeom>
-                  </pic:spPr>
-                </pic:pic>
-              </a:graphicData>
-            </a:graphic>
-          </wp:inline>
-        </w:drawing>
-      </w:r>
-    </w:p>
-    <w:p>
-      <w:pPr>
-        <w:rPr>
-          <w:b/>
-          <w:bCs/>
-        </w:rPr>
-      </w:pPr>
-      <w:r>
-        <w:rPr>
-          <w:b/>
-          <w:bCs/>
-        </w:rPr>
-        <w:drawing>
-          <wp:inline distT="0" distB="0" distL="0" distR="0" wp14:anchorId="45B7DBE5" wp14:editId="55BDFD0B">
-            <wp:extent cx="5400040" cy="1760220"/>
-            <wp:effectExtent l="0" t="0" r="0" b="0"/>
-            <wp:docPr id="1209813649" name="Imagen 1"/>
-            <wp:cNvGraphicFramePr>
-              <a:graphicFrameLocks xmlns:a="http://schemas.openxmlformats.org/drawingml/2006/main" noChangeAspect="1"/>
-            </wp:cNvGraphicFramePr>
-            <a:graphic xmlns:a="http://schemas.openxmlformats.org/drawingml/2006/main">
-              <a:graphicData uri="http://schemas.openxmlformats.org/drawingml/2006/picture">
-                <pic:pic xmlns:pic="http://schemas.openxmlformats.org/drawingml/2006/picture">
-                  <pic:nvPicPr>
-                    <pic:cNvPr id="1209813649" name=""/>
-                    <pic:cNvPicPr/>
-                  </pic:nvPicPr>
-                  <pic:blipFill>
-                    <a:blip r:embed="rId9"/>
-                    <a:stretch>
-                      <a:fillRect/>
-                    </a:stretch>
-                  </pic:blipFill>
-                  <pic:spPr>
-                    <a:xfrm>
-                      <a:off x="0" y="0"/>
-                      <a:ext cx="5400040" cy="1760220"/>
-                    </a:xfrm>
-                    <a:prstGeom prst="rect">
-                      <a:avLst/>
-                    </a:prstGeom>
-                  </pic:spPr>
-                </pic:pic>
-              </a:graphicData>
-            </a:graphic>
-          </wp:inline>
-        </w:drawing>
-      </w:r>
-    </w:p>
-    <w:p>
-      <w:pPr>
-        <w:rPr>
-          <w:b/>
-          <w:bCs/>
-        </w:rPr>
-      </w:pPr>
-      <w:r>
-        <w:rPr>
-          <w:b/>
-          <w:bCs/>
-        </w:rPr>
-        <w:lastRenderedPageBreak/>
-        <w:drawing>
-          <wp:inline distT="0" distB="0" distL="0" distR="0" wp14:anchorId="5377524E" wp14:editId="43159557">
-            <wp:extent cx="5400040" cy="2292985"/>
-            <wp:effectExtent l="0" t="0" r="0" b="0"/>
-            <wp:docPr id="3693701" name="Imagen 1"/>
-            <wp:cNvGraphicFramePr>
-              <a:graphicFrameLocks xmlns:a="http://schemas.openxmlformats.org/drawingml/2006/main" noChangeAspect="1"/>
-            </wp:cNvGraphicFramePr>
-            <a:graphic xmlns:a="http://schemas.openxmlformats.org/drawingml/2006/main">
-              <a:graphicData uri="http://schemas.openxmlformats.org/drawingml/2006/picture">
-                <pic:pic xmlns:pic="http://schemas.openxmlformats.org/drawingml/2006/picture">
-                  <pic:nvPicPr>
-                    <pic:cNvPr id="3693701" name=""/>
-                    <pic:cNvPicPr/>
-                  </pic:nvPicPr>
-                  <pic:blipFill>
-                    <a:blip r:embed="rId10"/>
-                    <a:stretch>
-                      <a:fillRect/>
-                    </a:stretch>
-                  </pic:blipFill>
-                  <pic:spPr>
-                    <a:xfrm>
-                      <a:off x="0" y="0"/>
-                      <a:ext cx="5400040" cy="2292985"/>
-                    </a:xfrm>
-                    <a:prstGeom prst="rect">
-                      <a:avLst/>
-                    </a:prstGeom>
-                  </pic:spPr>
-                </pic:pic>
-              </a:graphicData>
-            </a:graphic>
-          </wp:inline>
-        </w:drawing>
-      </w:r>
-    </w:p>
-    <w:p>
-      <w:pPr>
-        <w:rPr>
-          <w:b/>
-          <w:bCs/>
-        </w:rPr>
-      </w:pPr>
-      <w:r>
-        <w:rPr>
-          <w:b/>
-          <w:bCs/>
-        </w:rPr>
-        <w:drawing>
-          <wp:inline distT="0" distB="0" distL="0" distR="0" wp14:anchorId="052A1BEF" wp14:editId="29BD6549">
-            <wp:extent cx="5400040" cy="2310765"/>
-            <wp:effectExtent l="0" t="0" r="0" b="0"/>
-            <wp:docPr id="674378365" name="Imagen 1"/>
-            <wp:cNvGraphicFramePr>
-              <a:graphicFrameLocks xmlns:a="http://schemas.openxmlformats.org/drawingml/2006/main" noChangeAspect="1"/>
-            </wp:cNvGraphicFramePr>
-            <a:graphic xmlns:a="http://schemas.openxmlformats.org/drawingml/2006/main">
-              <a:graphicData uri="http://schemas.openxmlformats.org/drawingml/2006/picture">
-                <pic:pic xmlns:pic="http://schemas.openxmlformats.org/drawingml/2006/picture">
-                  <pic:nvPicPr>
-                    <pic:cNvPr id="674378365" name=""/>
-                    <pic:cNvPicPr/>
-                  </pic:nvPicPr>
-                  <pic:blipFill>
-                    <a:blip r:embed="rId11"/>
-                    <a:stretch>
-                      <a:fillRect/>
-                    </a:stretch>
-                  </pic:blipFill>
-                  <pic:spPr>
-                    <a:xfrm>
-                      <a:off x="0" y="0"/>
-                      <a:ext cx="5400040" cy="2310765"/>
-                    </a:xfrm>
-                    <a:prstGeom prst="rect">
-                      <a:avLst/>
-                    </a:prstGeom>
-                  </pic:spPr>
-                </pic:pic>
-              </a:graphicData>
-            </a:graphic>
-          </wp:inline>
-        </w:drawing>
-      </w:r>
-    </w:p>
-    <w:p>
-      <w:pPr>
-        <w:rPr>
-          <w:b/>
-          <w:bCs/>
-        </w:rPr>
-      </w:pPr>
-      <w:r>
-        <w:rPr>
-          <w:b/>
-          <w:bCs/>
-        </w:rPr>
-        <w:drawing>
-          <wp:inline distT="0" distB="0" distL="0" distR="0" wp14:anchorId="1C7D446C" wp14:editId="59BE5AF1">
-            <wp:extent cx="5400040" cy="2227580"/>
-            <wp:effectExtent l="0" t="0" r="0" b="1270"/>
-            <wp:docPr id="108037800" name="Imagen 1"/>
-            <wp:cNvGraphicFramePr>
-              <a:graphicFrameLocks xmlns:a="http://schemas.openxmlformats.org/drawingml/2006/main" noChangeAspect="1"/>
-            </wp:cNvGraphicFramePr>
-            <a:graphic xmlns:a="http://schemas.openxmlformats.org/drawingml/2006/main">
-              <a:graphicData uri="http://schemas.openxmlformats.org/drawingml/2006/picture">
-                <pic:pic xmlns:pic="http://schemas.openxmlformats.org/drawingml/2006/picture">
-                  <pic:nvPicPr>
-                    <pic:cNvPr id="108037800" name=""/>
-                    <pic:cNvPicPr/>
-                  </pic:nvPicPr>
-                  <pic:blipFill>
-                    <a:blip r:embed="rId12"/>
-                    <a:stretch>
-                      <a:fillRect/>
-                    </a:stretch>
-                  </pic:blipFill>
-                  <pic:spPr>
-                    <a:xfrm>
-                      <a:off x="0" y="0"/>
-                      <a:ext cx="5400040" cy="2227580"/>
-                    </a:xfrm>
-                    <a:prstGeom prst="rect">
-                      <a:avLst/>
-                    </a:prstGeom>
-                  </pic:spPr>
-                </pic:pic>
-              </a:graphicData>
-            </a:graphic>
-          </wp:inline>
-        </w:drawing>
-      </w:r>
-    </w:p>
-    <w:p>
-      <w:pPr>
-        <w:rPr>
-          <w:b/>
-          <w:bCs/>
-        </w:rPr>
-      </w:pPr>
-      <w:r>
-        <w:rPr>
-          <w:b/>
-          <w:bCs/>
-        </w:rPr>
-        <w:lastRenderedPageBreak/>
-        <w:drawing>
-          <wp:inline distT="0" distB="0" distL="0" distR="0" wp14:anchorId="64EAF9D1" wp14:editId="65F29018">
-            <wp:extent cx="5400040" cy="2257425"/>
-            <wp:effectExtent l="0" t="0" r="0" b="9525"/>
-            <wp:docPr id="1136103768" name="Imagen 1"/>
-            <wp:cNvGraphicFramePr>
-              <a:graphicFrameLocks xmlns:a="http://schemas.openxmlformats.org/drawingml/2006/main" noChangeAspect="1"/>
-            </wp:cNvGraphicFramePr>
-            <a:graphic xmlns:a="http://schemas.openxmlformats.org/drawingml/2006/main">
-              <a:graphicData uri="http://schemas.openxmlformats.org/drawingml/2006/picture">
-                <pic:pic xmlns:pic="http://schemas.openxmlformats.org/drawingml/2006/picture">
-                  <pic:nvPicPr>
-                    <pic:cNvPr id="1136103768" name=""/>
-                    <pic:cNvPicPr/>
-                  </pic:nvPicPr>
-                  <pic:blipFill>
-                    <a:blip r:embed="rId13"/>
-                    <a:stretch>
-                      <a:fillRect/>
-                    </a:stretch>
-                  </pic:blipFill>
-                  <pic:spPr>
-                    <a:xfrm>
-                      <a:off x="0" y="0"/>
-                      <a:ext cx="5400040" cy="2257425"/>
-                    </a:xfrm>
-                    <a:prstGeom prst="rect">
-                      <a:avLst/>
-                    </a:prstGeom>
-                  </pic:spPr>
-                </pic:pic>
-              </a:graphicData>
-            </a:graphic>
-          </wp:inline>
-        </w:drawing>
-      </w:r>
-    </w:p>
-    <w:p>
-      <w:pPr>
-        <w:rPr>
-          <w:b/>
-          <w:bCs/>
-        </w:rPr>
-      </w:pPr>
-      <w:r>
-        <w:rPr>
-          <w:b/>
-          <w:bCs/>
-        </w:rPr>
-        <w:drawing>
-          <wp:inline distT="0" distB="0" distL="0" distR="0" wp14:anchorId="1FDA9D02" wp14:editId="19D268A8">
-            <wp:extent cx="5400040" cy="2236470"/>
-            <wp:effectExtent l="0" t="0" r="0" b="0"/>
-            <wp:docPr id="104874438" name="Imagen 1"/>
-            <wp:cNvGraphicFramePr>
-              <a:graphicFrameLocks xmlns:a="http://schemas.openxmlformats.org/drawingml/2006/main" noChangeAspect="1"/>
-            </wp:cNvGraphicFramePr>
-            <a:graphic xmlns:a="http://schemas.openxmlformats.org/drawingml/2006/main">
-              <a:graphicData uri="http://schemas.openxmlformats.org/drawingml/2006/picture">
-                <pic:pic xmlns:pic="http://schemas.openxmlformats.org/drawingml/2006/picture">
-                  <pic:nvPicPr>
-                    <pic:cNvPr id="104874438" name=""/>
-                    <pic:cNvPicPr/>
-                  </pic:nvPicPr>
-                  <pic:blipFill>
-                    <a:blip r:embed="rId14"/>
-                    <a:stretch>
-                      <a:fillRect/>
-                    </a:stretch>
-                  </pic:blipFill>
-                  <pic:spPr>
-                    <a:xfrm>
-                      <a:off x="0" y="0"/>
-                      <a:ext cx="5400040" cy="2236470"/>
-                    </a:xfrm>
-                    <a:prstGeom prst="rect">
-                      <a:avLst/>
-                    </a:prstGeom>
-                  </pic:spPr>
-                </pic:pic>
-              </a:graphicData>
-            </a:graphic>
-          </wp:inline>
-        </w:drawing>
-      </w:r>
-    </w:p>
-    <w:p>
-      <w:pPr>
-        <w:rPr>
-          <w:b/>
-          <w:bCs/>
-        </w:rPr>
-      </w:pPr>
-      <w:r>
-        <w:rPr>
-          <w:b/>
-          <w:bCs/>
-        </w:rPr>
-        <w:drawing>
-          <wp:inline distT="0" distB="0" distL="0" distR="0" wp14:anchorId="1D39F613" wp14:editId="6F8083BF">
-            <wp:extent cx="5400040" cy="2306955"/>
-            <wp:effectExtent l="0" t="0" r="0" b="0"/>
-            <wp:docPr id="305275309" name="Imagen 1"/>
-            <wp:cNvGraphicFramePr>
-              <a:graphicFrameLocks xmlns:a="http://schemas.openxmlformats.org/drawingml/2006/main" noChangeAspect="1"/>
-            </wp:cNvGraphicFramePr>
-            <a:graphic xmlns:a="http://schemas.openxmlformats.org/drawingml/2006/main">
-              <a:graphicData uri="http://schemas.openxmlformats.org/drawingml/2006/picture">
-                <pic:pic xmlns:pic="http://schemas.openxmlformats.org/drawingml/2006/picture">
-                  <pic:nvPicPr>
-                    <pic:cNvPr id="305275309" name=""/>
-                    <pic:cNvPicPr/>
-                  </pic:nvPicPr>
-                  <pic:blipFill>
-                    <a:blip r:embed="rId15"/>
-                    <a:stretch>
-                      <a:fillRect/>
-                    </a:stretch>
-                  </pic:blipFill>
-                  <pic:spPr>
-                    <a:xfrm>
-                      <a:off x="0" y="0"/>
-                      <a:ext cx="5400040" cy="2306955"/>
-                    </a:xfrm>
-                    <a:prstGeom prst="rect">
-                      <a:avLst/>
-                    </a:prstGeom>
-                  </pic:spPr>
-                </pic:pic>
-              </a:graphicData>
-            </a:graphic>
-          </wp:inline>
-        </w:drawing>
-      </w:r>
-    </w:p>
-    <w:p>
-      <w:pPr>
-        <w:rPr>
-          <w:b/>
-          <w:bCs/>
-        </w:rPr>
-      </w:pPr>
-      <w:r>
-        <w:rPr>
-          <w:b/>
-          <w:bCs/>
-        </w:rPr>
-        <w:lastRenderedPageBreak/>
-        <w:drawing>
-          <wp:inline distT="0" distB="0" distL="0" distR="0" wp14:anchorId="304AC432" wp14:editId="5BA0D1FB">
-            <wp:extent cx="5400040" cy="2265045"/>
-            <wp:effectExtent l="0" t="0" r="0" b="1905"/>
-            <wp:docPr id="53275079" name="Imagen 1"/>
-            <wp:cNvGraphicFramePr>
-              <a:graphicFrameLocks xmlns:a="http://schemas.openxmlformats.org/drawingml/2006/main" noChangeAspect="1"/>
-            </wp:cNvGraphicFramePr>
-            <a:graphic xmlns:a="http://schemas.openxmlformats.org/drawingml/2006/main">
-              <a:graphicData uri="http://schemas.openxmlformats.org/drawingml/2006/picture">
-                <pic:pic xmlns:pic="http://schemas.openxmlformats.org/drawingml/2006/picture">
-                  <pic:nvPicPr>
-                    <pic:cNvPr id="53275079" name=""/>
-                    <pic:cNvPicPr/>
-                  </pic:nvPicPr>
-                  <pic:blipFill>
-                    <a:blip r:embed="rId16"/>
-                    <a:stretch>
-                      <a:fillRect/>
-                    </a:stretch>
-                  </pic:blipFill>
-                  <pic:spPr>
-                    <a:xfrm>
-                      <a:off x="0" y="0"/>
-                      <a:ext cx="5400040" cy="2265045"/>
-                    </a:xfrm>
-                    <a:prstGeom prst="rect">
-                      <a:avLst/>
-                    </a:prstGeom>
-                  </pic:spPr>
-                </pic:pic>
-              </a:graphicData>
-            </a:graphic>
-          </wp:inline>
-        </w:drawing>
-      </w:r>
-    </w:p>
-    <w:p>
-      <w:pPr>
-        <w:rPr>
-          <w:b/>
-          <w:bCs/>
-        </w:rPr>
-      </w:pPr>
-    </w:p>
-    <w:p>
-      <w:pPr>
-        <w:rPr>
-          <w:b/>
-          <w:bCs/>
-        </w:rPr>
-      </w:pPr>
-      <w:r>
-        <w:rPr>
-          <w:b/>
-          <w:bCs/>
-        </w:rPr>
-        <w:t>4.1 Métricas principales</w:t>
-      </w:r>
-    </w:p>
-    <w:p>
-      <w:pPr>
-        <w:numPr>
-          <w:ilvl w:val="0"/>
-          <w:numId w:val="3"/>
-        </w:numPr>
-      </w:pPr>
-      <w:proofErr w:type="gramStart"/>
-      <w:r>
-        <w:t>Total</w:t>
-      </w:r>
-      <w:proofErr w:type="gramEnd"/>
-      <w:r>
-        <w:t xml:space="preserve"> de peticiones: 513</w:t>
-      </w:r>
-    </w:p>
-    <w:p>
-      <w:pPr>
-        <w:numPr>
-          <w:ilvl w:val="0"/>
-          <w:numId w:val="3"/>
-        </w:numPr>
-      </w:pPr>
-      <w:r>
-        <w:t>Tiempo promedio de respuesta: 29,507 ms (~29.5 segundos)</w:t>
-      </w:r>
-    </w:p>
-    <w:p>
-      <w:pPr>
-        <w:numPr>
-          <w:ilvl w:val="0"/>
-          <w:numId w:val="3"/>
-        </w:numPr>
-      </w:pPr>
-      <w:r>
-        <w:t>Tiempo mínimo: 454 ms</w:t>
-      </w:r>
-    </w:p>
-    <w:p>
-      <w:pPr>
-        <w:numPr>
-          <w:ilvl w:val="0"/>
-          <w:numId w:val="3"/>
-        </w:numPr>
-      </w:pPr>
-      <w:r>
-        <w:t>Tiempo máximo: 519,735 ms (~519 segundos)</w:t>
-      </w:r>
-    </w:p>
-    <w:p>
-      <w:pPr>
-        <w:numPr>
-          <w:ilvl w:val="0"/>
-          <w:numId w:val="3"/>
-        </w:numPr>
-      </w:pPr>
-      <w:r>
-        <w:t>Desviación estándar: 103,274.85 ms</w:t>
-      </w:r>
-    </w:p>
-    <w:p>
-      <w:pPr>
-        <w:numPr>
-          <w:ilvl w:val="0"/>
-          <w:numId w:val="3"/>
-        </w:numPr>
-      </w:pPr>
-      <w:r>
-        <w:t xml:space="preserve">Porcentaje de error: </w:t>
-      </w:r>
-      <w:r>
-        <w:rPr>
-          <w:b/>
-          <w:bCs/>
-        </w:rPr>
-        <w:t>100%</w:t>
-      </w:r>
-    </w:p>
-    <w:p>
-      <w:r>
-        <w:pict w14:anchorId="481FCD21">
-          <v:rect id="_x0000_i1082" style="width:0;height:1.5pt" o:hralign="center" o:hrstd="t" o:hr="t" fillcolor="#a0a0a0" stroked="f"/>
-        </w:pict>
-      </w:r>
-    </w:p>
-    <w:p>
-      <w:pPr>
-        <w:rPr>
-          <w:b/>
-          <w:bCs/>
-        </w:rPr>
-      </w:pPr>
-      <w:r>
-        <w:rPr>
-          <w:b/>
-          <w:bCs/>
-        </w:rPr>
-        <w:t xml:space="preserve">5. Análisis del comportamiento (Usuarios vs </w:t>
-      </w:r>
-      <w:proofErr w:type="spellStart"/>
-      <w:r>
-        <w:rPr>
-          <w:b/>
-          <w:bCs/>
-        </w:rPr>
-        <w:t>Requests</w:t>
-      </w:r>
-      <w:proofErr w:type="spellEnd"/>
-      <w:r>
-        <w:rPr>
-          <w:b/>
-          <w:bCs/>
-        </w:rPr>
-        <w:t>)</w:t>
-      </w:r>
-    </w:p>
-    <w:p>
-      <w:r>
-        <w:t>Del gráfico de monitoreo se observa lo siguiente:</w:t>
-      </w:r>
-    </w:p>
-    <w:p>
-      <w:pPr>
-        <w:numPr>
-          <w:ilvl w:val="0"/>
-          <w:numId w:val="4"/>
-        </w:numPr>
-      </w:pPr>
-      <w:r>
-        <w:t xml:space="preserve">El sistema alcanza una carga aproximada de </w:t>
-      </w:r>
-      <w:r>
-        <w:rPr>
-          <w:b/>
-          <w:bCs/>
-        </w:rPr>
-        <w:t>140 usuarios concurrentes</w:t>
-      </w:r>
-      <w:r>
-        <w:t>.</w:t>
-      </w:r>
-    </w:p>
-    <w:p>
-      <w:pPr>
-        <w:numPr>
-          <w:ilvl w:val="0"/>
-          <w:numId w:val="4"/>
-        </w:numPr>
-      </w:pPr>
-      <w:r>
-        <w:t xml:space="preserve">El número de peticiones por segundo se mantiene entre </w:t>
-      </w:r>
-      <w:r>
-        <w:rPr>
-          <w:b/>
-          <w:bCs/>
-        </w:rPr>
-        <w:t xml:space="preserve">75 y 85 </w:t>
-      </w:r>
-      <w:proofErr w:type="spellStart"/>
-      <w:r>
-        <w:rPr>
-          <w:b/>
-          <w:bCs/>
-        </w:rPr>
-        <w:t>req</w:t>
-      </w:r>
-      <w:proofErr w:type="spellEnd"/>
-      <w:r>
-        <w:rPr>
-          <w:b/>
-          <w:bCs/>
-        </w:rPr>
-        <w:t>/s</w:t>
-      </w:r>
-      <w:r>
-        <w:t xml:space="preserve"> en condiciones estables.</w:t>
-      </w:r>
-    </w:p>
-    <w:p>
-      <w:pPr>
-        <w:numPr>
-          <w:ilvl w:val="0"/>
-          <w:numId w:val="4"/>
-        </w:numPr>
-      </w:pPr>
-      <w:r>
-        <w:t>Se presentan caídas abruptas en los usuarios virtuales, indicando fallos durante la ejecución de la prueba.</w:t>
-      </w:r>
-    </w:p>
-    <w:p>
-      <w:pPr>
-        <w:numPr>
-          <w:ilvl w:val="0"/>
-          <w:numId w:val="4"/>
-        </w:numPr>
-      </w:pPr>
-      <w:r>
-        <w:t>El sistema no logra mantener estabilidad constante bajo carga.</w:t>
-      </w:r>
-    </w:p>
-    <w:p>
-      <w:pPr>
-        <w:rPr>
-          <w:b/>
-          <w:bCs/>
-        </w:rPr>
-      </w:pPr>
-      <w:r>
-        <w:rPr>
-          <w:b/>
-          <w:bCs/>
-        </w:rPr>
-        <w:t>Interpretación</w:t>
-      </w:r>
-    </w:p>
-    <w:p>
-      <w:r>
-        <w:t xml:space="preserve">Aunque el sistema intenta procesar múltiples solicitudes concurrentes, la presencia de errores en todas las peticiones indica que </w:t>
-      </w:r>
-      <w:r>
-        <w:rPr>
-          <w:b/>
-          <w:bCs/>
-        </w:rPr>
-        <w:t>no está respondiendo correctamente bajo carga</w:t>
-      </w:r>
-      <w:r>
-        <w:t xml:space="preserve">. Las caídas en usuarios sugieren interrupciones en la </w:t>
-      </w:r>
-      <w:r>
-        <w:lastRenderedPageBreak/>
-        <w:t>ejecución, posiblemente relacionadas con fallos del servicio o problemas en la configuración de la prueba.</w:t>
-      </w:r>
-    </w:p>
-    <w:p>
-      <w:r>
-        <w:pict w14:anchorId="070D3432">
-          <v:rect id="_x0000_i1083" style="width:0;height:1.5pt" o:hralign="center" o:hrstd="t" o:hr="t" fillcolor="#a0a0a0" stroked="f"/>
-        </w:pict>
-      </w:r>
-    </w:p>
-    <w:p>
-      <w:pPr>
-        <w:rPr>
-          <w:b/>
-          <w:bCs/>
-        </w:rPr>
-      </w:pPr>
-      <w:r>
-        <w:rPr>
-          <w:b/>
-          <w:bCs/>
-        </w:rPr>
-        <w:t>6. Hallazgos</w:t>
-      </w:r>
-    </w:p>
-    <w:p>
-      <w:pPr>
-        <w:numPr>
-          <w:ilvl w:val="0"/>
-          <w:numId w:val="5"/>
-        </w:numPr>
-      </w:pPr>
-      <w:r>
-        <w:t xml:space="preserve">Se obtuvo un </w:t>
-      </w:r>
-      <w:r>
-        <w:rPr>
-          <w:b/>
-          <w:bCs/>
-        </w:rPr>
-        <w:t>100% de errores en las solicitudes</w:t>
-      </w:r>
-      <w:r>
-        <w:t>, lo que representa una falla crítica.</w:t>
-      </w:r>
-    </w:p>
-    <w:p>
-      <w:pPr>
-        <w:numPr>
-          <w:ilvl w:val="0"/>
-          <w:numId w:val="5"/>
-        </w:numPr>
-      </w:pPr>
-      <w:r>
-        <w:t>Los tiempos de respuesta son excesivamente altos, alcanzando más de 500 segundos en algunos casos.</w:t>
-      </w:r>
-    </w:p>
-    <w:p>
-      <w:pPr>
-        <w:numPr>
-          <w:ilvl w:val="0"/>
-          <w:numId w:val="5"/>
-        </w:numPr>
-      </w:pPr>
-      <w:r>
-        <w:t>Existe alta variabilidad en los tiempos de respuesta (alta desviación estándar).</w:t>
-      </w:r>
-    </w:p>
-    <w:p>
-      <w:pPr>
-        <w:numPr>
-          <w:ilvl w:val="0"/>
-          <w:numId w:val="5"/>
-        </w:numPr>
-      </w:pPr>
-      <w:r>
-        <w:t>El sistema presenta inestabilidad durante la ejecución (caída de usuarios virtuales).</w:t>
-      </w:r>
-    </w:p>
-    <w:p>
-      <w:pPr>
-        <w:numPr>
-          <w:ilvl w:val="0"/>
-          <w:numId w:val="5"/>
-        </w:numPr>
-      </w:pPr>
-      <w:r>
-        <w:t>No se logra procesar correctamente ninguna solicitud.</w:t>
-      </w:r>
-    </w:p>
-    <w:p>
-      <w:r>
-        <w:pict w14:anchorId="20982766">
-          <v:rect id="_x0000_i1084" style="width:0;height:1.5pt" o:hralign="center" o:hrstd="t" o:hr="t" fillcolor="#a0a0a0" stroked="f"/>
-        </w:pict>
-      </w:r>
-    </w:p>
-    <w:p>
-      <w:pPr>
-        <w:rPr>
-          <w:b/>
-          <w:bCs/>
-        </w:rPr>
-      </w:pPr>
-      <w:r>
-        <w:rPr>
-          <w:b/>
-          <w:bCs/>
-        </w:rPr>
-        <w:t>7. Problemas detectados</w:t>
-      </w:r>
-    </w:p>
-    <w:p>
-      <w:pPr>
-        <w:numPr>
-          <w:ilvl w:val="0"/>
-          <w:numId w:val="6"/>
-        </w:numPr>
-      </w:pPr>
-      <w:r>
-        <w:t>Fallo total del sistema bajo condiciones de carga.</w:t>
-      </w:r>
-    </w:p>
-    <w:p>
-      <w:pPr>
-        <w:numPr>
-          <w:ilvl w:val="0"/>
-          <w:numId w:val="6"/>
-        </w:numPr>
-      </w:pPr>
-      <w:r>
-        <w:t>Tiempos de respuesta inaceptables para un entorno productivo.</w:t>
-      </w:r>
-    </w:p>
-    <w:p>
-      <w:pPr>
-        <w:numPr>
-          <w:ilvl w:val="0"/>
-          <w:numId w:val="6"/>
-        </w:numPr>
-      </w:pPr>
-      <w:r>
-        <w:t>Posible saturación del servidor.</w:t>
-      </w:r>
-    </w:p>
-    <w:p>
-      <w:pPr>
-        <w:numPr>
-          <w:ilvl w:val="0"/>
-          <w:numId w:val="6"/>
-        </w:numPr>
-      </w:pPr>
-      <w:r>
-        <w:t>Posibles errores en configuración de la prueba (</w:t>
-      </w:r>
-      <w:proofErr w:type="spellStart"/>
-      <w:r>
-        <w:t>headers</w:t>
-      </w:r>
-      <w:proofErr w:type="spellEnd"/>
-      <w:r>
-        <w:t>, autenticación o datos).</w:t>
-      </w:r>
-    </w:p>
-    <w:p>
-      <w:pPr>
-        <w:numPr>
-          <w:ilvl w:val="0"/>
-          <w:numId w:val="6"/>
-        </w:numPr>
-      </w:pPr>
-      <w:r>
-        <w:t>Inestabilidad reflejada en la ejecución de usuarios virtuales.</w:t>
-      </w:r>
-    </w:p>
-    <w:p>
-      <w:r>
-        <w:pict w14:anchorId="082C479A">
-          <v:rect id="_x0000_i1085" style="width:0;height:1.5pt" o:hralign="center" o:hrstd="t" o:hr="t" fillcolor="#a0a0a0" stroked="f"/>
-        </w:pict>
-      </w:r>
-    </w:p>
-    <w:p>
-      <w:pPr>
-        <w:rPr>
-          <w:b/>
-          <w:bCs/>
-        </w:rPr>
-      </w:pPr>
-      <w:r>
-        <w:rPr>
-          <w:b/>
-          <w:bCs/>
-        </w:rPr>
-        <w:t>8. Conclusiones</w:t>
-      </w:r>
-    </w:p>
-    <w:p>
-      <w:r>
-        <w:t xml:space="preserve">El sistema evaluado </w:t>
-      </w:r>
-      <w:r>
-        <w:rPr>
-          <w:b/>
-          <w:bCs/>
-        </w:rPr>
-        <w:t>no soporta la carga aplicada</w:t>
-      </w:r>
-      <w:r>
-        <w:t>, presentando un 100% de errores en todas las solicitudes realizadas.</w:t>
-      </w:r>
-    </w:p>
-    <w:p>
-      <w:r>
-        <w:t>Debido a este comportamiento, no es posible evaluar adecuadamente el rendimiento del sistema, ya que falla completamente incluso en condiciones iniciales de carga.</w:t>
-      </w:r>
-    </w:p>
-    <w:p>
-      <w:r>
-        <w:pict w14:anchorId="25C3A6BB">
-          <v:rect id="_x0000_i1086" style="width:0;height:1.5pt" o:hralign="center" o:hrstd="t" o:hr="t" fillcolor="#a0a0a0" stroked="f"/>
-        </w:pict>
-      </w:r>
-    </w:p>
-    <w:p>
-      <w:pPr>
-        <w:rPr>
-          <w:b/>
-          <w:bCs/>
-        </w:rPr>
-      </w:pPr>
-      <w:r>
-        <w:rPr>
-          <w:b/>
-          <w:bCs/>
-        </w:rPr>
-        <w:t>9. Recomendaciones</w:t>
-      </w:r>
-    </w:p>
-    <w:p>
-      <w:pPr>
-        <w:numPr>
-          <w:ilvl w:val="0"/>
-          <w:numId w:val="7"/>
-        </w:numPr>
-      </w:pPr>
-      <w:r>
-        <w:lastRenderedPageBreak/>
-        <w:t>Verificar el correcto funcionamiento del servicio antes de ejecutar pruebas de carga.</w:t>
-      </w:r>
-    </w:p>
-    <w:p>
-      <w:pPr>
-        <w:numPr>
-          <w:ilvl w:val="0"/>
-          <w:numId w:val="7"/>
-        </w:numPr>
-      </w:pPr>
-      <w:r>
-        <w:t xml:space="preserve">Validar la configuración de la petición HTTP en </w:t>
-      </w:r>
-      <w:proofErr w:type="spellStart"/>
-      <w:r>
-        <w:t>JMeter</w:t>
-      </w:r>
-      <w:proofErr w:type="spellEnd"/>
-      <w:r>
-        <w:t xml:space="preserve"> (</w:t>
-      </w:r>
-      <w:proofErr w:type="spellStart"/>
-      <w:r>
-        <w:t>headers</w:t>
-      </w:r>
-      <w:proofErr w:type="spellEnd"/>
-      <w:r>
-        <w:t>, autenticación, parámetros).</w:t>
-      </w:r>
-    </w:p>
-    <w:p>
-      <w:pPr>
-        <w:numPr>
-          <w:ilvl w:val="0"/>
-          <w:numId w:val="7"/>
-        </w:numPr>
-      </w:pPr>
-      <w:r>
-        <w:t>Revisar logs del servidor para identificar la causa de los errores.</w:t>
-      </w:r>
-    </w:p>
-    <w:p>
-      <w:pPr>
-        <w:numPr>
-          <w:ilvl w:val="0"/>
-          <w:numId w:val="7"/>
-        </w:numPr>
-      </w:pPr>
-      <w:r>
-        <w:t>Ejecutar pruebas funcionales previas a las pruebas de rendimiento.</w:t>
-      </w:r>
-    </w:p>
-    <w:p>
-      <w:pPr>
-        <w:numPr>
-          <w:ilvl w:val="0"/>
-          <w:numId w:val="7"/>
-        </w:numPr>
-      </w:pPr>
-      <w:r>
-        <w:t>Reducir la carga inicial y realizar pruebas progresivas.</w:t>
-      </w:r>
-    </w:p>
-    <w:p>
-      <w:pPr>
-        <w:numPr>
-          <w:ilvl w:val="0"/>
-          <w:numId w:val="7"/>
-        </w:numPr>
-      </w:pPr>
-      <w:r>
-        <w:t>Monitorear recursos del servidor (CPU, memoria, red) durante la ejecución.</w:t>
-      </w:r>
-    </w:p>
-    <w:p>
-      <w:pPr>
-        <w:numPr>
-          <w:ilvl w:val="0"/>
-          <w:numId w:val="7"/>
-        </w:numPr>
-      </w:pPr>
-      <w:r>
-        <w:t>Corregir errores antes de repetir la prueba.</w:t>
-      </w:r>
-    </w:p>
-    <w:p>
-      <w:pPr>
-        <w:numPr>
-          <w:ilvl w:val="0"/>
-          <w:numId w:val="7"/>
-        </w:numPr>
-      </w:pPr>
-      <w:r>
-        <w:t>Implementar mecanismos de manejo de errores y control de carga.</w:t>
-      </w:r>
-    </w:p>
-    <w:p>
-      <w:r>
-        <w:pict w14:anchorId="5DE007DB">
-          <v:rect id="_x0000_i1087" style="width:0;height:1.5pt" o:hralign="center" o:hrstd="t" o:hr="t" fillcolor="#a0a0a0" stroked="f"/>
-        </w:pict>
-      </w:r>
-    </w:p>
-    <w:p>
-      <w:pPr>
-        <w:rPr>
-          <w:b/>
-          <w:bCs/>
-        </w:rPr>
-      </w:pPr>
-      <w:r>
-        <w:rPr>
-          <w:b/>
-          <w:bCs/>
-        </w:rPr>
-        <w:t>10. Conclusión general</w:t>
-      </w:r>
-    </w:p>
-    <w:p>
-      <w:r>
-        <w:t xml:space="preserve">El sistema presenta fallas críticas bajo condiciones de carga, por lo que </w:t>
-      </w:r>
-      <w:r>
-        <w:rPr>
-          <w:b/>
-          <w:bCs/>
-        </w:rPr>
-        <w:t>no cumple con los requisitos mínimos de rendimiento y estabilidad</w:t>
-      </w:r>
-      <w:r>
-        <w:t>, siendo necesario realizar ajustes antes de una nueva evaluación.</w:t>
       </w:r>
     </w:p>
     <w:p/>
@@ -1597,6 +5958,602 @@
     </w:lvl>
   </w:abstractNum>
   <w:abstractNum w:abstractNumId="1" w15:restartNumberingAfterBreak="0">
+    <w:nsid w:val="07F45210"/>
+    <w:multiLevelType w:val="multilevel"/>
+    <w:tmpl w:val="DD66377E"/>
+    <w:lvl w:ilvl="0">
+      <w:start w:val="1"/>
+      <w:numFmt w:val="bullet"/>
+      <w:lvlText w:val=""/>
+      <w:lvlJc w:val="left"/>
+      <w:pPr>
+        <w:tabs>
+          <w:tab w:val="num" w:pos="720"/>
+        </w:tabs>
+        <w:ind w:left="720" w:hanging="360"/>
+      </w:pPr>
+      <w:rPr>
+        <w:rFonts w:ascii="Symbol" w:hAnsi="Symbol" w:hint="default"/>
+        <w:sz w:val="20"/>
+      </w:rPr>
+    </w:lvl>
+    <w:lvl w:ilvl="1">
+      <w:start w:val="1"/>
+      <w:numFmt w:val="bullet"/>
+      <w:lvlText w:val="o"/>
+      <w:lvlJc w:val="left"/>
+      <w:pPr>
+        <w:tabs>
+          <w:tab w:val="num" w:pos="1440"/>
+        </w:tabs>
+        <w:ind w:left="1440" w:hanging="360"/>
+      </w:pPr>
+      <w:rPr>
+        <w:rFonts w:ascii="Courier New" w:hAnsi="Courier New" w:hint="default"/>
+        <w:sz w:val="20"/>
+      </w:rPr>
+    </w:lvl>
+    <w:lvl w:ilvl="2" w:tentative="1">
+      <w:start w:val="1"/>
+      <w:numFmt w:val="bullet"/>
+      <w:lvlText w:val=""/>
+      <w:lvlJc w:val="left"/>
+      <w:pPr>
+        <w:tabs>
+          <w:tab w:val="num" w:pos="2160"/>
+        </w:tabs>
+        <w:ind w:left="2160" w:hanging="360"/>
+      </w:pPr>
+      <w:rPr>
+        <w:rFonts w:ascii="Wingdings" w:hAnsi="Wingdings" w:hint="default"/>
+        <w:sz w:val="20"/>
+      </w:rPr>
+    </w:lvl>
+    <w:lvl w:ilvl="3" w:tentative="1">
+      <w:start w:val="1"/>
+      <w:numFmt w:val="bullet"/>
+      <w:lvlText w:val=""/>
+      <w:lvlJc w:val="left"/>
+      <w:pPr>
+        <w:tabs>
+          <w:tab w:val="num" w:pos="2880"/>
+        </w:tabs>
+        <w:ind w:left="2880" w:hanging="360"/>
+      </w:pPr>
+      <w:rPr>
+        <w:rFonts w:ascii="Wingdings" w:hAnsi="Wingdings" w:hint="default"/>
+        <w:sz w:val="20"/>
+      </w:rPr>
+    </w:lvl>
+    <w:lvl w:ilvl="4" w:tentative="1">
+      <w:start w:val="1"/>
+      <w:numFmt w:val="bullet"/>
+      <w:lvlText w:val=""/>
+      <w:lvlJc w:val="left"/>
+      <w:pPr>
+        <w:tabs>
+          <w:tab w:val="num" w:pos="3600"/>
+        </w:tabs>
+        <w:ind w:left="3600" w:hanging="360"/>
+      </w:pPr>
+      <w:rPr>
+        <w:rFonts w:ascii="Wingdings" w:hAnsi="Wingdings" w:hint="default"/>
+        <w:sz w:val="20"/>
+      </w:rPr>
+    </w:lvl>
+    <w:lvl w:ilvl="5" w:tentative="1">
+      <w:start w:val="1"/>
+      <w:numFmt w:val="bullet"/>
+      <w:lvlText w:val=""/>
+      <w:lvlJc w:val="left"/>
+      <w:pPr>
+        <w:tabs>
+          <w:tab w:val="num" w:pos="4320"/>
+        </w:tabs>
+        <w:ind w:left="4320" w:hanging="360"/>
+      </w:pPr>
+      <w:rPr>
+        <w:rFonts w:ascii="Wingdings" w:hAnsi="Wingdings" w:hint="default"/>
+        <w:sz w:val="20"/>
+      </w:rPr>
+    </w:lvl>
+    <w:lvl w:ilvl="6" w:tentative="1">
+      <w:start w:val="1"/>
+      <w:numFmt w:val="bullet"/>
+      <w:lvlText w:val=""/>
+      <w:lvlJc w:val="left"/>
+      <w:pPr>
+        <w:tabs>
+          <w:tab w:val="num" w:pos="5040"/>
+        </w:tabs>
+        <w:ind w:left="5040" w:hanging="360"/>
+      </w:pPr>
+      <w:rPr>
+        <w:rFonts w:ascii="Wingdings" w:hAnsi="Wingdings" w:hint="default"/>
+        <w:sz w:val="20"/>
+      </w:rPr>
+    </w:lvl>
+    <w:lvl w:ilvl="7" w:tentative="1">
+      <w:start w:val="1"/>
+      <w:numFmt w:val="bullet"/>
+      <w:lvlText w:val=""/>
+      <w:lvlJc w:val="left"/>
+      <w:pPr>
+        <w:tabs>
+          <w:tab w:val="num" w:pos="5760"/>
+        </w:tabs>
+        <w:ind w:left="5760" w:hanging="360"/>
+      </w:pPr>
+      <w:rPr>
+        <w:rFonts w:ascii="Wingdings" w:hAnsi="Wingdings" w:hint="default"/>
+        <w:sz w:val="20"/>
+      </w:rPr>
+    </w:lvl>
+    <w:lvl w:ilvl="8" w:tentative="1">
+      <w:start w:val="1"/>
+      <w:numFmt w:val="bullet"/>
+      <w:lvlText w:val=""/>
+      <w:lvlJc w:val="left"/>
+      <w:pPr>
+        <w:tabs>
+          <w:tab w:val="num" w:pos="6480"/>
+        </w:tabs>
+        <w:ind w:left="6480" w:hanging="360"/>
+      </w:pPr>
+      <w:rPr>
+        <w:rFonts w:ascii="Wingdings" w:hAnsi="Wingdings" w:hint="default"/>
+        <w:sz w:val="20"/>
+      </w:rPr>
+    </w:lvl>
+  </w:abstractNum>
+  <w:abstractNum w:abstractNumId="2" w15:restartNumberingAfterBreak="0">
+    <w:nsid w:val="0FC82860"/>
+    <w:multiLevelType w:val="multilevel"/>
+    <w:tmpl w:val="494C3BA0"/>
+    <w:lvl w:ilvl="0">
+      <w:start w:val="1"/>
+      <w:numFmt w:val="bullet"/>
+      <w:lvlText w:val=""/>
+      <w:lvlJc w:val="left"/>
+      <w:pPr>
+        <w:tabs>
+          <w:tab w:val="num" w:pos="720"/>
+        </w:tabs>
+        <w:ind w:left="720" w:hanging="360"/>
+      </w:pPr>
+      <w:rPr>
+        <w:rFonts w:ascii="Symbol" w:hAnsi="Symbol" w:hint="default"/>
+        <w:sz w:val="20"/>
+      </w:rPr>
+    </w:lvl>
+    <w:lvl w:ilvl="1" w:tentative="1">
+      <w:start w:val="1"/>
+      <w:numFmt w:val="bullet"/>
+      <w:lvlText w:val="o"/>
+      <w:lvlJc w:val="left"/>
+      <w:pPr>
+        <w:tabs>
+          <w:tab w:val="num" w:pos="1440"/>
+        </w:tabs>
+        <w:ind w:left="1440" w:hanging="360"/>
+      </w:pPr>
+      <w:rPr>
+        <w:rFonts w:ascii="Courier New" w:hAnsi="Courier New" w:hint="default"/>
+        <w:sz w:val="20"/>
+      </w:rPr>
+    </w:lvl>
+    <w:lvl w:ilvl="2" w:tentative="1">
+      <w:start w:val="1"/>
+      <w:numFmt w:val="bullet"/>
+      <w:lvlText w:val=""/>
+      <w:lvlJc w:val="left"/>
+      <w:pPr>
+        <w:tabs>
+          <w:tab w:val="num" w:pos="2160"/>
+        </w:tabs>
+        <w:ind w:left="2160" w:hanging="360"/>
+      </w:pPr>
+      <w:rPr>
+        <w:rFonts w:ascii="Wingdings" w:hAnsi="Wingdings" w:hint="default"/>
+        <w:sz w:val="20"/>
+      </w:rPr>
+    </w:lvl>
+    <w:lvl w:ilvl="3" w:tentative="1">
+      <w:start w:val="1"/>
+      <w:numFmt w:val="bullet"/>
+      <w:lvlText w:val=""/>
+      <w:lvlJc w:val="left"/>
+      <w:pPr>
+        <w:tabs>
+          <w:tab w:val="num" w:pos="2880"/>
+        </w:tabs>
+        <w:ind w:left="2880" w:hanging="360"/>
+      </w:pPr>
+      <w:rPr>
+        <w:rFonts w:ascii="Wingdings" w:hAnsi="Wingdings" w:hint="default"/>
+        <w:sz w:val="20"/>
+      </w:rPr>
+    </w:lvl>
+    <w:lvl w:ilvl="4" w:tentative="1">
+      <w:start w:val="1"/>
+      <w:numFmt w:val="bullet"/>
+      <w:lvlText w:val=""/>
+      <w:lvlJc w:val="left"/>
+      <w:pPr>
+        <w:tabs>
+          <w:tab w:val="num" w:pos="3600"/>
+        </w:tabs>
+        <w:ind w:left="3600" w:hanging="360"/>
+      </w:pPr>
+      <w:rPr>
+        <w:rFonts w:ascii="Wingdings" w:hAnsi="Wingdings" w:hint="default"/>
+        <w:sz w:val="20"/>
+      </w:rPr>
+    </w:lvl>
+    <w:lvl w:ilvl="5" w:tentative="1">
+      <w:start w:val="1"/>
+      <w:numFmt w:val="bullet"/>
+      <w:lvlText w:val=""/>
+      <w:lvlJc w:val="left"/>
+      <w:pPr>
+        <w:tabs>
+          <w:tab w:val="num" w:pos="4320"/>
+        </w:tabs>
+        <w:ind w:left="4320" w:hanging="360"/>
+      </w:pPr>
+      <w:rPr>
+        <w:rFonts w:ascii="Wingdings" w:hAnsi="Wingdings" w:hint="default"/>
+        <w:sz w:val="20"/>
+      </w:rPr>
+    </w:lvl>
+    <w:lvl w:ilvl="6" w:tentative="1">
+      <w:start w:val="1"/>
+      <w:numFmt w:val="bullet"/>
+      <w:lvlText w:val=""/>
+      <w:lvlJc w:val="left"/>
+      <w:pPr>
+        <w:tabs>
+          <w:tab w:val="num" w:pos="5040"/>
+        </w:tabs>
+        <w:ind w:left="5040" w:hanging="360"/>
+      </w:pPr>
+      <w:rPr>
+        <w:rFonts w:ascii="Wingdings" w:hAnsi="Wingdings" w:hint="default"/>
+        <w:sz w:val="20"/>
+      </w:rPr>
+    </w:lvl>
+    <w:lvl w:ilvl="7" w:tentative="1">
+      <w:start w:val="1"/>
+      <w:numFmt w:val="bullet"/>
+      <w:lvlText w:val=""/>
+      <w:lvlJc w:val="left"/>
+      <w:pPr>
+        <w:tabs>
+          <w:tab w:val="num" w:pos="5760"/>
+        </w:tabs>
+        <w:ind w:left="5760" w:hanging="360"/>
+      </w:pPr>
+      <w:rPr>
+        <w:rFonts w:ascii="Wingdings" w:hAnsi="Wingdings" w:hint="default"/>
+        <w:sz w:val="20"/>
+      </w:rPr>
+    </w:lvl>
+    <w:lvl w:ilvl="8" w:tentative="1">
+      <w:start w:val="1"/>
+      <w:numFmt w:val="bullet"/>
+      <w:lvlText w:val=""/>
+      <w:lvlJc w:val="left"/>
+      <w:pPr>
+        <w:tabs>
+          <w:tab w:val="num" w:pos="6480"/>
+        </w:tabs>
+        <w:ind w:left="6480" w:hanging="360"/>
+      </w:pPr>
+      <w:rPr>
+        <w:rFonts w:ascii="Wingdings" w:hAnsi="Wingdings" w:hint="default"/>
+        <w:sz w:val="20"/>
+      </w:rPr>
+    </w:lvl>
+  </w:abstractNum>
+  <w:abstractNum w:abstractNumId="3" w15:restartNumberingAfterBreak="0">
+    <w:nsid w:val="116571DA"/>
+    <w:multiLevelType w:val="multilevel"/>
+    <w:tmpl w:val="2708C69E"/>
+    <w:lvl w:ilvl="0">
+      <w:start w:val="1"/>
+      <w:numFmt w:val="bullet"/>
+      <w:lvlText w:val=""/>
+      <w:lvlJc w:val="left"/>
+      <w:pPr>
+        <w:tabs>
+          <w:tab w:val="num" w:pos="720"/>
+        </w:tabs>
+        <w:ind w:left="720" w:hanging="360"/>
+      </w:pPr>
+      <w:rPr>
+        <w:rFonts w:ascii="Symbol" w:hAnsi="Symbol" w:hint="default"/>
+        <w:sz w:val="20"/>
+      </w:rPr>
+    </w:lvl>
+    <w:lvl w:ilvl="1" w:tentative="1">
+      <w:start w:val="1"/>
+      <w:numFmt w:val="bullet"/>
+      <w:lvlText w:val="o"/>
+      <w:lvlJc w:val="left"/>
+      <w:pPr>
+        <w:tabs>
+          <w:tab w:val="num" w:pos="1440"/>
+        </w:tabs>
+        <w:ind w:left="1440" w:hanging="360"/>
+      </w:pPr>
+      <w:rPr>
+        <w:rFonts w:ascii="Courier New" w:hAnsi="Courier New" w:hint="default"/>
+        <w:sz w:val="20"/>
+      </w:rPr>
+    </w:lvl>
+    <w:lvl w:ilvl="2" w:tentative="1">
+      <w:start w:val="1"/>
+      <w:numFmt w:val="bullet"/>
+      <w:lvlText w:val=""/>
+      <w:lvlJc w:val="left"/>
+      <w:pPr>
+        <w:tabs>
+          <w:tab w:val="num" w:pos="2160"/>
+        </w:tabs>
+        <w:ind w:left="2160" w:hanging="360"/>
+      </w:pPr>
+      <w:rPr>
+        <w:rFonts w:ascii="Wingdings" w:hAnsi="Wingdings" w:hint="default"/>
+        <w:sz w:val="20"/>
+      </w:rPr>
+    </w:lvl>
+    <w:lvl w:ilvl="3" w:tentative="1">
+      <w:start w:val="1"/>
+      <w:numFmt w:val="bullet"/>
+      <w:lvlText w:val=""/>
+      <w:lvlJc w:val="left"/>
+      <w:pPr>
+        <w:tabs>
+          <w:tab w:val="num" w:pos="2880"/>
+        </w:tabs>
+        <w:ind w:left="2880" w:hanging="360"/>
+      </w:pPr>
+      <w:rPr>
+        <w:rFonts w:ascii="Wingdings" w:hAnsi="Wingdings" w:hint="default"/>
+        <w:sz w:val="20"/>
+      </w:rPr>
+    </w:lvl>
+    <w:lvl w:ilvl="4" w:tentative="1">
+      <w:start w:val="1"/>
+      <w:numFmt w:val="bullet"/>
+      <w:lvlText w:val=""/>
+      <w:lvlJc w:val="left"/>
+      <w:pPr>
+        <w:tabs>
+          <w:tab w:val="num" w:pos="3600"/>
+        </w:tabs>
+        <w:ind w:left="3600" w:hanging="360"/>
+      </w:pPr>
+      <w:rPr>
+        <w:rFonts w:ascii="Wingdings" w:hAnsi="Wingdings" w:hint="default"/>
+        <w:sz w:val="20"/>
+      </w:rPr>
+    </w:lvl>
+    <w:lvl w:ilvl="5" w:tentative="1">
+      <w:start w:val="1"/>
+      <w:numFmt w:val="bullet"/>
+      <w:lvlText w:val=""/>
+      <w:lvlJc w:val="left"/>
+      <w:pPr>
+        <w:tabs>
+          <w:tab w:val="num" w:pos="4320"/>
+        </w:tabs>
+        <w:ind w:left="4320" w:hanging="360"/>
+      </w:pPr>
+      <w:rPr>
+        <w:rFonts w:ascii="Wingdings" w:hAnsi="Wingdings" w:hint="default"/>
+        <w:sz w:val="20"/>
+      </w:rPr>
+    </w:lvl>
+    <w:lvl w:ilvl="6" w:tentative="1">
+      <w:start w:val="1"/>
+      <w:numFmt w:val="bullet"/>
+      <w:lvlText w:val=""/>
+      <w:lvlJc w:val="left"/>
+      <w:pPr>
+        <w:tabs>
+          <w:tab w:val="num" w:pos="5040"/>
+        </w:tabs>
+        <w:ind w:left="5040" w:hanging="360"/>
+      </w:pPr>
+      <w:rPr>
+        <w:rFonts w:ascii="Wingdings" w:hAnsi="Wingdings" w:hint="default"/>
+        <w:sz w:val="20"/>
+      </w:rPr>
+    </w:lvl>
+    <w:lvl w:ilvl="7" w:tentative="1">
+      <w:start w:val="1"/>
+      <w:numFmt w:val="bullet"/>
+      <w:lvlText w:val=""/>
+      <w:lvlJc w:val="left"/>
+      <w:pPr>
+        <w:tabs>
+          <w:tab w:val="num" w:pos="5760"/>
+        </w:tabs>
+        <w:ind w:left="5760" w:hanging="360"/>
+      </w:pPr>
+      <w:rPr>
+        <w:rFonts w:ascii="Wingdings" w:hAnsi="Wingdings" w:hint="default"/>
+        <w:sz w:val="20"/>
+      </w:rPr>
+    </w:lvl>
+    <w:lvl w:ilvl="8" w:tentative="1">
+      <w:start w:val="1"/>
+      <w:numFmt w:val="bullet"/>
+      <w:lvlText w:val=""/>
+      <w:lvlJc w:val="left"/>
+      <w:pPr>
+        <w:tabs>
+          <w:tab w:val="num" w:pos="6480"/>
+        </w:tabs>
+        <w:ind w:left="6480" w:hanging="360"/>
+      </w:pPr>
+      <w:rPr>
+        <w:rFonts w:ascii="Wingdings" w:hAnsi="Wingdings" w:hint="default"/>
+        <w:sz w:val="20"/>
+      </w:rPr>
+    </w:lvl>
+  </w:abstractNum>
+  <w:abstractNum w:abstractNumId="4" w15:restartNumberingAfterBreak="0">
+    <w:nsid w:val="156F7ED5"/>
+    <w:multiLevelType w:val="multilevel"/>
+    <w:tmpl w:val="F9BC5518"/>
+    <w:lvl w:ilvl="0">
+      <w:start w:val="1"/>
+      <w:numFmt w:val="bullet"/>
+      <w:lvlText w:val=""/>
+      <w:lvlJc w:val="left"/>
+      <w:pPr>
+        <w:tabs>
+          <w:tab w:val="num" w:pos="720"/>
+        </w:tabs>
+        <w:ind w:left="720" w:hanging="360"/>
+      </w:pPr>
+      <w:rPr>
+        <w:rFonts w:ascii="Symbol" w:hAnsi="Symbol" w:hint="default"/>
+        <w:sz w:val="20"/>
+      </w:rPr>
+    </w:lvl>
+    <w:lvl w:ilvl="1" w:tentative="1">
+      <w:start w:val="1"/>
+      <w:numFmt w:val="bullet"/>
+      <w:lvlText w:val="o"/>
+      <w:lvlJc w:val="left"/>
+      <w:pPr>
+        <w:tabs>
+          <w:tab w:val="num" w:pos="1440"/>
+        </w:tabs>
+        <w:ind w:left="1440" w:hanging="360"/>
+      </w:pPr>
+      <w:rPr>
+        <w:rFonts w:ascii="Courier New" w:hAnsi="Courier New" w:hint="default"/>
+        <w:sz w:val="20"/>
+      </w:rPr>
+    </w:lvl>
+    <w:lvl w:ilvl="2" w:tentative="1">
+      <w:start w:val="1"/>
+      <w:numFmt w:val="bullet"/>
+      <w:lvlText w:val=""/>
+      <w:lvlJc w:val="left"/>
+      <w:pPr>
+        <w:tabs>
+          <w:tab w:val="num" w:pos="2160"/>
+        </w:tabs>
+        <w:ind w:left="2160" w:hanging="360"/>
+      </w:pPr>
+      <w:rPr>
+        <w:rFonts w:ascii="Wingdings" w:hAnsi="Wingdings" w:hint="default"/>
+        <w:sz w:val="20"/>
+      </w:rPr>
+    </w:lvl>
+    <w:lvl w:ilvl="3" w:tentative="1">
+      <w:start w:val="1"/>
+      <w:numFmt w:val="bullet"/>
+      <w:lvlText w:val=""/>
+      <w:lvlJc w:val="left"/>
+      <w:pPr>
+        <w:tabs>
+          <w:tab w:val="num" w:pos="2880"/>
+        </w:tabs>
+        <w:ind w:left="2880" w:hanging="360"/>
+      </w:pPr>
+      <w:rPr>
+        <w:rFonts w:ascii="Wingdings" w:hAnsi="Wingdings" w:hint="default"/>
+        <w:sz w:val="20"/>
+      </w:rPr>
+    </w:lvl>
+    <w:lvl w:ilvl="4" w:tentative="1">
+      <w:start w:val="1"/>
+      <w:numFmt w:val="bullet"/>
+      <w:lvlText w:val=""/>
+      <w:lvlJc w:val="left"/>
+      <w:pPr>
+        <w:tabs>
+          <w:tab w:val="num" w:pos="3600"/>
+        </w:tabs>
+        <w:ind w:left="3600" w:hanging="360"/>
+      </w:pPr>
+      <w:rPr>
+        <w:rFonts w:ascii="Wingdings" w:hAnsi="Wingdings" w:hint="default"/>
+        <w:sz w:val="20"/>
+      </w:rPr>
+    </w:lvl>
+    <w:lvl w:ilvl="5" w:tentative="1">
+      <w:start w:val="1"/>
+      <w:numFmt w:val="bullet"/>
+      <w:lvlText w:val=""/>
+      <w:lvlJc w:val="left"/>
+      <w:pPr>
+        <w:tabs>
+          <w:tab w:val="num" w:pos="4320"/>
+        </w:tabs>
+        <w:ind w:left="4320" w:hanging="360"/>
+      </w:pPr>
+      <w:rPr>
+        <w:rFonts w:ascii="Wingdings" w:hAnsi="Wingdings" w:hint="default"/>
+        <w:sz w:val="20"/>
+      </w:rPr>
+    </w:lvl>
+    <w:lvl w:ilvl="6" w:tentative="1">
+      <w:start w:val="1"/>
+      <w:numFmt w:val="bullet"/>
+      <w:lvlText w:val=""/>
+      <w:lvlJc w:val="left"/>
+      <w:pPr>
+        <w:tabs>
+          <w:tab w:val="num" w:pos="5040"/>
+        </w:tabs>
+        <w:ind w:left="5040" w:hanging="360"/>
+      </w:pPr>
+      <w:rPr>
+        <w:rFonts w:ascii="Wingdings" w:hAnsi="Wingdings" w:hint="default"/>
+        <w:sz w:val="20"/>
+      </w:rPr>
+    </w:lvl>
+    <w:lvl w:ilvl="7" w:tentative="1">
+      <w:start w:val="1"/>
+      <w:numFmt w:val="bullet"/>
+      <w:lvlText w:val=""/>
+      <w:lvlJc w:val="left"/>
+      <w:pPr>
+        <w:tabs>
+          <w:tab w:val="num" w:pos="5760"/>
+        </w:tabs>
+        <w:ind w:left="5760" w:hanging="360"/>
+      </w:pPr>
+      <w:rPr>
+        <w:rFonts w:ascii="Wingdings" w:hAnsi="Wingdings" w:hint="default"/>
+        <w:sz w:val="20"/>
+      </w:rPr>
+    </w:lvl>
+    <w:lvl w:ilvl="8" w:tentative="1">
+      <w:start w:val="1"/>
+      <w:numFmt w:val="bullet"/>
+      <w:lvlText w:val=""/>
+      <w:lvlJc w:val="left"/>
+      <w:pPr>
+        <w:tabs>
+          <w:tab w:val="num" w:pos="6480"/>
+        </w:tabs>
+        <w:ind w:left="6480" w:hanging="360"/>
+      </w:pPr>
+      <w:rPr>
+        <w:rFonts w:ascii="Wingdings" w:hAnsi="Wingdings" w:hint="default"/>
+        <w:sz w:val="20"/>
+      </w:rPr>
+    </w:lvl>
+  </w:abstractNum>
+  <w:abstractNum w:abstractNumId="5" w15:restartNumberingAfterBreak="0">
     <w:nsid w:val="18496222"/>
     <w:multiLevelType w:val="multilevel"/>
     <w:tmpl w:val="F4BA0882"/>
@@ -1745,7 +6702,305 @@
       </w:rPr>
     </w:lvl>
   </w:abstractNum>
-  <w:abstractNum w:abstractNumId="2" w15:restartNumberingAfterBreak="0">
+  <w:abstractNum w:abstractNumId="6" w15:restartNumberingAfterBreak="0">
+    <w:nsid w:val="236D55E7"/>
+    <w:multiLevelType w:val="multilevel"/>
+    <w:tmpl w:val="881E834E"/>
+    <w:lvl w:ilvl="0">
+      <w:start w:val="1"/>
+      <w:numFmt w:val="bullet"/>
+      <w:lvlText w:val=""/>
+      <w:lvlJc w:val="left"/>
+      <w:pPr>
+        <w:tabs>
+          <w:tab w:val="num" w:pos="720"/>
+        </w:tabs>
+        <w:ind w:left="720" w:hanging="360"/>
+      </w:pPr>
+      <w:rPr>
+        <w:rFonts w:ascii="Symbol" w:hAnsi="Symbol" w:hint="default"/>
+        <w:sz w:val="20"/>
+      </w:rPr>
+    </w:lvl>
+    <w:lvl w:ilvl="1" w:tentative="1">
+      <w:start w:val="1"/>
+      <w:numFmt w:val="bullet"/>
+      <w:lvlText w:val="o"/>
+      <w:lvlJc w:val="left"/>
+      <w:pPr>
+        <w:tabs>
+          <w:tab w:val="num" w:pos="1440"/>
+        </w:tabs>
+        <w:ind w:left="1440" w:hanging="360"/>
+      </w:pPr>
+      <w:rPr>
+        <w:rFonts w:ascii="Courier New" w:hAnsi="Courier New" w:hint="default"/>
+        <w:sz w:val="20"/>
+      </w:rPr>
+    </w:lvl>
+    <w:lvl w:ilvl="2" w:tentative="1">
+      <w:start w:val="1"/>
+      <w:numFmt w:val="bullet"/>
+      <w:lvlText w:val=""/>
+      <w:lvlJc w:val="left"/>
+      <w:pPr>
+        <w:tabs>
+          <w:tab w:val="num" w:pos="2160"/>
+        </w:tabs>
+        <w:ind w:left="2160" w:hanging="360"/>
+      </w:pPr>
+      <w:rPr>
+        <w:rFonts w:ascii="Wingdings" w:hAnsi="Wingdings" w:hint="default"/>
+        <w:sz w:val="20"/>
+      </w:rPr>
+    </w:lvl>
+    <w:lvl w:ilvl="3" w:tentative="1">
+      <w:start w:val="1"/>
+      <w:numFmt w:val="bullet"/>
+      <w:lvlText w:val=""/>
+      <w:lvlJc w:val="left"/>
+      <w:pPr>
+        <w:tabs>
+          <w:tab w:val="num" w:pos="2880"/>
+        </w:tabs>
+        <w:ind w:left="2880" w:hanging="360"/>
+      </w:pPr>
+      <w:rPr>
+        <w:rFonts w:ascii="Wingdings" w:hAnsi="Wingdings" w:hint="default"/>
+        <w:sz w:val="20"/>
+      </w:rPr>
+    </w:lvl>
+    <w:lvl w:ilvl="4" w:tentative="1">
+      <w:start w:val="1"/>
+      <w:numFmt w:val="bullet"/>
+      <w:lvlText w:val=""/>
+      <w:lvlJc w:val="left"/>
+      <w:pPr>
+        <w:tabs>
+          <w:tab w:val="num" w:pos="3600"/>
+        </w:tabs>
+        <w:ind w:left="3600" w:hanging="360"/>
+      </w:pPr>
+      <w:rPr>
+        <w:rFonts w:ascii="Wingdings" w:hAnsi="Wingdings" w:hint="default"/>
+        <w:sz w:val="20"/>
+      </w:rPr>
+    </w:lvl>
+    <w:lvl w:ilvl="5" w:tentative="1">
+      <w:start w:val="1"/>
+      <w:numFmt w:val="bullet"/>
+      <w:lvlText w:val=""/>
+      <w:lvlJc w:val="left"/>
+      <w:pPr>
+        <w:tabs>
+          <w:tab w:val="num" w:pos="4320"/>
+        </w:tabs>
+        <w:ind w:left="4320" w:hanging="360"/>
+      </w:pPr>
+      <w:rPr>
+        <w:rFonts w:ascii="Wingdings" w:hAnsi="Wingdings" w:hint="default"/>
+        <w:sz w:val="20"/>
+      </w:rPr>
+    </w:lvl>
+    <w:lvl w:ilvl="6" w:tentative="1">
+      <w:start w:val="1"/>
+      <w:numFmt w:val="bullet"/>
+      <w:lvlText w:val=""/>
+      <w:lvlJc w:val="left"/>
+      <w:pPr>
+        <w:tabs>
+          <w:tab w:val="num" w:pos="5040"/>
+        </w:tabs>
+        <w:ind w:left="5040" w:hanging="360"/>
+      </w:pPr>
+      <w:rPr>
+        <w:rFonts w:ascii="Wingdings" w:hAnsi="Wingdings" w:hint="default"/>
+        <w:sz w:val="20"/>
+      </w:rPr>
+    </w:lvl>
+    <w:lvl w:ilvl="7" w:tentative="1">
+      <w:start w:val="1"/>
+      <w:numFmt w:val="bullet"/>
+      <w:lvlText w:val=""/>
+      <w:lvlJc w:val="left"/>
+      <w:pPr>
+        <w:tabs>
+          <w:tab w:val="num" w:pos="5760"/>
+        </w:tabs>
+        <w:ind w:left="5760" w:hanging="360"/>
+      </w:pPr>
+      <w:rPr>
+        <w:rFonts w:ascii="Wingdings" w:hAnsi="Wingdings" w:hint="default"/>
+        <w:sz w:val="20"/>
+      </w:rPr>
+    </w:lvl>
+    <w:lvl w:ilvl="8" w:tentative="1">
+      <w:start w:val="1"/>
+      <w:numFmt w:val="bullet"/>
+      <w:lvlText w:val=""/>
+      <w:lvlJc w:val="left"/>
+      <w:pPr>
+        <w:tabs>
+          <w:tab w:val="num" w:pos="6480"/>
+        </w:tabs>
+        <w:ind w:left="6480" w:hanging="360"/>
+      </w:pPr>
+      <w:rPr>
+        <w:rFonts w:ascii="Wingdings" w:hAnsi="Wingdings" w:hint="default"/>
+        <w:sz w:val="20"/>
+      </w:rPr>
+    </w:lvl>
+  </w:abstractNum>
+  <w:abstractNum w:abstractNumId="7" w15:restartNumberingAfterBreak="0">
+    <w:nsid w:val="28F442F8"/>
+    <w:multiLevelType w:val="multilevel"/>
+    <w:tmpl w:val="BCA81FB0"/>
+    <w:lvl w:ilvl="0">
+      <w:start w:val="1"/>
+      <w:numFmt w:val="bullet"/>
+      <w:lvlText w:val=""/>
+      <w:lvlJc w:val="left"/>
+      <w:pPr>
+        <w:tabs>
+          <w:tab w:val="num" w:pos="720"/>
+        </w:tabs>
+        <w:ind w:left="720" w:hanging="360"/>
+      </w:pPr>
+      <w:rPr>
+        <w:rFonts w:ascii="Symbol" w:hAnsi="Symbol" w:hint="default"/>
+        <w:sz w:val="20"/>
+      </w:rPr>
+    </w:lvl>
+    <w:lvl w:ilvl="1" w:tentative="1">
+      <w:start w:val="1"/>
+      <w:numFmt w:val="bullet"/>
+      <w:lvlText w:val="o"/>
+      <w:lvlJc w:val="left"/>
+      <w:pPr>
+        <w:tabs>
+          <w:tab w:val="num" w:pos="1440"/>
+        </w:tabs>
+        <w:ind w:left="1440" w:hanging="360"/>
+      </w:pPr>
+      <w:rPr>
+        <w:rFonts w:ascii="Courier New" w:hAnsi="Courier New" w:hint="default"/>
+        <w:sz w:val="20"/>
+      </w:rPr>
+    </w:lvl>
+    <w:lvl w:ilvl="2" w:tentative="1">
+      <w:start w:val="1"/>
+      <w:numFmt w:val="bullet"/>
+      <w:lvlText w:val=""/>
+      <w:lvlJc w:val="left"/>
+      <w:pPr>
+        <w:tabs>
+          <w:tab w:val="num" w:pos="2160"/>
+        </w:tabs>
+        <w:ind w:left="2160" w:hanging="360"/>
+      </w:pPr>
+      <w:rPr>
+        <w:rFonts w:ascii="Wingdings" w:hAnsi="Wingdings" w:hint="default"/>
+        <w:sz w:val="20"/>
+      </w:rPr>
+    </w:lvl>
+    <w:lvl w:ilvl="3" w:tentative="1">
+      <w:start w:val="1"/>
+      <w:numFmt w:val="bullet"/>
+      <w:lvlText w:val=""/>
+      <w:lvlJc w:val="left"/>
+      <w:pPr>
+        <w:tabs>
+          <w:tab w:val="num" w:pos="2880"/>
+        </w:tabs>
+        <w:ind w:left="2880" w:hanging="360"/>
+      </w:pPr>
+      <w:rPr>
+        <w:rFonts w:ascii="Wingdings" w:hAnsi="Wingdings" w:hint="default"/>
+        <w:sz w:val="20"/>
+      </w:rPr>
+    </w:lvl>
+    <w:lvl w:ilvl="4" w:tentative="1">
+      <w:start w:val="1"/>
+      <w:numFmt w:val="bullet"/>
+      <w:lvlText w:val=""/>
+      <w:lvlJc w:val="left"/>
+      <w:pPr>
+        <w:tabs>
+          <w:tab w:val="num" w:pos="3600"/>
+        </w:tabs>
+        <w:ind w:left="3600" w:hanging="360"/>
+      </w:pPr>
+      <w:rPr>
+        <w:rFonts w:ascii="Wingdings" w:hAnsi="Wingdings" w:hint="default"/>
+        <w:sz w:val="20"/>
+      </w:rPr>
+    </w:lvl>
+    <w:lvl w:ilvl="5" w:tentative="1">
+      <w:start w:val="1"/>
+      <w:numFmt w:val="bullet"/>
+      <w:lvlText w:val=""/>
+      <w:lvlJc w:val="left"/>
+      <w:pPr>
+        <w:tabs>
+          <w:tab w:val="num" w:pos="4320"/>
+        </w:tabs>
+        <w:ind w:left="4320" w:hanging="360"/>
+      </w:pPr>
+      <w:rPr>
+        <w:rFonts w:ascii="Wingdings" w:hAnsi="Wingdings" w:hint="default"/>
+        <w:sz w:val="20"/>
+      </w:rPr>
+    </w:lvl>
+    <w:lvl w:ilvl="6" w:tentative="1">
+      <w:start w:val="1"/>
+      <w:numFmt w:val="bullet"/>
+      <w:lvlText w:val=""/>
+      <w:lvlJc w:val="left"/>
+      <w:pPr>
+        <w:tabs>
+          <w:tab w:val="num" w:pos="5040"/>
+        </w:tabs>
+        <w:ind w:left="5040" w:hanging="360"/>
+      </w:pPr>
+      <w:rPr>
+        <w:rFonts w:ascii="Wingdings" w:hAnsi="Wingdings" w:hint="default"/>
+        <w:sz w:val="20"/>
+      </w:rPr>
+    </w:lvl>
+    <w:lvl w:ilvl="7" w:tentative="1">
+      <w:start w:val="1"/>
+      <w:numFmt w:val="bullet"/>
+      <w:lvlText w:val=""/>
+      <w:lvlJc w:val="left"/>
+      <w:pPr>
+        <w:tabs>
+          <w:tab w:val="num" w:pos="5760"/>
+        </w:tabs>
+        <w:ind w:left="5760" w:hanging="360"/>
+      </w:pPr>
+      <w:rPr>
+        <w:rFonts w:ascii="Wingdings" w:hAnsi="Wingdings" w:hint="default"/>
+        <w:sz w:val="20"/>
+      </w:rPr>
+    </w:lvl>
+    <w:lvl w:ilvl="8" w:tentative="1">
+      <w:start w:val="1"/>
+      <w:numFmt w:val="bullet"/>
+      <w:lvlText w:val=""/>
+      <w:lvlJc w:val="left"/>
+      <w:pPr>
+        <w:tabs>
+          <w:tab w:val="num" w:pos="6480"/>
+        </w:tabs>
+        <w:ind w:left="6480" w:hanging="360"/>
+      </w:pPr>
+      <w:rPr>
+        <w:rFonts w:ascii="Wingdings" w:hAnsi="Wingdings" w:hint="default"/>
+        <w:sz w:val="20"/>
+      </w:rPr>
+    </w:lvl>
+  </w:abstractNum>
+  <w:abstractNum w:abstractNumId="8" w15:restartNumberingAfterBreak="0">
     <w:nsid w:val="3494447D"/>
     <w:multiLevelType w:val="multilevel"/>
     <w:tmpl w:val="7CB46B2C"/>
@@ -1894,7 +7149,454 @@
       </w:rPr>
     </w:lvl>
   </w:abstractNum>
-  <w:abstractNum w:abstractNumId="3" w15:restartNumberingAfterBreak="0">
+  <w:abstractNum w:abstractNumId="9" w15:restartNumberingAfterBreak="0">
+    <w:nsid w:val="39897B40"/>
+    <w:multiLevelType w:val="multilevel"/>
+    <w:tmpl w:val="0F5807CA"/>
+    <w:lvl w:ilvl="0">
+      <w:start w:val="1"/>
+      <w:numFmt w:val="bullet"/>
+      <w:lvlText w:val=""/>
+      <w:lvlJc w:val="left"/>
+      <w:pPr>
+        <w:tabs>
+          <w:tab w:val="num" w:pos="720"/>
+        </w:tabs>
+        <w:ind w:left="720" w:hanging="360"/>
+      </w:pPr>
+      <w:rPr>
+        <w:rFonts w:ascii="Symbol" w:hAnsi="Symbol" w:hint="default"/>
+        <w:sz w:val="20"/>
+      </w:rPr>
+    </w:lvl>
+    <w:lvl w:ilvl="1">
+      <w:start w:val="1"/>
+      <w:numFmt w:val="bullet"/>
+      <w:lvlText w:val="o"/>
+      <w:lvlJc w:val="left"/>
+      <w:pPr>
+        <w:tabs>
+          <w:tab w:val="num" w:pos="1440"/>
+        </w:tabs>
+        <w:ind w:left="1440" w:hanging="360"/>
+      </w:pPr>
+      <w:rPr>
+        <w:rFonts w:ascii="Courier New" w:hAnsi="Courier New" w:hint="default"/>
+        <w:sz w:val="20"/>
+      </w:rPr>
+    </w:lvl>
+    <w:lvl w:ilvl="2" w:tentative="1">
+      <w:start w:val="1"/>
+      <w:numFmt w:val="bullet"/>
+      <w:lvlText w:val=""/>
+      <w:lvlJc w:val="left"/>
+      <w:pPr>
+        <w:tabs>
+          <w:tab w:val="num" w:pos="2160"/>
+        </w:tabs>
+        <w:ind w:left="2160" w:hanging="360"/>
+      </w:pPr>
+      <w:rPr>
+        <w:rFonts w:ascii="Wingdings" w:hAnsi="Wingdings" w:hint="default"/>
+        <w:sz w:val="20"/>
+      </w:rPr>
+    </w:lvl>
+    <w:lvl w:ilvl="3" w:tentative="1">
+      <w:start w:val="1"/>
+      <w:numFmt w:val="bullet"/>
+      <w:lvlText w:val=""/>
+      <w:lvlJc w:val="left"/>
+      <w:pPr>
+        <w:tabs>
+          <w:tab w:val="num" w:pos="2880"/>
+        </w:tabs>
+        <w:ind w:left="2880" w:hanging="360"/>
+      </w:pPr>
+      <w:rPr>
+        <w:rFonts w:ascii="Wingdings" w:hAnsi="Wingdings" w:hint="default"/>
+        <w:sz w:val="20"/>
+      </w:rPr>
+    </w:lvl>
+    <w:lvl w:ilvl="4" w:tentative="1">
+      <w:start w:val="1"/>
+      <w:numFmt w:val="bullet"/>
+      <w:lvlText w:val=""/>
+      <w:lvlJc w:val="left"/>
+      <w:pPr>
+        <w:tabs>
+          <w:tab w:val="num" w:pos="3600"/>
+        </w:tabs>
+        <w:ind w:left="3600" w:hanging="360"/>
+      </w:pPr>
+      <w:rPr>
+        <w:rFonts w:ascii="Wingdings" w:hAnsi="Wingdings" w:hint="default"/>
+        <w:sz w:val="20"/>
+      </w:rPr>
+    </w:lvl>
+    <w:lvl w:ilvl="5" w:tentative="1">
+      <w:start w:val="1"/>
+      <w:numFmt w:val="bullet"/>
+      <w:lvlText w:val=""/>
+      <w:lvlJc w:val="left"/>
+      <w:pPr>
+        <w:tabs>
+          <w:tab w:val="num" w:pos="4320"/>
+        </w:tabs>
+        <w:ind w:left="4320" w:hanging="360"/>
+      </w:pPr>
+      <w:rPr>
+        <w:rFonts w:ascii="Wingdings" w:hAnsi="Wingdings" w:hint="default"/>
+        <w:sz w:val="20"/>
+      </w:rPr>
+    </w:lvl>
+    <w:lvl w:ilvl="6" w:tentative="1">
+      <w:start w:val="1"/>
+      <w:numFmt w:val="bullet"/>
+      <w:lvlText w:val=""/>
+      <w:lvlJc w:val="left"/>
+      <w:pPr>
+        <w:tabs>
+          <w:tab w:val="num" w:pos="5040"/>
+        </w:tabs>
+        <w:ind w:left="5040" w:hanging="360"/>
+      </w:pPr>
+      <w:rPr>
+        <w:rFonts w:ascii="Wingdings" w:hAnsi="Wingdings" w:hint="default"/>
+        <w:sz w:val="20"/>
+      </w:rPr>
+    </w:lvl>
+    <w:lvl w:ilvl="7" w:tentative="1">
+      <w:start w:val="1"/>
+      <w:numFmt w:val="bullet"/>
+      <w:lvlText w:val=""/>
+      <w:lvlJc w:val="left"/>
+      <w:pPr>
+        <w:tabs>
+          <w:tab w:val="num" w:pos="5760"/>
+        </w:tabs>
+        <w:ind w:left="5760" w:hanging="360"/>
+      </w:pPr>
+      <w:rPr>
+        <w:rFonts w:ascii="Wingdings" w:hAnsi="Wingdings" w:hint="default"/>
+        <w:sz w:val="20"/>
+      </w:rPr>
+    </w:lvl>
+    <w:lvl w:ilvl="8" w:tentative="1">
+      <w:start w:val="1"/>
+      <w:numFmt w:val="bullet"/>
+      <w:lvlText w:val=""/>
+      <w:lvlJc w:val="left"/>
+      <w:pPr>
+        <w:tabs>
+          <w:tab w:val="num" w:pos="6480"/>
+        </w:tabs>
+        <w:ind w:left="6480" w:hanging="360"/>
+      </w:pPr>
+      <w:rPr>
+        <w:rFonts w:ascii="Wingdings" w:hAnsi="Wingdings" w:hint="default"/>
+        <w:sz w:val="20"/>
+      </w:rPr>
+    </w:lvl>
+  </w:abstractNum>
+  <w:abstractNum w:abstractNumId="10" w15:restartNumberingAfterBreak="0">
+    <w:nsid w:val="3D6873CC"/>
+    <w:multiLevelType w:val="multilevel"/>
+    <w:tmpl w:val="755E237A"/>
+    <w:lvl w:ilvl="0">
+      <w:start w:val="1"/>
+      <w:numFmt w:val="bullet"/>
+      <w:lvlText w:val=""/>
+      <w:lvlJc w:val="left"/>
+      <w:pPr>
+        <w:tabs>
+          <w:tab w:val="num" w:pos="720"/>
+        </w:tabs>
+        <w:ind w:left="720" w:hanging="360"/>
+      </w:pPr>
+      <w:rPr>
+        <w:rFonts w:ascii="Symbol" w:hAnsi="Symbol" w:hint="default"/>
+        <w:sz w:val="20"/>
+      </w:rPr>
+    </w:lvl>
+    <w:lvl w:ilvl="1">
+      <w:start w:val="1"/>
+      <w:numFmt w:val="bullet"/>
+      <w:lvlText w:val="o"/>
+      <w:lvlJc w:val="left"/>
+      <w:pPr>
+        <w:tabs>
+          <w:tab w:val="num" w:pos="1440"/>
+        </w:tabs>
+        <w:ind w:left="1440" w:hanging="360"/>
+      </w:pPr>
+      <w:rPr>
+        <w:rFonts w:ascii="Courier New" w:hAnsi="Courier New" w:hint="default"/>
+        <w:sz w:val="20"/>
+      </w:rPr>
+    </w:lvl>
+    <w:lvl w:ilvl="2" w:tentative="1">
+      <w:start w:val="1"/>
+      <w:numFmt w:val="bullet"/>
+      <w:lvlText w:val=""/>
+      <w:lvlJc w:val="left"/>
+      <w:pPr>
+        <w:tabs>
+          <w:tab w:val="num" w:pos="2160"/>
+        </w:tabs>
+        <w:ind w:left="2160" w:hanging="360"/>
+      </w:pPr>
+      <w:rPr>
+        <w:rFonts w:ascii="Wingdings" w:hAnsi="Wingdings" w:hint="default"/>
+        <w:sz w:val="20"/>
+      </w:rPr>
+    </w:lvl>
+    <w:lvl w:ilvl="3" w:tentative="1">
+      <w:start w:val="1"/>
+      <w:numFmt w:val="bullet"/>
+      <w:lvlText w:val=""/>
+      <w:lvlJc w:val="left"/>
+      <w:pPr>
+        <w:tabs>
+          <w:tab w:val="num" w:pos="2880"/>
+        </w:tabs>
+        <w:ind w:left="2880" w:hanging="360"/>
+      </w:pPr>
+      <w:rPr>
+        <w:rFonts w:ascii="Wingdings" w:hAnsi="Wingdings" w:hint="default"/>
+        <w:sz w:val="20"/>
+      </w:rPr>
+    </w:lvl>
+    <w:lvl w:ilvl="4" w:tentative="1">
+      <w:start w:val="1"/>
+      <w:numFmt w:val="bullet"/>
+      <w:lvlText w:val=""/>
+      <w:lvlJc w:val="left"/>
+      <w:pPr>
+        <w:tabs>
+          <w:tab w:val="num" w:pos="3600"/>
+        </w:tabs>
+        <w:ind w:left="3600" w:hanging="360"/>
+      </w:pPr>
+      <w:rPr>
+        <w:rFonts w:ascii="Wingdings" w:hAnsi="Wingdings" w:hint="default"/>
+        <w:sz w:val="20"/>
+      </w:rPr>
+    </w:lvl>
+    <w:lvl w:ilvl="5" w:tentative="1">
+      <w:start w:val="1"/>
+      <w:numFmt w:val="bullet"/>
+      <w:lvlText w:val=""/>
+      <w:lvlJc w:val="left"/>
+      <w:pPr>
+        <w:tabs>
+          <w:tab w:val="num" w:pos="4320"/>
+        </w:tabs>
+        <w:ind w:left="4320" w:hanging="360"/>
+      </w:pPr>
+      <w:rPr>
+        <w:rFonts w:ascii="Wingdings" w:hAnsi="Wingdings" w:hint="default"/>
+        <w:sz w:val="20"/>
+      </w:rPr>
+    </w:lvl>
+    <w:lvl w:ilvl="6" w:tentative="1">
+      <w:start w:val="1"/>
+      <w:numFmt w:val="bullet"/>
+      <w:lvlText w:val=""/>
+      <w:lvlJc w:val="left"/>
+      <w:pPr>
+        <w:tabs>
+          <w:tab w:val="num" w:pos="5040"/>
+        </w:tabs>
+        <w:ind w:left="5040" w:hanging="360"/>
+      </w:pPr>
+      <w:rPr>
+        <w:rFonts w:ascii="Wingdings" w:hAnsi="Wingdings" w:hint="default"/>
+        <w:sz w:val="20"/>
+      </w:rPr>
+    </w:lvl>
+    <w:lvl w:ilvl="7" w:tentative="1">
+      <w:start w:val="1"/>
+      <w:numFmt w:val="bullet"/>
+      <w:lvlText w:val=""/>
+      <w:lvlJc w:val="left"/>
+      <w:pPr>
+        <w:tabs>
+          <w:tab w:val="num" w:pos="5760"/>
+        </w:tabs>
+        <w:ind w:left="5760" w:hanging="360"/>
+      </w:pPr>
+      <w:rPr>
+        <w:rFonts w:ascii="Wingdings" w:hAnsi="Wingdings" w:hint="default"/>
+        <w:sz w:val="20"/>
+      </w:rPr>
+    </w:lvl>
+    <w:lvl w:ilvl="8" w:tentative="1">
+      <w:start w:val="1"/>
+      <w:numFmt w:val="bullet"/>
+      <w:lvlText w:val=""/>
+      <w:lvlJc w:val="left"/>
+      <w:pPr>
+        <w:tabs>
+          <w:tab w:val="num" w:pos="6480"/>
+        </w:tabs>
+        <w:ind w:left="6480" w:hanging="360"/>
+      </w:pPr>
+      <w:rPr>
+        <w:rFonts w:ascii="Wingdings" w:hAnsi="Wingdings" w:hint="default"/>
+        <w:sz w:val="20"/>
+      </w:rPr>
+    </w:lvl>
+  </w:abstractNum>
+  <w:abstractNum w:abstractNumId="11" w15:restartNumberingAfterBreak="0">
+    <w:nsid w:val="41E65896"/>
+    <w:multiLevelType w:val="multilevel"/>
+    <w:tmpl w:val="511AA3D8"/>
+    <w:lvl w:ilvl="0">
+      <w:start w:val="1"/>
+      <w:numFmt w:val="bullet"/>
+      <w:lvlText w:val=""/>
+      <w:lvlJc w:val="left"/>
+      <w:pPr>
+        <w:tabs>
+          <w:tab w:val="num" w:pos="720"/>
+        </w:tabs>
+        <w:ind w:left="720" w:hanging="360"/>
+      </w:pPr>
+      <w:rPr>
+        <w:rFonts w:ascii="Symbol" w:hAnsi="Symbol" w:hint="default"/>
+        <w:sz w:val="20"/>
+      </w:rPr>
+    </w:lvl>
+    <w:lvl w:ilvl="1">
+      <w:start w:val="1"/>
+      <w:numFmt w:val="bullet"/>
+      <w:lvlText w:val="o"/>
+      <w:lvlJc w:val="left"/>
+      <w:pPr>
+        <w:tabs>
+          <w:tab w:val="num" w:pos="1440"/>
+        </w:tabs>
+        <w:ind w:left="1440" w:hanging="360"/>
+      </w:pPr>
+      <w:rPr>
+        <w:rFonts w:ascii="Courier New" w:hAnsi="Courier New" w:hint="default"/>
+        <w:sz w:val="20"/>
+      </w:rPr>
+    </w:lvl>
+    <w:lvl w:ilvl="2" w:tentative="1">
+      <w:start w:val="1"/>
+      <w:numFmt w:val="bullet"/>
+      <w:lvlText w:val=""/>
+      <w:lvlJc w:val="left"/>
+      <w:pPr>
+        <w:tabs>
+          <w:tab w:val="num" w:pos="2160"/>
+        </w:tabs>
+        <w:ind w:left="2160" w:hanging="360"/>
+      </w:pPr>
+      <w:rPr>
+        <w:rFonts w:ascii="Wingdings" w:hAnsi="Wingdings" w:hint="default"/>
+        <w:sz w:val="20"/>
+      </w:rPr>
+    </w:lvl>
+    <w:lvl w:ilvl="3" w:tentative="1">
+      <w:start w:val="1"/>
+      <w:numFmt w:val="bullet"/>
+      <w:lvlText w:val=""/>
+      <w:lvlJc w:val="left"/>
+      <w:pPr>
+        <w:tabs>
+          <w:tab w:val="num" w:pos="2880"/>
+        </w:tabs>
+        <w:ind w:left="2880" w:hanging="360"/>
+      </w:pPr>
+      <w:rPr>
+        <w:rFonts w:ascii="Wingdings" w:hAnsi="Wingdings" w:hint="default"/>
+        <w:sz w:val="20"/>
+      </w:rPr>
+    </w:lvl>
+    <w:lvl w:ilvl="4" w:tentative="1">
+      <w:start w:val="1"/>
+      <w:numFmt w:val="bullet"/>
+      <w:lvlText w:val=""/>
+      <w:lvlJc w:val="left"/>
+      <w:pPr>
+        <w:tabs>
+          <w:tab w:val="num" w:pos="3600"/>
+        </w:tabs>
+        <w:ind w:left="3600" w:hanging="360"/>
+      </w:pPr>
+      <w:rPr>
+        <w:rFonts w:ascii="Wingdings" w:hAnsi="Wingdings" w:hint="default"/>
+        <w:sz w:val="20"/>
+      </w:rPr>
+    </w:lvl>
+    <w:lvl w:ilvl="5" w:tentative="1">
+      <w:start w:val="1"/>
+      <w:numFmt w:val="bullet"/>
+      <w:lvlText w:val=""/>
+      <w:lvlJc w:val="left"/>
+      <w:pPr>
+        <w:tabs>
+          <w:tab w:val="num" w:pos="4320"/>
+        </w:tabs>
+        <w:ind w:left="4320" w:hanging="360"/>
+      </w:pPr>
+      <w:rPr>
+        <w:rFonts w:ascii="Wingdings" w:hAnsi="Wingdings" w:hint="default"/>
+        <w:sz w:val="20"/>
+      </w:rPr>
+    </w:lvl>
+    <w:lvl w:ilvl="6" w:tentative="1">
+      <w:start w:val="1"/>
+      <w:numFmt w:val="bullet"/>
+      <w:lvlText w:val=""/>
+      <w:lvlJc w:val="left"/>
+      <w:pPr>
+        <w:tabs>
+          <w:tab w:val="num" w:pos="5040"/>
+        </w:tabs>
+        <w:ind w:left="5040" w:hanging="360"/>
+      </w:pPr>
+      <w:rPr>
+        <w:rFonts w:ascii="Wingdings" w:hAnsi="Wingdings" w:hint="default"/>
+        <w:sz w:val="20"/>
+      </w:rPr>
+    </w:lvl>
+    <w:lvl w:ilvl="7" w:tentative="1">
+      <w:start w:val="1"/>
+      <w:numFmt w:val="bullet"/>
+      <w:lvlText w:val=""/>
+      <w:lvlJc w:val="left"/>
+      <w:pPr>
+        <w:tabs>
+          <w:tab w:val="num" w:pos="5760"/>
+        </w:tabs>
+        <w:ind w:left="5760" w:hanging="360"/>
+      </w:pPr>
+      <w:rPr>
+        <w:rFonts w:ascii="Wingdings" w:hAnsi="Wingdings" w:hint="default"/>
+        <w:sz w:val="20"/>
+      </w:rPr>
+    </w:lvl>
+    <w:lvl w:ilvl="8" w:tentative="1">
+      <w:start w:val="1"/>
+      <w:numFmt w:val="bullet"/>
+      <w:lvlText w:val=""/>
+      <w:lvlJc w:val="left"/>
+      <w:pPr>
+        <w:tabs>
+          <w:tab w:val="num" w:pos="6480"/>
+        </w:tabs>
+        <w:ind w:left="6480" w:hanging="360"/>
+      </w:pPr>
+      <w:rPr>
+        <w:rFonts w:ascii="Wingdings" w:hAnsi="Wingdings" w:hint="default"/>
+        <w:sz w:val="20"/>
+      </w:rPr>
+    </w:lvl>
+  </w:abstractNum>
+  <w:abstractNum w:abstractNumId="12" w15:restartNumberingAfterBreak="0">
     <w:nsid w:val="49726860"/>
     <w:multiLevelType w:val="multilevel"/>
     <w:tmpl w:val="0BE8131A"/>
@@ -2043,7 +7745,7 @@
       </w:rPr>
     </w:lvl>
   </w:abstractNum>
-  <w:abstractNum w:abstractNumId="4" w15:restartNumberingAfterBreak="0">
+  <w:abstractNum w:abstractNumId="13" w15:restartNumberingAfterBreak="0">
     <w:nsid w:val="4D422655"/>
     <w:multiLevelType w:val="multilevel"/>
     <w:tmpl w:val="9236B44A"/>
@@ -2192,7 +7894,7 @@
       </w:rPr>
     </w:lvl>
   </w:abstractNum>
-  <w:abstractNum w:abstractNumId="5" w15:restartNumberingAfterBreak="0">
+  <w:abstractNum w:abstractNumId="14" w15:restartNumberingAfterBreak="0">
     <w:nsid w:val="515E5968"/>
     <w:multiLevelType w:val="multilevel"/>
     <w:tmpl w:val="54CED6CC"/>
@@ -2341,7 +8043,752 @@
       </w:rPr>
     </w:lvl>
   </w:abstractNum>
-  <w:abstractNum w:abstractNumId="6" w15:restartNumberingAfterBreak="0">
+  <w:abstractNum w:abstractNumId="15" w15:restartNumberingAfterBreak="0">
+    <w:nsid w:val="54A8031B"/>
+    <w:multiLevelType w:val="multilevel"/>
+    <w:tmpl w:val="9D10FAA6"/>
+    <w:lvl w:ilvl="0">
+      <w:start w:val="1"/>
+      <w:numFmt w:val="bullet"/>
+      <w:lvlText w:val=""/>
+      <w:lvlJc w:val="left"/>
+      <w:pPr>
+        <w:tabs>
+          <w:tab w:val="num" w:pos="720"/>
+        </w:tabs>
+        <w:ind w:left="720" w:hanging="360"/>
+      </w:pPr>
+      <w:rPr>
+        <w:rFonts w:ascii="Symbol" w:hAnsi="Symbol" w:hint="default"/>
+        <w:sz w:val="20"/>
+      </w:rPr>
+    </w:lvl>
+    <w:lvl w:ilvl="1" w:tentative="1">
+      <w:start w:val="1"/>
+      <w:numFmt w:val="bullet"/>
+      <w:lvlText w:val="o"/>
+      <w:lvlJc w:val="left"/>
+      <w:pPr>
+        <w:tabs>
+          <w:tab w:val="num" w:pos="1440"/>
+        </w:tabs>
+        <w:ind w:left="1440" w:hanging="360"/>
+      </w:pPr>
+      <w:rPr>
+        <w:rFonts w:ascii="Courier New" w:hAnsi="Courier New" w:hint="default"/>
+        <w:sz w:val="20"/>
+      </w:rPr>
+    </w:lvl>
+    <w:lvl w:ilvl="2" w:tentative="1">
+      <w:start w:val="1"/>
+      <w:numFmt w:val="bullet"/>
+      <w:lvlText w:val=""/>
+      <w:lvlJc w:val="left"/>
+      <w:pPr>
+        <w:tabs>
+          <w:tab w:val="num" w:pos="2160"/>
+        </w:tabs>
+        <w:ind w:left="2160" w:hanging="360"/>
+      </w:pPr>
+      <w:rPr>
+        <w:rFonts w:ascii="Wingdings" w:hAnsi="Wingdings" w:hint="default"/>
+        <w:sz w:val="20"/>
+      </w:rPr>
+    </w:lvl>
+    <w:lvl w:ilvl="3" w:tentative="1">
+      <w:start w:val="1"/>
+      <w:numFmt w:val="bullet"/>
+      <w:lvlText w:val=""/>
+      <w:lvlJc w:val="left"/>
+      <w:pPr>
+        <w:tabs>
+          <w:tab w:val="num" w:pos="2880"/>
+        </w:tabs>
+        <w:ind w:left="2880" w:hanging="360"/>
+      </w:pPr>
+      <w:rPr>
+        <w:rFonts w:ascii="Wingdings" w:hAnsi="Wingdings" w:hint="default"/>
+        <w:sz w:val="20"/>
+      </w:rPr>
+    </w:lvl>
+    <w:lvl w:ilvl="4" w:tentative="1">
+      <w:start w:val="1"/>
+      <w:numFmt w:val="bullet"/>
+      <w:lvlText w:val=""/>
+      <w:lvlJc w:val="left"/>
+      <w:pPr>
+        <w:tabs>
+          <w:tab w:val="num" w:pos="3600"/>
+        </w:tabs>
+        <w:ind w:left="3600" w:hanging="360"/>
+      </w:pPr>
+      <w:rPr>
+        <w:rFonts w:ascii="Wingdings" w:hAnsi="Wingdings" w:hint="default"/>
+        <w:sz w:val="20"/>
+      </w:rPr>
+    </w:lvl>
+    <w:lvl w:ilvl="5" w:tentative="1">
+      <w:start w:val="1"/>
+      <w:numFmt w:val="bullet"/>
+      <w:lvlText w:val=""/>
+      <w:lvlJc w:val="left"/>
+      <w:pPr>
+        <w:tabs>
+          <w:tab w:val="num" w:pos="4320"/>
+        </w:tabs>
+        <w:ind w:left="4320" w:hanging="360"/>
+      </w:pPr>
+      <w:rPr>
+        <w:rFonts w:ascii="Wingdings" w:hAnsi="Wingdings" w:hint="default"/>
+        <w:sz w:val="20"/>
+      </w:rPr>
+    </w:lvl>
+    <w:lvl w:ilvl="6" w:tentative="1">
+      <w:start w:val="1"/>
+      <w:numFmt w:val="bullet"/>
+      <w:lvlText w:val=""/>
+      <w:lvlJc w:val="left"/>
+      <w:pPr>
+        <w:tabs>
+          <w:tab w:val="num" w:pos="5040"/>
+        </w:tabs>
+        <w:ind w:left="5040" w:hanging="360"/>
+      </w:pPr>
+      <w:rPr>
+        <w:rFonts w:ascii="Wingdings" w:hAnsi="Wingdings" w:hint="default"/>
+        <w:sz w:val="20"/>
+      </w:rPr>
+    </w:lvl>
+    <w:lvl w:ilvl="7" w:tentative="1">
+      <w:start w:val="1"/>
+      <w:numFmt w:val="bullet"/>
+      <w:lvlText w:val=""/>
+      <w:lvlJc w:val="left"/>
+      <w:pPr>
+        <w:tabs>
+          <w:tab w:val="num" w:pos="5760"/>
+        </w:tabs>
+        <w:ind w:left="5760" w:hanging="360"/>
+      </w:pPr>
+      <w:rPr>
+        <w:rFonts w:ascii="Wingdings" w:hAnsi="Wingdings" w:hint="default"/>
+        <w:sz w:val="20"/>
+      </w:rPr>
+    </w:lvl>
+    <w:lvl w:ilvl="8" w:tentative="1">
+      <w:start w:val="1"/>
+      <w:numFmt w:val="bullet"/>
+      <w:lvlText w:val=""/>
+      <w:lvlJc w:val="left"/>
+      <w:pPr>
+        <w:tabs>
+          <w:tab w:val="num" w:pos="6480"/>
+        </w:tabs>
+        <w:ind w:left="6480" w:hanging="360"/>
+      </w:pPr>
+      <w:rPr>
+        <w:rFonts w:ascii="Wingdings" w:hAnsi="Wingdings" w:hint="default"/>
+        <w:sz w:val="20"/>
+      </w:rPr>
+    </w:lvl>
+  </w:abstractNum>
+  <w:abstractNum w:abstractNumId="16" w15:restartNumberingAfterBreak="0">
+    <w:nsid w:val="5973593B"/>
+    <w:multiLevelType w:val="multilevel"/>
+    <w:tmpl w:val="F1DAF610"/>
+    <w:lvl w:ilvl="0">
+      <w:start w:val="1"/>
+      <w:numFmt w:val="bullet"/>
+      <w:lvlText w:val=""/>
+      <w:lvlJc w:val="left"/>
+      <w:pPr>
+        <w:tabs>
+          <w:tab w:val="num" w:pos="720"/>
+        </w:tabs>
+        <w:ind w:left="720" w:hanging="360"/>
+      </w:pPr>
+      <w:rPr>
+        <w:rFonts w:ascii="Symbol" w:hAnsi="Symbol" w:hint="default"/>
+        <w:sz w:val="20"/>
+      </w:rPr>
+    </w:lvl>
+    <w:lvl w:ilvl="1">
+      <w:start w:val="1"/>
+      <w:numFmt w:val="bullet"/>
+      <w:lvlText w:val="o"/>
+      <w:lvlJc w:val="left"/>
+      <w:pPr>
+        <w:tabs>
+          <w:tab w:val="num" w:pos="1440"/>
+        </w:tabs>
+        <w:ind w:left="1440" w:hanging="360"/>
+      </w:pPr>
+      <w:rPr>
+        <w:rFonts w:ascii="Courier New" w:hAnsi="Courier New" w:hint="default"/>
+        <w:sz w:val="20"/>
+      </w:rPr>
+    </w:lvl>
+    <w:lvl w:ilvl="2" w:tentative="1">
+      <w:start w:val="1"/>
+      <w:numFmt w:val="bullet"/>
+      <w:lvlText w:val=""/>
+      <w:lvlJc w:val="left"/>
+      <w:pPr>
+        <w:tabs>
+          <w:tab w:val="num" w:pos="2160"/>
+        </w:tabs>
+        <w:ind w:left="2160" w:hanging="360"/>
+      </w:pPr>
+      <w:rPr>
+        <w:rFonts w:ascii="Wingdings" w:hAnsi="Wingdings" w:hint="default"/>
+        <w:sz w:val="20"/>
+      </w:rPr>
+    </w:lvl>
+    <w:lvl w:ilvl="3" w:tentative="1">
+      <w:start w:val="1"/>
+      <w:numFmt w:val="bullet"/>
+      <w:lvlText w:val=""/>
+      <w:lvlJc w:val="left"/>
+      <w:pPr>
+        <w:tabs>
+          <w:tab w:val="num" w:pos="2880"/>
+        </w:tabs>
+        <w:ind w:left="2880" w:hanging="360"/>
+      </w:pPr>
+      <w:rPr>
+        <w:rFonts w:ascii="Wingdings" w:hAnsi="Wingdings" w:hint="default"/>
+        <w:sz w:val="20"/>
+      </w:rPr>
+    </w:lvl>
+    <w:lvl w:ilvl="4" w:tentative="1">
+      <w:start w:val="1"/>
+      <w:numFmt w:val="bullet"/>
+      <w:lvlText w:val=""/>
+      <w:lvlJc w:val="left"/>
+      <w:pPr>
+        <w:tabs>
+          <w:tab w:val="num" w:pos="3600"/>
+        </w:tabs>
+        <w:ind w:left="3600" w:hanging="360"/>
+      </w:pPr>
+      <w:rPr>
+        <w:rFonts w:ascii="Wingdings" w:hAnsi="Wingdings" w:hint="default"/>
+        <w:sz w:val="20"/>
+      </w:rPr>
+    </w:lvl>
+    <w:lvl w:ilvl="5" w:tentative="1">
+      <w:start w:val="1"/>
+      <w:numFmt w:val="bullet"/>
+      <w:lvlText w:val=""/>
+      <w:lvlJc w:val="left"/>
+      <w:pPr>
+        <w:tabs>
+          <w:tab w:val="num" w:pos="4320"/>
+        </w:tabs>
+        <w:ind w:left="4320" w:hanging="360"/>
+      </w:pPr>
+      <w:rPr>
+        <w:rFonts w:ascii="Wingdings" w:hAnsi="Wingdings" w:hint="default"/>
+        <w:sz w:val="20"/>
+      </w:rPr>
+    </w:lvl>
+    <w:lvl w:ilvl="6" w:tentative="1">
+      <w:start w:val="1"/>
+      <w:numFmt w:val="bullet"/>
+      <w:lvlText w:val=""/>
+      <w:lvlJc w:val="left"/>
+      <w:pPr>
+        <w:tabs>
+          <w:tab w:val="num" w:pos="5040"/>
+        </w:tabs>
+        <w:ind w:left="5040" w:hanging="360"/>
+      </w:pPr>
+      <w:rPr>
+        <w:rFonts w:ascii="Wingdings" w:hAnsi="Wingdings" w:hint="default"/>
+        <w:sz w:val="20"/>
+      </w:rPr>
+    </w:lvl>
+    <w:lvl w:ilvl="7" w:tentative="1">
+      <w:start w:val="1"/>
+      <w:numFmt w:val="bullet"/>
+      <w:lvlText w:val=""/>
+      <w:lvlJc w:val="left"/>
+      <w:pPr>
+        <w:tabs>
+          <w:tab w:val="num" w:pos="5760"/>
+        </w:tabs>
+        <w:ind w:left="5760" w:hanging="360"/>
+      </w:pPr>
+      <w:rPr>
+        <w:rFonts w:ascii="Wingdings" w:hAnsi="Wingdings" w:hint="default"/>
+        <w:sz w:val="20"/>
+      </w:rPr>
+    </w:lvl>
+    <w:lvl w:ilvl="8" w:tentative="1">
+      <w:start w:val="1"/>
+      <w:numFmt w:val="bullet"/>
+      <w:lvlText w:val=""/>
+      <w:lvlJc w:val="left"/>
+      <w:pPr>
+        <w:tabs>
+          <w:tab w:val="num" w:pos="6480"/>
+        </w:tabs>
+        <w:ind w:left="6480" w:hanging="360"/>
+      </w:pPr>
+      <w:rPr>
+        <w:rFonts w:ascii="Wingdings" w:hAnsi="Wingdings" w:hint="default"/>
+        <w:sz w:val="20"/>
+      </w:rPr>
+    </w:lvl>
+  </w:abstractNum>
+  <w:abstractNum w:abstractNumId="17" w15:restartNumberingAfterBreak="0">
+    <w:nsid w:val="599D1627"/>
+    <w:multiLevelType w:val="multilevel"/>
+    <w:tmpl w:val="2F6A7B6C"/>
+    <w:lvl w:ilvl="0">
+      <w:start w:val="1"/>
+      <w:numFmt w:val="bullet"/>
+      <w:lvlText w:val=""/>
+      <w:lvlJc w:val="left"/>
+      <w:pPr>
+        <w:tabs>
+          <w:tab w:val="num" w:pos="720"/>
+        </w:tabs>
+        <w:ind w:left="720" w:hanging="360"/>
+      </w:pPr>
+      <w:rPr>
+        <w:rFonts w:ascii="Symbol" w:hAnsi="Symbol" w:hint="default"/>
+        <w:sz w:val="20"/>
+      </w:rPr>
+    </w:lvl>
+    <w:lvl w:ilvl="1" w:tentative="1">
+      <w:start w:val="1"/>
+      <w:numFmt w:val="bullet"/>
+      <w:lvlText w:val="o"/>
+      <w:lvlJc w:val="left"/>
+      <w:pPr>
+        <w:tabs>
+          <w:tab w:val="num" w:pos="1440"/>
+        </w:tabs>
+        <w:ind w:left="1440" w:hanging="360"/>
+      </w:pPr>
+      <w:rPr>
+        <w:rFonts w:ascii="Courier New" w:hAnsi="Courier New" w:hint="default"/>
+        <w:sz w:val="20"/>
+      </w:rPr>
+    </w:lvl>
+    <w:lvl w:ilvl="2" w:tentative="1">
+      <w:start w:val="1"/>
+      <w:numFmt w:val="bullet"/>
+      <w:lvlText w:val=""/>
+      <w:lvlJc w:val="left"/>
+      <w:pPr>
+        <w:tabs>
+          <w:tab w:val="num" w:pos="2160"/>
+        </w:tabs>
+        <w:ind w:left="2160" w:hanging="360"/>
+      </w:pPr>
+      <w:rPr>
+        <w:rFonts w:ascii="Wingdings" w:hAnsi="Wingdings" w:hint="default"/>
+        <w:sz w:val="20"/>
+      </w:rPr>
+    </w:lvl>
+    <w:lvl w:ilvl="3" w:tentative="1">
+      <w:start w:val="1"/>
+      <w:numFmt w:val="bullet"/>
+      <w:lvlText w:val=""/>
+      <w:lvlJc w:val="left"/>
+      <w:pPr>
+        <w:tabs>
+          <w:tab w:val="num" w:pos="2880"/>
+        </w:tabs>
+        <w:ind w:left="2880" w:hanging="360"/>
+      </w:pPr>
+      <w:rPr>
+        <w:rFonts w:ascii="Wingdings" w:hAnsi="Wingdings" w:hint="default"/>
+        <w:sz w:val="20"/>
+      </w:rPr>
+    </w:lvl>
+    <w:lvl w:ilvl="4" w:tentative="1">
+      <w:start w:val="1"/>
+      <w:numFmt w:val="bullet"/>
+      <w:lvlText w:val=""/>
+      <w:lvlJc w:val="left"/>
+      <w:pPr>
+        <w:tabs>
+          <w:tab w:val="num" w:pos="3600"/>
+        </w:tabs>
+        <w:ind w:left="3600" w:hanging="360"/>
+      </w:pPr>
+      <w:rPr>
+        <w:rFonts w:ascii="Wingdings" w:hAnsi="Wingdings" w:hint="default"/>
+        <w:sz w:val="20"/>
+      </w:rPr>
+    </w:lvl>
+    <w:lvl w:ilvl="5" w:tentative="1">
+      <w:start w:val="1"/>
+      <w:numFmt w:val="bullet"/>
+      <w:lvlText w:val=""/>
+      <w:lvlJc w:val="left"/>
+      <w:pPr>
+        <w:tabs>
+          <w:tab w:val="num" w:pos="4320"/>
+        </w:tabs>
+        <w:ind w:left="4320" w:hanging="360"/>
+      </w:pPr>
+      <w:rPr>
+        <w:rFonts w:ascii="Wingdings" w:hAnsi="Wingdings" w:hint="default"/>
+        <w:sz w:val="20"/>
+      </w:rPr>
+    </w:lvl>
+    <w:lvl w:ilvl="6" w:tentative="1">
+      <w:start w:val="1"/>
+      <w:numFmt w:val="bullet"/>
+      <w:lvlText w:val=""/>
+      <w:lvlJc w:val="left"/>
+      <w:pPr>
+        <w:tabs>
+          <w:tab w:val="num" w:pos="5040"/>
+        </w:tabs>
+        <w:ind w:left="5040" w:hanging="360"/>
+      </w:pPr>
+      <w:rPr>
+        <w:rFonts w:ascii="Wingdings" w:hAnsi="Wingdings" w:hint="default"/>
+        <w:sz w:val="20"/>
+      </w:rPr>
+    </w:lvl>
+    <w:lvl w:ilvl="7" w:tentative="1">
+      <w:start w:val="1"/>
+      <w:numFmt w:val="bullet"/>
+      <w:lvlText w:val=""/>
+      <w:lvlJc w:val="left"/>
+      <w:pPr>
+        <w:tabs>
+          <w:tab w:val="num" w:pos="5760"/>
+        </w:tabs>
+        <w:ind w:left="5760" w:hanging="360"/>
+      </w:pPr>
+      <w:rPr>
+        <w:rFonts w:ascii="Wingdings" w:hAnsi="Wingdings" w:hint="default"/>
+        <w:sz w:val="20"/>
+      </w:rPr>
+    </w:lvl>
+    <w:lvl w:ilvl="8" w:tentative="1">
+      <w:start w:val="1"/>
+      <w:numFmt w:val="bullet"/>
+      <w:lvlText w:val=""/>
+      <w:lvlJc w:val="left"/>
+      <w:pPr>
+        <w:tabs>
+          <w:tab w:val="num" w:pos="6480"/>
+        </w:tabs>
+        <w:ind w:left="6480" w:hanging="360"/>
+      </w:pPr>
+      <w:rPr>
+        <w:rFonts w:ascii="Wingdings" w:hAnsi="Wingdings" w:hint="default"/>
+        <w:sz w:val="20"/>
+      </w:rPr>
+    </w:lvl>
+  </w:abstractNum>
+  <w:abstractNum w:abstractNumId="18" w15:restartNumberingAfterBreak="0">
+    <w:nsid w:val="63533972"/>
+    <w:multiLevelType w:val="multilevel"/>
+    <w:tmpl w:val="304EA77C"/>
+    <w:lvl w:ilvl="0">
+      <w:start w:val="1"/>
+      <w:numFmt w:val="bullet"/>
+      <w:lvlText w:val=""/>
+      <w:lvlJc w:val="left"/>
+      <w:pPr>
+        <w:tabs>
+          <w:tab w:val="num" w:pos="720"/>
+        </w:tabs>
+        <w:ind w:left="720" w:hanging="360"/>
+      </w:pPr>
+      <w:rPr>
+        <w:rFonts w:ascii="Symbol" w:hAnsi="Symbol" w:hint="default"/>
+        <w:sz w:val="20"/>
+      </w:rPr>
+    </w:lvl>
+    <w:lvl w:ilvl="1" w:tentative="1">
+      <w:start w:val="1"/>
+      <w:numFmt w:val="bullet"/>
+      <w:lvlText w:val="o"/>
+      <w:lvlJc w:val="left"/>
+      <w:pPr>
+        <w:tabs>
+          <w:tab w:val="num" w:pos="1440"/>
+        </w:tabs>
+        <w:ind w:left="1440" w:hanging="360"/>
+      </w:pPr>
+      <w:rPr>
+        <w:rFonts w:ascii="Courier New" w:hAnsi="Courier New" w:hint="default"/>
+        <w:sz w:val="20"/>
+      </w:rPr>
+    </w:lvl>
+    <w:lvl w:ilvl="2" w:tentative="1">
+      <w:start w:val="1"/>
+      <w:numFmt w:val="bullet"/>
+      <w:lvlText w:val=""/>
+      <w:lvlJc w:val="left"/>
+      <w:pPr>
+        <w:tabs>
+          <w:tab w:val="num" w:pos="2160"/>
+        </w:tabs>
+        <w:ind w:left="2160" w:hanging="360"/>
+      </w:pPr>
+      <w:rPr>
+        <w:rFonts w:ascii="Wingdings" w:hAnsi="Wingdings" w:hint="default"/>
+        <w:sz w:val="20"/>
+      </w:rPr>
+    </w:lvl>
+    <w:lvl w:ilvl="3" w:tentative="1">
+      <w:start w:val="1"/>
+      <w:numFmt w:val="bullet"/>
+      <w:lvlText w:val=""/>
+      <w:lvlJc w:val="left"/>
+      <w:pPr>
+        <w:tabs>
+          <w:tab w:val="num" w:pos="2880"/>
+        </w:tabs>
+        <w:ind w:left="2880" w:hanging="360"/>
+      </w:pPr>
+      <w:rPr>
+        <w:rFonts w:ascii="Wingdings" w:hAnsi="Wingdings" w:hint="default"/>
+        <w:sz w:val="20"/>
+      </w:rPr>
+    </w:lvl>
+    <w:lvl w:ilvl="4" w:tentative="1">
+      <w:start w:val="1"/>
+      <w:numFmt w:val="bullet"/>
+      <w:lvlText w:val=""/>
+      <w:lvlJc w:val="left"/>
+      <w:pPr>
+        <w:tabs>
+          <w:tab w:val="num" w:pos="3600"/>
+        </w:tabs>
+        <w:ind w:left="3600" w:hanging="360"/>
+      </w:pPr>
+      <w:rPr>
+        <w:rFonts w:ascii="Wingdings" w:hAnsi="Wingdings" w:hint="default"/>
+        <w:sz w:val="20"/>
+      </w:rPr>
+    </w:lvl>
+    <w:lvl w:ilvl="5" w:tentative="1">
+      <w:start w:val="1"/>
+      <w:numFmt w:val="bullet"/>
+      <w:lvlText w:val=""/>
+      <w:lvlJc w:val="left"/>
+      <w:pPr>
+        <w:tabs>
+          <w:tab w:val="num" w:pos="4320"/>
+        </w:tabs>
+        <w:ind w:left="4320" w:hanging="360"/>
+      </w:pPr>
+      <w:rPr>
+        <w:rFonts w:ascii="Wingdings" w:hAnsi="Wingdings" w:hint="default"/>
+        <w:sz w:val="20"/>
+      </w:rPr>
+    </w:lvl>
+    <w:lvl w:ilvl="6" w:tentative="1">
+      <w:start w:val="1"/>
+      <w:numFmt w:val="bullet"/>
+      <w:lvlText w:val=""/>
+      <w:lvlJc w:val="left"/>
+      <w:pPr>
+        <w:tabs>
+          <w:tab w:val="num" w:pos="5040"/>
+        </w:tabs>
+        <w:ind w:left="5040" w:hanging="360"/>
+      </w:pPr>
+      <w:rPr>
+        <w:rFonts w:ascii="Wingdings" w:hAnsi="Wingdings" w:hint="default"/>
+        <w:sz w:val="20"/>
+      </w:rPr>
+    </w:lvl>
+    <w:lvl w:ilvl="7" w:tentative="1">
+      <w:start w:val="1"/>
+      <w:numFmt w:val="bullet"/>
+      <w:lvlText w:val=""/>
+      <w:lvlJc w:val="left"/>
+      <w:pPr>
+        <w:tabs>
+          <w:tab w:val="num" w:pos="5760"/>
+        </w:tabs>
+        <w:ind w:left="5760" w:hanging="360"/>
+      </w:pPr>
+      <w:rPr>
+        <w:rFonts w:ascii="Wingdings" w:hAnsi="Wingdings" w:hint="default"/>
+        <w:sz w:val="20"/>
+      </w:rPr>
+    </w:lvl>
+    <w:lvl w:ilvl="8" w:tentative="1">
+      <w:start w:val="1"/>
+      <w:numFmt w:val="bullet"/>
+      <w:lvlText w:val=""/>
+      <w:lvlJc w:val="left"/>
+      <w:pPr>
+        <w:tabs>
+          <w:tab w:val="num" w:pos="6480"/>
+        </w:tabs>
+        <w:ind w:left="6480" w:hanging="360"/>
+      </w:pPr>
+      <w:rPr>
+        <w:rFonts w:ascii="Wingdings" w:hAnsi="Wingdings" w:hint="default"/>
+        <w:sz w:val="20"/>
+      </w:rPr>
+    </w:lvl>
+  </w:abstractNum>
+  <w:abstractNum w:abstractNumId="19" w15:restartNumberingAfterBreak="0">
+    <w:nsid w:val="64C34B5D"/>
+    <w:multiLevelType w:val="multilevel"/>
+    <w:tmpl w:val="CE344C92"/>
+    <w:lvl w:ilvl="0">
+      <w:start w:val="1"/>
+      <w:numFmt w:val="bullet"/>
+      <w:lvlText w:val=""/>
+      <w:lvlJc w:val="left"/>
+      <w:pPr>
+        <w:tabs>
+          <w:tab w:val="num" w:pos="720"/>
+        </w:tabs>
+        <w:ind w:left="720" w:hanging="360"/>
+      </w:pPr>
+      <w:rPr>
+        <w:rFonts w:ascii="Symbol" w:hAnsi="Symbol" w:hint="default"/>
+        <w:sz w:val="20"/>
+      </w:rPr>
+    </w:lvl>
+    <w:lvl w:ilvl="1">
+      <w:start w:val="1"/>
+      <w:numFmt w:val="bullet"/>
+      <w:lvlText w:val="o"/>
+      <w:lvlJc w:val="left"/>
+      <w:pPr>
+        <w:tabs>
+          <w:tab w:val="num" w:pos="1440"/>
+        </w:tabs>
+        <w:ind w:left="1440" w:hanging="360"/>
+      </w:pPr>
+      <w:rPr>
+        <w:rFonts w:ascii="Courier New" w:hAnsi="Courier New" w:hint="default"/>
+        <w:sz w:val="20"/>
+      </w:rPr>
+    </w:lvl>
+    <w:lvl w:ilvl="2" w:tentative="1">
+      <w:start w:val="1"/>
+      <w:numFmt w:val="bullet"/>
+      <w:lvlText w:val=""/>
+      <w:lvlJc w:val="left"/>
+      <w:pPr>
+        <w:tabs>
+          <w:tab w:val="num" w:pos="2160"/>
+        </w:tabs>
+        <w:ind w:left="2160" w:hanging="360"/>
+      </w:pPr>
+      <w:rPr>
+        <w:rFonts w:ascii="Wingdings" w:hAnsi="Wingdings" w:hint="default"/>
+        <w:sz w:val="20"/>
+      </w:rPr>
+    </w:lvl>
+    <w:lvl w:ilvl="3" w:tentative="1">
+      <w:start w:val="1"/>
+      <w:numFmt w:val="bullet"/>
+      <w:lvlText w:val=""/>
+      <w:lvlJc w:val="left"/>
+      <w:pPr>
+        <w:tabs>
+          <w:tab w:val="num" w:pos="2880"/>
+        </w:tabs>
+        <w:ind w:left="2880" w:hanging="360"/>
+      </w:pPr>
+      <w:rPr>
+        <w:rFonts w:ascii="Wingdings" w:hAnsi="Wingdings" w:hint="default"/>
+        <w:sz w:val="20"/>
+      </w:rPr>
+    </w:lvl>
+    <w:lvl w:ilvl="4" w:tentative="1">
+      <w:start w:val="1"/>
+      <w:numFmt w:val="bullet"/>
+      <w:lvlText w:val=""/>
+      <w:lvlJc w:val="left"/>
+      <w:pPr>
+        <w:tabs>
+          <w:tab w:val="num" w:pos="3600"/>
+        </w:tabs>
+        <w:ind w:left="3600" w:hanging="360"/>
+      </w:pPr>
+      <w:rPr>
+        <w:rFonts w:ascii="Wingdings" w:hAnsi="Wingdings" w:hint="default"/>
+        <w:sz w:val="20"/>
+      </w:rPr>
+    </w:lvl>
+    <w:lvl w:ilvl="5" w:tentative="1">
+      <w:start w:val="1"/>
+      <w:numFmt w:val="bullet"/>
+      <w:lvlText w:val=""/>
+      <w:lvlJc w:val="left"/>
+      <w:pPr>
+        <w:tabs>
+          <w:tab w:val="num" w:pos="4320"/>
+        </w:tabs>
+        <w:ind w:left="4320" w:hanging="360"/>
+      </w:pPr>
+      <w:rPr>
+        <w:rFonts w:ascii="Wingdings" w:hAnsi="Wingdings" w:hint="default"/>
+        <w:sz w:val="20"/>
+      </w:rPr>
+    </w:lvl>
+    <w:lvl w:ilvl="6" w:tentative="1">
+      <w:start w:val="1"/>
+      <w:numFmt w:val="bullet"/>
+      <w:lvlText w:val=""/>
+      <w:lvlJc w:val="left"/>
+      <w:pPr>
+        <w:tabs>
+          <w:tab w:val="num" w:pos="5040"/>
+        </w:tabs>
+        <w:ind w:left="5040" w:hanging="360"/>
+      </w:pPr>
+      <w:rPr>
+        <w:rFonts w:ascii="Wingdings" w:hAnsi="Wingdings" w:hint="default"/>
+        <w:sz w:val="20"/>
+      </w:rPr>
+    </w:lvl>
+    <w:lvl w:ilvl="7" w:tentative="1">
+      <w:start w:val="1"/>
+      <w:numFmt w:val="bullet"/>
+      <w:lvlText w:val=""/>
+      <w:lvlJc w:val="left"/>
+      <w:pPr>
+        <w:tabs>
+          <w:tab w:val="num" w:pos="5760"/>
+        </w:tabs>
+        <w:ind w:left="5760" w:hanging="360"/>
+      </w:pPr>
+      <w:rPr>
+        <w:rFonts w:ascii="Wingdings" w:hAnsi="Wingdings" w:hint="default"/>
+        <w:sz w:val="20"/>
+      </w:rPr>
+    </w:lvl>
+    <w:lvl w:ilvl="8" w:tentative="1">
+      <w:start w:val="1"/>
+      <w:numFmt w:val="bullet"/>
+      <w:lvlText w:val=""/>
+      <w:lvlJc w:val="left"/>
+      <w:pPr>
+        <w:tabs>
+          <w:tab w:val="num" w:pos="6480"/>
+        </w:tabs>
+        <w:ind w:left="6480" w:hanging="360"/>
+      </w:pPr>
+      <w:rPr>
+        <w:rFonts w:ascii="Wingdings" w:hAnsi="Wingdings" w:hint="default"/>
+        <w:sz w:val="20"/>
+      </w:rPr>
+    </w:lvl>
+  </w:abstractNum>
+  <w:abstractNum w:abstractNumId="20" w15:restartNumberingAfterBreak="0">
     <w:nsid w:val="7B7B0393"/>
     <w:multiLevelType w:val="multilevel"/>
     <w:tmpl w:val="87427678"/>
@@ -2454,26 +8901,524 @@
       </w:pPr>
     </w:lvl>
   </w:abstractNum>
+  <w:abstractNum w:abstractNumId="21" w15:restartNumberingAfterBreak="0">
+    <w:nsid w:val="7C605376"/>
+    <w:multiLevelType w:val="multilevel"/>
+    <w:tmpl w:val="5F98AA54"/>
+    <w:lvl w:ilvl="0">
+      <w:start w:val="1"/>
+      <w:numFmt w:val="bullet"/>
+      <w:lvlText w:val=""/>
+      <w:lvlJc w:val="left"/>
+      <w:pPr>
+        <w:tabs>
+          <w:tab w:val="num" w:pos="720"/>
+        </w:tabs>
+        <w:ind w:left="720" w:hanging="360"/>
+      </w:pPr>
+      <w:rPr>
+        <w:rFonts w:ascii="Symbol" w:hAnsi="Symbol" w:hint="default"/>
+        <w:sz w:val="20"/>
+      </w:rPr>
+    </w:lvl>
+    <w:lvl w:ilvl="1">
+      <w:start w:val="1"/>
+      <w:numFmt w:val="bullet"/>
+      <w:lvlText w:val="o"/>
+      <w:lvlJc w:val="left"/>
+      <w:pPr>
+        <w:tabs>
+          <w:tab w:val="num" w:pos="1440"/>
+        </w:tabs>
+        <w:ind w:left="1440" w:hanging="360"/>
+      </w:pPr>
+      <w:rPr>
+        <w:rFonts w:ascii="Courier New" w:hAnsi="Courier New" w:hint="default"/>
+        <w:sz w:val="20"/>
+      </w:rPr>
+    </w:lvl>
+    <w:lvl w:ilvl="2" w:tentative="1">
+      <w:start w:val="1"/>
+      <w:numFmt w:val="bullet"/>
+      <w:lvlText w:val=""/>
+      <w:lvlJc w:val="left"/>
+      <w:pPr>
+        <w:tabs>
+          <w:tab w:val="num" w:pos="2160"/>
+        </w:tabs>
+        <w:ind w:left="2160" w:hanging="360"/>
+      </w:pPr>
+      <w:rPr>
+        <w:rFonts w:ascii="Wingdings" w:hAnsi="Wingdings" w:hint="default"/>
+        <w:sz w:val="20"/>
+      </w:rPr>
+    </w:lvl>
+    <w:lvl w:ilvl="3" w:tentative="1">
+      <w:start w:val="1"/>
+      <w:numFmt w:val="bullet"/>
+      <w:lvlText w:val=""/>
+      <w:lvlJc w:val="left"/>
+      <w:pPr>
+        <w:tabs>
+          <w:tab w:val="num" w:pos="2880"/>
+        </w:tabs>
+        <w:ind w:left="2880" w:hanging="360"/>
+      </w:pPr>
+      <w:rPr>
+        <w:rFonts w:ascii="Wingdings" w:hAnsi="Wingdings" w:hint="default"/>
+        <w:sz w:val="20"/>
+      </w:rPr>
+    </w:lvl>
+    <w:lvl w:ilvl="4" w:tentative="1">
+      <w:start w:val="1"/>
+      <w:numFmt w:val="bullet"/>
+      <w:lvlText w:val=""/>
+      <w:lvlJc w:val="left"/>
+      <w:pPr>
+        <w:tabs>
+          <w:tab w:val="num" w:pos="3600"/>
+        </w:tabs>
+        <w:ind w:left="3600" w:hanging="360"/>
+      </w:pPr>
+      <w:rPr>
+        <w:rFonts w:ascii="Wingdings" w:hAnsi="Wingdings" w:hint="default"/>
+        <w:sz w:val="20"/>
+      </w:rPr>
+    </w:lvl>
+    <w:lvl w:ilvl="5" w:tentative="1">
+      <w:start w:val="1"/>
+      <w:numFmt w:val="bullet"/>
+      <w:lvlText w:val=""/>
+      <w:lvlJc w:val="left"/>
+      <w:pPr>
+        <w:tabs>
+          <w:tab w:val="num" w:pos="4320"/>
+        </w:tabs>
+        <w:ind w:left="4320" w:hanging="360"/>
+      </w:pPr>
+      <w:rPr>
+        <w:rFonts w:ascii="Wingdings" w:hAnsi="Wingdings" w:hint="default"/>
+        <w:sz w:val="20"/>
+      </w:rPr>
+    </w:lvl>
+    <w:lvl w:ilvl="6" w:tentative="1">
+      <w:start w:val="1"/>
+      <w:numFmt w:val="bullet"/>
+      <w:lvlText w:val=""/>
+      <w:lvlJc w:val="left"/>
+      <w:pPr>
+        <w:tabs>
+          <w:tab w:val="num" w:pos="5040"/>
+        </w:tabs>
+        <w:ind w:left="5040" w:hanging="360"/>
+      </w:pPr>
+      <w:rPr>
+        <w:rFonts w:ascii="Wingdings" w:hAnsi="Wingdings" w:hint="default"/>
+        <w:sz w:val="20"/>
+      </w:rPr>
+    </w:lvl>
+    <w:lvl w:ilvl="7" w:tentative="1">
+      <w:start w:val="1"/>
+      <w:numFmt w:val="bullet"/>
+      <w:lvlText w:val=""/>
+      <w:lvlJc w:val="left"/>
+      <w:pPr>
+        <w:tabs>
+          <w:tab w:val="num" w:pos="5760"/>
+        </w:tabs>
+        <w:ind w:left="5760" w:hanging="360"/>
+      </w:pPr>
+      <w:rPr>
+        <w:rFonts w:ascii="Wingdings" w:hAnsi="Wingdings" w:hint="default"/>
+        <w:sz w:val="20"/>
+      </w:rPr>
+    </w:lvl>
+    <w:lvl w:ilvl="8" w:tentative="1">
+      <w:start w:val="1"/>
+      <w:numFmt w:val="bullet"/>
+      <w:lvlText w:val=""/>
+      <w:lvlJc w:val="left"/>
+      <w:pPr>
+        <w:tabs>
+          <w:tab w:val="num" w:pos="6480"/>
+        </w:tabs>
+        <w:ind w:left="6480" w:hanging="360"/>
+      </w:pPr>
+      <w:rPr>
+        <w:rFonts w:ascii="Wingdings" w:hAnsi="Wingdings" w:hint="default"/>
+        <w:sz w:val="20"/>
+      </w:rPr>
+    </w:lvl>
+  </w:abstractNum>
+  <w:abstractNum w:abstractNumId="22" w15:restartNumberingAfterBreak="0">
+    <w:nsid w:val="7C8C5CAF"/>
+    <w:multiLevelType w:val="multilevel"/>
+    <w:tmpl w:val="E9FAAC92"/>
+    <w:lvl w:ilvl="0">
+      <w:start w:val="1"/>
+      <w:numFmt w:val="bullet"/>
+      <w:lvlText w:val=""/>
+      <w:lvlJc w:val="left"/>
+      <w:pPr>
+        <w:tabs>
+          <w:tab w:val="num" w:pos="720"/>
+        </w:tabs>
+        <w:ind w:left="720" w:hanging="360"/>
+      </w:pPr>
+      <w:rPr>
+        <w:rFonts w:ascii="Symbol" w:hAnsi="Symbol" w:hint="default"/>
+        <w:sz w:val="20"/>
+      </w:rPr>
+    </w:lvl>
+    <w:lvl w:ilvl="1" w:tentative="1">
+      <w:start w:val="1"/>
+      <w:numFmt w:val="bullet"/>
+      <w:lvlText w:val="o"/>
+      <w:lvlJc w:val="left"/>
+      <w:pPr>
+        <w:tabs>
+          <w:tab w:val="num" w:pos="1440"/>
+        </w:tabs>
+        <w:ind w:left="1440" w:hanging="360"/>
+      </w:pPr>
+      <w:rPr>
+        <w:rFonts w:ascii="Courier New" w:hAnsi="Courier New" w:hint="default"/>
+        <w:sz w:val="20"/>
+      </w:rPr>
+    </w:lvl>
+    <w:lvl w:ilvl="2" w:tentative="1">
+      <w:start w:val="1"/>
+      <w:numFmt w:val="bullet"/>
+      <w:lvlText w:val=""/>
+      <w:lvlJc w:val="left"/>
+      <w:pPr>
+        <w:tabs>
+          <w:tab w:val="num" w:pos="2160"/>
+        </w:tabs>
+        <w:ind w:left="2160" w:hanging="360"/>
+      </w:pPr>
+      <w:rPr>
+        <w:rFonts w:ascii="Wingdings" w:hAnsi="Wingdings" w:hint="default"/>
+        <w:sz w:val="20"/>
+      </w:rPr>
+    </w:lvl>
+    <w:lvl w:ilvl="3" w:tentative="1">
+      <w:start w:val="1"/>
+      <w:numFmt w:val="bullet"/>
+      <w:lvlText w:val=""/>
+      <w:lvlJc w:val="left"/>
+      <w:pPr>
+        <w:tabs>
+          <w:tab w:val="num" w:pos="2880"/>
+        </w:tabs>
+        <w:ind w:left="2880" w:hanging="360"/>
+      </w:pPr>
+      <w:rPr>
+        <w:rFonts w:ascii="Wingdings" w:hAnsi="Wingdings" w:hint="default"/>
+        <w:sz w:val="20"/>
+      </w:rPr>
+    </w:lvl>
+    <w:lvl w:ilvl="4" w:tentative="1">
+      <w:start w:val="1"/>
+      <w:numFmt w:val="bullet"/>
+      <w:lvlText w:val=""/>
+      <w:lvlJc w:val="left"/>
+      <w:pPr>
+        <w:tabs>
+          <w:tab w:val="num" w:pos="3600"/>
+        </w:tabs>
+        <w:ind w:left="3600" w:hanging="360"/>
+      </w:pPr>
+      <w:rPr>
+        <w:rFonts w:ascii="Wingdings" w:hAnsi="Wingdings" w:hint="default"/>
+        <w:sz w:val="20"/>
+      </w:rPr>
+    </w:lvl>
+    <w:lvl w:ilvl="5" w:tentative="1">
+      <w:start w:val="1"/>
+      <w:numFmt w:val="bullet"/>
+      <w:lvlText w:val=""/>
+      <w:lvlJc w:val="left"/>
+      <w:pPr>
+        <w:tabs>
+          <w:tab w:val="num" w:pos="4320"/>
+        </w:tabs>
+        <w:ind w:left="4320" w:hanging="360"/>
+      </w:pPr>
+      <w:rPr>
+        <w:rFonts w:ascii="Wingdings" w:hAnsi="Wingdings" w:hint="default"/>
+        <w:sz w:val="20"/>
+      </w:rPr>
+    </w:lvl>
+    <w:lvl w:ilvl="6" w:tentative="1">
+      <w:start w:val="1"/>
+      <w:numFmt w:val="bullet"/>
+      <w:lvlText w:val=""/>
+      <w:lvlJc w:val="left"/>
+      <w:pPr>
+        <w:tabs>
+          <w:tab w:val="num" w:pos="5040"/>
+        </w:tabs>
+        <w:ind w:left="5040" w:hanging="360"/>
+      </w:pPr>
+      <w:rPr>
+        <w:rFonts w:ascii="Wingdings" w:hAnsi="Wingdings" w:hint="default"/>
+        <w:sz w:val="20"/>
+      </w:rPr>
+    </w:lvl>
+    <w:lvl w:ilvl="7" w:tentative="1">
+      <w:start w:val="1"/>
+      <w:numFmt w:val="bullet"/>
+      <w:lvlText w:val=""/>
+      <w:lvlJc w:val="left"/>
+      <w:pPr>
+        <w:tabs>
+          <w:tab w:val="num" w:pos="5760"/>
+        </w:tabs>
+        <w:ind w:left="5760" w:hanging="360"/>
+      </w:pPr>
+      <w:rPr>
+        <w:rFonts w:ascii="Wingdings" w:hAnsi="Wingdings" w:hint="default"/>
+        <w:sz w:val="20"/>
+      </w:rPr>
+    </w:lvl>
+    <w:lvl w:ilvl="8" w:tentative="1">
+      <w:start w:val="1"/>
+      <w:numFmt w:val="bullet"/>
+      <w:lvlText w:val=""/>
+      <w:lvlJc w:val="left"/>
+      <w:pPr>
+        <w:tabs>
+          <w:tab w:val="num" w:pos="6480"/>
+        </w:tabs>
+        <w:ind w:left="6480" w:hanging="360"/>
+      </w:pPr>
+      <w:rPr>
+        <w:rFonts w:ascii="Wingdings" w:hAnsi="Wingdings" w:hint="default"/>
+        <w:sz w:val="20"/>
+      </w:rPr>
+    </w:lvl>
+  </w:abstractNum>
+  <w:abstractNum w:abstractNumId="23" w15:restartNumberingAfterBreak="0">
+    <w:nsid w:val="7CAC19EE"/>
+    <w:multiLevelType w:val="multilevel"/>
+    <w:tmpl w:val="F07ECB4E"/>
+    <w:lvl w:ilvl="0">
+      <w:start w:val="1"/>
+      <w:numFmt w:val="bullet"/>
+      <w:lvlText w:val=""/>
+      <w:lvlJc w:val="left"/>
+      <w:pPr>
+        <w:tabs>
+          <w:tab w:val="num" w:pos="720"/>
+        </w:tabs>
+        <w:ind w:left="720" w:hanging="360"/>
+      </w:pPr>
+      <w:rPr>
+        <w:rFonts w:ascii="Symbol" w:hAnsi="Symbol" w:hint="default"/>
+        <w:sz w:val="20"/>
+      </w:rPr>
+    </w:lvl>
+    <w:lvl w:ilvl="1">
+      <w:start w:val="1"/>
+      <w:numFmt w:val="bullet"/>
+      <w:lvlText w:val="o"/>
+      <w:lvlJc w:val="left"/>
+      <w:pPr>
+        <w:tabs>
+          <w:tab w:val="num" w:pos="1440"/>
+        </w:tabs>
+        <w:ind w:left="1440" w:hanging="360"/>
+      </w:pPr>
+      <w:rPr>
+        <w:rFonts w:ascii="Courier New" w:hAnsi="Courier New" w:hint="default"/>
+        <w:sz w:val="20"/>
+      </w:rPr>
+    </w:lvl>
+    <w:lvl w:ilvl="2" w:tentative="1">
+      <w:start w:val="1"/>
+      <w:numFmt w:val="bullet"/>
+      <w:lvlText w:val=""/>
+      <w:lvlJc w:val="left"/>
+      <w:pPr>
+        <w:tabs>
+          <w:tab w:val="num" w:pos="2160"/>
+        </w:tabs>
+        <w:ind w:left="2160" w:hanging="360"/>
+      </w:pPr>
+      <w:rPr>
+        <w:rFonts w:ascii="Wingdings" w:hAnsi="Wingdings" w:hint="default"/>
+        <w:sz w:val="20"/>
+      </w:rPr>
+    </w:lvl>
+    <w:lvl w:ilvl="3" w:tentative="1">
+      <w:start w:val="1"/>
+      <w:numFmt w:val="bullet"/>
+      <w:lvlText w:val=""/>
+      <w:lvlJc w:val="left"/>
+      <w:pPr>
+        <w:tabs>
+          <w:tab w:val="num" w:pos="2880"/>
+        </w:tabs>
+        <w:ind w:left="2880" w:hanging="360"/>
+      </w:pPr>
+      <w:rPr>
+        <w:rFonts w:ascii="Wingdings" w:hAnsi="Wingdings" w:hint="default"/>
+        <w:sz w:val="20"/>
+      </w:rPr>
+    </w:lvl>
+    <w:lvl w:ilvl="4" w:tentative="1">
+      <w:start w:val="1"/>
+      <w:numFmt w:val="bullet"/>
+      <w:lvlText w:val=""/>
+      <w:lvlJc w:val="left"/>
+      <w:pPr>
+        <w:tabs>
+          <w:tab w:val="num" w:pos="3600"/>
+        </w:tabs>
+        <w:ind w:left="3600" w:hanging="360"/>
+      </w:pPr>
+      <w:rPr>
+        <w:rFonts w:ascii="Wingdings" w:hAnsi="Wingdings" w:hint="default"/>
+        <w:sz w:val="20"/>
+      </w:rPr>
+    </w:lvl>
+    <w:lvl w:ilvl="5" w:tentative="1">
+      <w:start w:val="1"/>
+      <w:numFmt w:val="bullet"/>
+      <w:lvlText w:val=""/>
+      <w:lvlJc w:val="left"/>
+      <w:pPr>
+        <w:tabs>
+          <w:tab w:val="num" w:pos="4320"/>
+        </w:tabs>
+        <w:ind w:left="4320" w:hanging="360"/>
+      </w:pPr>
+      <w:rPr>
+        <w:rFonts w:ascii="Wingdings" w:hAnsi="Wingdings" w:hint="default"/>
+        <w:sz w:val="20"/>
+      </w:rPr>
+    </w:lvl>
+    <w:lvl w:ilvl="6" w:tentative="1">
+      <w:start w:val="1"/>
+      <w:numFmt w:val="bullet"/>
+      <w:lvlText w:val=""/>
+      <w:lvlJc w:val="left"/>
+      <w:pPr>
+        <w:tabs>
+          <w:tab w:val="num" w:pos="5040"/>
+        </w:tabs>
+        <w:ind w:left="5040" w:hanging="360"/>
+      </w:pPr>
+      <w:rPr>
+        <w:rFonts w:ascii="Wingdings" w:hAnsi="Wingdings" w:hint="default"/>
+        <w:sz w:val="20"/>
+      </w:rPr>
+    </w:lvl>
+    <w:lvl w:ilvl="7" w:tentative="1">
+      <w:start w:val="1"/>
+      <w:numFmt w:val="bullet"/>
+      <w:lvlText w:val=""/>
+      <w:lvlJc w:val="left"/>
+      <w:pPr>
+        <w:tabs>
+          <w:tab w:val="num" w:pos="5760"/>
+        </w:tabs>
+        <w:ind w:left="5760" w:hanging="360"/>
+      </w:pPr>
+      <w:rPr>
+        <w:rFonts w:ascii="Wingdings" w:hAnsi="Wingdings" w:hint="default"/>
+        <w:sz w:val="20"/>
+      </w:rPr>
+    </w:lvl>
+    <w:lvl w:ilvl="8" w:tentative="1">
+      <w:start w:val="1"/>
+      <w:numFmt w:val="bullet"/>
+      <w:lvlText w:val=""/>
+      <w:lvlJc w:val="left"/>
+      <w:pPr>
+        <w:tabs>
+          <w:tab w:val="num" w:pos="6480"/>
+        </w:tabs>
+        <w:ind w:left="6480" w:hanging="360"/>
+      </w:pPr>
+      <w:rPr>
+        <w:rFonts w:ascii="Wingdings" w:hAnsi="Wingdings" w:hint="default"/>
+        <w:sz w:val="20"/>
+      </w:rPr>
+    </w:lvl>
+  </w:abstractNum>
   <w:num w:numId="1" w16cid:durableId="259527460">
-    <w:abstractNumId w:val="3"/>
+    <w:abstractNumId w:val="12"/>
   </w:num>
   <w:num w:numId="2" w16cid:durableId="879704998">
     <w:abstractNumId w:val="0"/>
   </w:num>
   <w:num w:numId="3" w16cid:durableId="1532840959">
+    <w:abstractNumId w:val="5"/>
+  </w:num>
+  <w:num w:numId="4" w16cid:durableId="217254206">
+    <w:abstractNumId w:val="8"/>
+  </w:num>
+  <w:num w:numId="5" w16cid:durableId="104690041">
+    <w:abstractNumId w:val="13"/>
+  </w:num>
+  <w:num w:numId="6" w16cid:durableId="977303091">
+    <w:abstractNumId w:val="20"/>
+  </w:num>
+  <w:num w:numId="7" w16cid:durableId="154805591">
+    <w:abstractNumId w:val="14"/>
+  </w:num>
+  <w:num w:numId="8" w16cid:durableId="2107118861">
+    <w:abstractNumId w:val="22"/>
+  </w:num>
+  <w:num w:numId="9" w16cid:durableId="1015883019">
+    <w:abstractNumId w:val="15"/>
+  </w:num>
+  <w:num w:numId="10" w16cid:durableId="2052461823">
+    <w:abstractNumId w:val="18"/>
+  </w:num>
+  <w:num w:numId="11" w16cid:durableId="182594578">
+    <w:abstractNumId w:val="11"/>
+  </w:num>
+  <w:num w:numId="12" w16cid:durableId="1724794609">
+    <w:abstractNumId w:val="21"/>
+  </w:num>
+  <w:num w:numId="13" w16cid:durableId="840856543">
+    <w:abstractNumId w:val="16"/>
+  </w:num>
+  <w:num w:numId="14" w16cid:durableId="1840997350">
+    <w:abstractNumId w:val="4"/>
+  </w:num>
+  <w:num w:numId="15" w16cid:durableId="1955938717">
+    <w:abstractNumId w:val="7"/>
+  </w:num>
+  <w:num w:numId="16" w16cid:durableId="1671248984">
+    <w:abstractNumId w:val="6"/>
+  </w:num>
+  <w:num w:numId="17" w16cid:durableId="1126389375">
+    <w:abstractNumId w:val="10"/>
+  </w:num>
+  <w:num w:numId="18" w16cid:durableId="2065592111">
+    <w:abstractNumId w:val="2"/>
+  </w:num>
+  <w:num w:numId="19" w16cid:durableId="949623396">
+    <w:abstractNumId w:val="17"/>
+  </w:num>
+  <w:num w:numId="20" w16cid:durableId="606353486">
+    <w:abstractNumId w:val="3"/>
+  </w:num>
+  <w:num w:numId="21" w16cid:durableId="205918572">
+    <w:abstractNumId w:val="9"/>
+  </w:num>
+  <w:num w:numId="22" w16cid:durableId="771127833">
     <w:abstractNumId w:val="1"/>
   </w:num>
-  <w:num w:numId="4" w16cid:durableId="217254206">
-    <w:abstractNumId w:val="2"/>
+  <w:num w:numId="23" w16cid:durableId="1783261416">
+    <w:abstractNumId w:val="19"/>
   </w:num>
-  <w:num w:numId="5" w16cid:durableId="104690041">
-    <w:abstractNumId w:val="4"/>
-  </w:num>
-  <w:num w:numId="6" w16cid:durableId="977303091">
-    <w:abstractNumId w:val="6"/>
-  </w:num>
-  <w:num w:numId="7" w16cid:durableId="154805591">
-    <w:abstractNumId w:val="5"/>
+  <w:num w:numId="24" w16cid:durableId="1953978715">
+    <w:abstractNumId w:val="23"/>
   </w:num>
 </w:numbering>
 </file>
@@ -2906,7 +9851,6 @@
     <w:next w:val="Normal"/>
     <w:link w:val="Ttulo2Car"/>
     <w:uiPriority w:val="9"/>
-    <w:semiHidden/>
     <w:unhideWhenUsed/>
     <w:qFormat/>
     <w:rsid w:val="00A37E53"/>
@@ -3122,7 +10066,6 @@
     <w:basedOn w:val="Fuentedeprrafopredeter"/>
     <w:link w:val="Ttulo2"/>
     <w:uiPriority w:val="9"/>
-    <w:semiHidden/>
     <w:rsid w:val="00A37E53"/>
     <w:rPr>
       <w:rFonts w:asciiTheme="majorHAnsi" w:eastAsiaTheme="majorEastAsia" w:hAnsiTheme="majorHAnsi" w:cstheme="majorBidi"/>
